--- a/0013_platform_stack_and_sync/0013_platform_stack_and_sync.docx
+++ b/0013_platform_stack_and_sync/0013_platform_stack_and_sync.docx
@@ -2,15 +2,24 @@
 <file path=word/document.xml><?xml version="1.0" encoding="utf-8"?>
 <w:document xmlns:w="http://schemas.openxmlformats.org/wordprocessingml/2006/main" xmlns:m="http://schemas.openxmlformats.org/officeDocument/2006/math" xmlns:r="http://schemas.openxmlformats.org/officeDocument/2006/relationships" xmlns:o="urn:schemas-microsoft-com:office:office" xmlns:v="urn:schemas-microsoft-com:vml" xmlns:w10="urn:schemas-microsoft-com:office:word" xmlns:a="http://schemas.openxmlformats.org/drawingml/2006/main" xmlns:pic="http://schemas.openxmlformats.org/drawingml/2006/picture" xmlns:wp="http://schemas.openxmlformats.org/drawingml/2006/wordprocessingDrawing">
   <w:body>
+    <w:bookmarkStart w:id="12" w:name="iteration-0013-platform-stack-sync-setup"/>
     <w:p>
       <w:pPr>
         <w:pStyle w:val="Heading1"/>
       </w:pPr>
-      <w:bookmarkStart w:id="20" w:name="iteration-0013-platform-stack-sync-setup"/>
       <w:r>
         <w:t xml:space="preserve">Iteration 0013 — Platform Stack &amp; Sync Setup</w:t>
       </w:r>
-      <w:bookmarkEnd w:id="20"/>
+    </w:p>
+    <w:p>
+      <w:pPr>
+        <w:pStyle w:val="Heading2"/>
+      </w:pPr>
+      <w:bookmarkStart w:id="9" w:name="X15fe45fd35a3898cec2809a953f74255a18bbe7"/>
+      <w:r>
+        <w:t xml:space="preserve">WARNING: AS-BUILT CORRECTION — 2026-06-07 (reconciled to live site + origin/main @ 34347c3c)</w:t>
+      </w:r>
+      <w:bookmarkEnd w:id="9"/>
     </w:p>
     <w:p>
       <w:pPr>
@@ -19,6 +28,357 @@
       <w:r>
         <w:rPr>
           <w:b/>
+          <w:bCs/>
+        </w:rPr>
+        <w:t xml:space="preserve">This spec is HISTORICAL.</w:t>
+      </w:r>
+      <w:r>
+        <w:t xml:space="preserve"> </w:t>
+      </w:r>
+      <w:r>
+        <w:t xml:space="preserve">Authoritative current state = the live site (www.setnayan.com) + shipped code +</w:t>
+      </w:r>
+      <w:r>
+        <w:t xml:space="preserve"> </w:t>
+      </w:r>
+      <w:r>
+        <w:rPr>
+          <w:rStyle w:val="VerbatimChar"/>
+        </w:rPr>
+        <w:t xml:space="preserve">AS_BUILT_GROUND_TRUTH_2026-06-07.md</w:t>
+      </w:r>
+      <w:r>
+        <w:t xml:space="preserve">. Deltas vs what actually shipped:</w:t>
+      </w:r>
+      <w:r>
+        <w:t xml:space="preserve"> </w:t>
+      </w:r>
+      <w:r>
+        <w:t xml:space="preserve">-</w:t>
+      </w:r>
+      <w:r>
+        <w:t xml:space="preserve"> </w:t>
+      </w:r>
+      <w:r>
+        <w:rPr>
+          <w:b/>
+          <w:bCs/>
+        </w:rPr>
+        <w:t xml:space="preserve">Stack confirmed:</w:t>
+      </w:r>
+      <w:r>
+        <w:t xml:space="preserve"> </w:t>
+      </w:r>
+      <w:r>
+        <w:t xml:space="preserve">Next.js</w:t>
+      </w:r>
+      <w:r>
+        <w:t xml:space="preserve"> </w:t>
+      </w:r>
+      <w:r>
+        <w:rPr>
+          <w:rStyle w:val="VerbatimChar"/>
+        </w:rPr>
+        <w:t xml:space="preserve">apps/web</w:t>
+      </w:r>
+      <w:r>
+        <w:t xml:space="preserve"> </w:t>
+      </w:r>
+      <w:r>
+        <w:t xml:space="preserve">on Vercel + Supabase (Singapore) + Cloudflare R2 + GitHub are all live and wired, plus Resend email (</w:t>
+      </w:r>
+      <w:r>
+        <w:rPr>
+          <w:rStyle w:val="VerbatimChar"/>
+        </w:rPr>
+        <w:t xml:space="preserve">lib/email.ts</w:t>
+      </w:r>
+      <w:r>
+        <w:t xml:space="preserve">), R2 helpers (</w:t>
+      </w:r>
+      <w:r>
+        <w:rPr>
+          <w:rStyle w:val="VerbatimChar"/>
+        </w:rPr>
+        <w:t xml:space="preserve">lib/r2.ts</w:t>
+      </w:r>
+      <w:r>
+        <w:t xml:space="preserve">), and YouTube/Panood (</w:t>
+      </w:r>
+      <w:r>
+        <w:rPr>
+          <w:rStyle w:val="VerbatimChar"/>
+        </w:rPr>
+        <w:t xml:space="preserve">lib/panood-youtube.ts</w:t>
+      </w:r>
+      <w:r>
+        <w:t xml:space="preserve">). Auth + RLS + realtime are real.</w:t>
+      </w:r>
+      <w:r>
+        <w:t xml:space="preserve"> </w:t>
+      </w:r>
+      <w:r>
+        <w:t xml:space="preserve">-</w:t>
+      </w:r>
+      <w:r>
+        <w:t xml:space="preserve"> </w:t>
+      </w:r>
+      <w:r>
+        <w:rPr>
+          <w:b/>
+          <w:bCs/>
+        </w:rPr>
+        <w:t xml:space="preserve">Native is NOT the Swift/Kotlin/Tauri skeletons in Steps B5–B7.</w:t>
+      </w:r>
+      <w:r>
+        <w:t xml:space="preserve"> </w:t>
+      </w:r>
+      <w:r>
+        <w:t xml:space="preserve">The shipped native shell is a single</w:t>
+      </w:r>
+      <w:r>
+        <w:t xml:space="preserve"> </w:t>
+      </w:r>
+      <w:r>
+        <w:rPr>
+          <w:b/>
+          <w:bCs/>
+        </w:rPr>
+        <w:t xml:space="preserve">Capacitor remote-URL WebView</w:t>
+      </w:r>
+      <w:r>
+        <w:t xml:space="preserve"> </w:t>
+      </w:r>
+      <w:r>
+        <w:t xml:space="preserve">(</w:t>
+      </w:r>
+      <w:r>
+        <w:rPr>
+          <w:rStyle w:val="VerbatimChar"/>
+        </w:rPr>
+        <w:t xml:space="preserve">apps/mobile</w:t>
+      </w:r>
+      <w:r>
+        <w:t xml:space="preserve">, Android built, iOS pending Xcode) that loads the hosted server-rendered site — there is no separate</w:t>
+      </w:r>
+      <w:r>
+        <w:t xml:space="preserve"> </w:t>
+      </w:r>
+      <w:r>
+        <w:rPr>
+          <w:rStyle w:val="VerbatimChar"/>
+        </w:rPr>
+        <w:t xml:space="preserve">ios/</w:t>
+      </w:r>
+      <w:r>
+        <w:t xml:space="preserve">,</w:t>
+      </w:r>
+      <w:r>
+        <w:t xml:space="preserve"> </w:t>
+      </w:r>
+      <w:r>
+        <w:rPr>
+          <w:rStyle w:val="VerbatimChar"/>
+        </w:rPr>
+        <w:t xml:space="preserve">android/</w:t>
+      </w:r>
+      <w:r>
+        <w:t xml:space="preserve">, or</w:t>
+      </w:r>
+      <w:r>
+        <w:t xml:space="preserve"> </w:t>
+      </w:r>
+      <w:r>
+        <w:rPr>
+          <w:rStyle w:val="VerbatimChar"/>
+        </w:rPr>
+        <w:t xml:space="preserve">desktop-macos/</w:t>
+      </w:r>
+      <w:r>
+        <w:t xml:space="preserve"> </w:t>
+      </w:r>
+      <w:r>
+        <w:t xml:space="preserve">Tauri tree. The macOS Tauri desktop wrapper is likewise not the current path.</w:t>
+      </w:r>
+      <w:r>
+        <w:t xml:space="preserve"> </w:t>
+      </w:r>
+      <w:r>
+        <w:t xml:space="preserve">-</w:t>
+      </w:r>
+      <w:r>
+        <w:t xml:space="preserve"> </w:t>
+      </w:r>
+      <w:r>
+        <w:rPr>
+          <w:b/>
+          <w:bCs/>
+        </w:rPr>
+        <w:t xml:space="preserve">Service-catalog seed (Step B9 / Test C6) is superseded.</w:t>
+      </w:r>
+      <w:r>
+        <w:t xml:space="preserve"> </w:t>
+      </w:r>
+      <w:r>
+        <w:t xml:space="preserve">SKUs live in</w:t>
+      </w:r>
+      <w:r>
+        <w:t xml:space="preserve"> </w:t>
+      </w:r>
+      <w:r>
+        <w:rPr>
+          <w:rStyle w:val="VerbatimChar"/>
+        </w:rPr>
+        <w:t xml:space="preserve">lib/sku-catalog.ts</w:t>
+      </w:r>
+      <w:r>
+        <w:t xml:space="preserve"> </w:t>
+      </w:r>
+      <w:r>
+        <w:t xml:space="preserve">(apply-then-pay 0034 model), NOT a token-pack-seeded</w:t>
+      </w:r>
+      <w:r>
+        <w:t xml:space="preserve"> </w:t>
+      </w:r>
+      <w:r>
+        <w:rPr>
+          <w:rStyle w:val="VerbatimChar"/>
+        </w:rPr>
+        <w:t xml:space="preserve">service_catalog</w:t>
+      </w:r>
+      <w:r>
+        <w:t xml:space="preserve">. The C6 expected rows (</w:t>
+      </w:r>
+      <w:r>
+        <w:rPr>
+          <w:rStyle w:val="VerbatimChar"/>
+        </w:rPr>
+        <w:t xml:space="preserve">panood_base</w:t>
+      </w:r>
+      <w:r>
+        <w:t xml:space="preserve"> </w:t>
+      </w:r>
+      <w:r>
+        <w:t xml:space="preserve">etc.) are stale; the live SKU set + prices = the ground-truth catalog. Customer token wallet (0003) is RETIRED.</w:t>
+      </w:r>
+      <w:r>
+        <w:t xml:space="preserve"> </w:t>
+      </w:r>
+      <w:r>
+        <w:t xml:space="preserve">-</w:t>
+      </w:r>
+      <w:r>
+        <w:t xml:space="preserve"> </w:t>
+      </w:r>
+      <w:r>
+        <w:rPr>
+          <w:b/>
+          <w:bCs/>
+        </w:rPr>
+        <w:t xml:space="preserve">Payment (Step A7 / Setnayan Pay):</w:t>
+      </w:r>
+      <w:r>
+        <w:t xml:space="preserve"> </w:t>
+      </w:r>
+      <w:r>
+        <w:t xml:space="preserve">apply-then-pay with</w:t>
+      </w:r>
+      <w:r>
+        <w:t xml:space="preserve"> </w:t>
+      </w:r>
+      <w:r>
+        <w:rPr>
+          <w:b/>
+          <w:bCs/>
+        </w:rPr>
+        <w:t xml:space="preserve">manual admin approval</w:t>
+      </w:r>
+      <w:r>
+        <w:t xml:space="preserve"> </w:t>
+      </w:r>
+      <w:r>
+        <w:t xml:space="preserve">is correct, but vendor↔customer money is</w:t>
+      </w:r>
+      <w:r>
+        <w:t xml:space="preserve"> </w:t>
+      </w:r>
+      <w:r>
+        <w:rPr>
+          <w:b/>
+          <w:bCs/>
+        </w:rPr>
+        <w:t xml:space="preserve">OFF-PLATFORM (0% commission)</w:t>
+      </w:r>
+      <w:r>
+        <w:t xml:space="preserve"> </w:t>
+      </w:r>
+      <w:r>
+        <w:t xml:space="preserve">— Setnayan never charges or holds it. No automated gateway, no card charge anywhere in V1.</w:t>
+      </w:r>
+      <w:r>
+        <w:t xml:space="preserve"> </w:t>
+      </w:r>
+      <w:r>
+        <w:t xml:space="preserve">-</w:t>
+      </w:r>
+      <w:r>
+        <w:t xml:space="preserve"> </w:t>
+      </w:r>
+      <w:r>
+        <w:rPr>
+          <w:b/>
+          <w:bCs/>
+        </w:rPr>
+        <w:t xml:space="preserve">Domain:</w:t>
+      </w:r>
+      <w:r>
+        <w:t xml:space="preserve"> </w:t>
+      </w:r>
+      <w:r>
+        <w:t xml:space="preserve">production is</w:t>
+      </w:r>
+      <w:r>
+        <w:t xml:space="preserve"> </w:t>
+      </w:r>
+      <w:r>
+        <w:rPr>
+          <w:rStyle w:val="VerbatimChar"/>
+        </w:rPr>
+        <w:t xml:space="preserve">setnayan.com</w:t>
+      </w:r>
+      <w:r>
+        <w:t xml:space="preserve"> </w:t>
+      </w:r>
+      <w:r>
+        <w:t xml:space="preserve">(the historical “” / pre-rename references are dead).</w:t>
+      </w:r>
+    </w:p>
+    <w:p>
+      <w:pPr>
+        <w:pStyle w:val="BlockText"/>
+      </w:pPr>
+      <w:r>
+        <w:t xml:space="preserve">When this body disagrees with the above,</w:t>
+      </w:r>
+      <w:r>
+        <w:t xml:space="preserve"> </w:t>
+      </w:r>
+      <w:r>
+        <w:rPr>
+          <w:b/>
+          <w:bCs/>
+        </w:rPr>
+        <w:t xml:space="preserve">the above wins.</w:t>
+      </w:r>
+    </w:p>
+    <w:p>
+      <w:pPr>
+        <w:pStyle w:val="BlockText"/>
+      </w:pPr>
+      <w:r>
+        <w:rPr>
+          <w:b/>
+          <w:bCs/>
         </w:rPr>
         <w:t xml:space="preserve">Refresh banner — 2026-05-12.</w:t>
       </w:r>
@@ -34,6 +394,7 @@
       <w:r>
         <w:rPr>
           <w:b/>
+          <w:bCs/>
         </w:rPr>
         <w:t xml:space="preserve">Token wallet retired.</w:t>
       </w:r>
@@ -88,6 +449,7 @@
       <w:r>
         <w:rPr>
           <w:b/>
+          <w:bCs/>
         </w:rPr>
         <w:t xml:space="preserve">PayMongo removed from V1.</w:t>
       </w:r>
@@ -103,6 +465,7 @@
       <w:r>
         <w:rPr>
           <w:b/>
+          <w:bCs/>
         </w:rPr>
         <w:t xml:space="preserve">Setnayan Pay (manual reconciliation per 0034)</w:t>
       </w:r>
@@ -118,6 +481,7 @@
       <w:r>
         <w:rPr>
           <w:b/>
+          <w:bCs/>
         </w:rPr>
         <w:t xml:space="preserve">Brand rename.</w:t>
       </w:r>
@@ -134,7 +498,7 @@
         <w:rPr>
           <w:rStyle w:val="VerbatimChar"/>
         </w:rPr>
-        <w:t>setnayan.com</w:t>
+        <w:t xml:space="preserve">setnayan.com</w:t>
       </w:r>
       <w:r>
         <w:t xml:space="preserve"> </w:t>
@@ -164,7 +528,7 @@
         <w:rPr>
           <w:rStyle w:val="VerbatimChar"/>
         </w:rPr>
-        <w:t>setnayan.com</w:t>
+        <w:t xml:space="preserve">setnayan.com</w:t>
       </w:r>
       <w:r>
         <w:t xml:space="preserve"> </w:t>
@@ -192,6 +556,7 @@
       <w:r>
         <w:rPr>
           <w:b/>
+          <w:bCs/>
         </w:rPr>
         <w:t xml:space="preserve">Native strategy locked 2026-05-12.</w:t>
       </w:r>
@@ -222,6 +587,7 @@
       <w:r>
         <w:rPr>
           <w:b/>
+          <w:bCs/>
         </w:rPr>
         <w:t xml:space="preserve">future-evaluation scope only — not V1</w:t>
       </w:r>
@@ -236,6 +602,7 @@
       <w:r>
         <w:rPr>
           <w:b/>
+          <w:bCs/>
         </w:rPr>
         <w:t xml:space="preserve">Iteration number:</w:t>
       </w:r>
@@ -251,6 +618,7 @@
       <w:r>
         <w:rPr>
           <w:b/>
+          <w:bCs/>
         </w:rPr>
         <w:t xml:space="preserve">Topic:</w:t>
       </w:r>
@@ -266,6 +634,7 @@
       <w:r>
         <w:rPr>
           <w:b/>
+          <w:bCs/>
         </w:rPr>
         <w:t xml:space="preserve">Surface:</w:t>
       </w:r>
@@ -281,6 +650,7 @@
       <w:r>
         <w:rPr>
           <w:b/>
+          <w:bCs/>
         </w:rPr>
         <w:t xml:space="preserve">Build order:</w:t>
       </w:r>
@@ -290,6 +660,7 @@
       <w:r>
         <w:rPr>
           <w:b/>
+          <w:bCs/>
         </w:rPr>
         <w:t xml:space="preserve">SPRINT ZERO — must ship before 0000 even though it’s numbered 0013.</w:t>
       </w:r>
@@ -303,13 +674,7 @@
         <w:t xml:space="preserve"> </w:t>
       </w:r>
       <w:r>
-        <w:t xml:space="preserve">“</w:t>
-      </w:r>
-      <w:r>
-        <w:t xml:space="preserve">this comes first.</w:t>
-      </w:r>
-      <w:r>
-        <w:t xml:space="preserve">”</w:t>
+        <w:t xml:space="preserve">“this comes first.”</w:t>
       </w:r>
       <w:r>
         <w:t xml:space="preserve"> </w:t>
@@ -317,6 +682,7 @@
       <w:r>
         <w:rPr>
           <w:b/>
+          <w:bCs/>
         </w:rPr>
         <w:t xml:space="preserve">Status:</w:t>
       </w:r>
@@ -332,6 +698,7 @@
       <w:r>
         <w:rPr>
           <w:b/>
+          <w:bCs/>
         </w:rPr>
         <w:t xml:space="preserve">Companion specs:</w:t>
       </w:r>
@@ -349,22 +716,21 @@
         </w:pict>
       </w:r>
     </w:p>
+    <w:bookmarkStart w:id="10" w:name="what-this-iteration-delivers"/>
     <w:p>
       <w:pPr>
         <w:pStyle w:val="Heading2"/>
       </w:pPr>
-      <w:bookmarkStart w:id="21" w:name="what-this-iteration-delivers"/>
       <w:r>
         <w:t xml:space="preserve">What this iteration delivers</w:t>
       </w:r>
-      <w:bookmarkEnd w:id="21"/>
     </w:p>
     <w:p>
       <w:pPr>
         <w:pStyle w:val="FirstParagraph"/>
       </w:pPr>
       <w:r>
-        <w:t>A working Setnayan platform you can deploy, sign in to, and verify works end-to-end across web, iOS, Android, and macOS — before any single feature iteration is built on top of it.</w:t>
+        <w:t xml:space="preserve">A working Setnayan platform you can deploy, sign in to, and verify works end-to-end across web, iOS, Android, and macOS — before any single feature iteration is built on top of it.</w:t>
       </w:r>
     </w:p>
     <w:p>
@@ -377,15 +743,16 @@
     </w:p>
     <w:p>
       <w:pPr>
+        <w:pStyle w:val="Compact"/>
         <w:numPr>
           <w:ilvl w:val="0"/>
           <w:numId w:val="1001"/>
         </w:numPr>
-        <w:pStyle w:val="Compact"/>
       </w:pPr>
       <w:r>
         <w:rPr>
           <w:b/>
+          <w:bCs/>
         </w:rPr>
         <w:t xml:space="preserve">All your accounts are created</w:t>
       </w:r>
@@ -398,15 +765,16 @@
     </w:p>
     <w:p>
       <w:pPr>
+        <w:pStyle w:val="Compact"/>
         <w:numPr>
           <w:ilvl w:val="0"/>
           <w:numId w:val="1001"/>
         </w:numPr>
-        <w:pStyle w:val="Compact"/>
       </w:pPr>
       <w:r>
         <w:rPr>
           <w:b/>
+          <w:bCs/>
         </w:rPr>
         <w:t xml:space="preserve">The codebase skeleton runs</w:t>
       </w:r>
@@ -434,15 +802,16 @@
     </w:p>
     <w:p>
       <w:pPr>
+        <w:pStyle w:val="Compact"/>
         <w:numPr>
           <w:ilvl w:val="0"/>
           <w:numId w:val="1001"/>
         </w:numPr>
-        <w:pStyle w:val="Compact"/>
       </w:pPr>
       <w:r>
         <w:rPr>
           <w:b/>
+          <w:bCs/>
         </w:rPr>
         <w:t xml:space="preserve">Sync works across platforms</w:t>
       </w:r>
@@ -468,15 +837,15 @@
         </w:pict>
       </w:r>
     </w:p>
+    <w:bookmarkEnd w:id="10"/>
+    <w:bookmarkStart w:id="11" w:name="how-this-document-is-organized"/>
     <w:p>
       <w:pPr>
         <w:pStyle w:val="Heading2"/>
       </w:pPr>
-      <w:bookmarkStart w:id="22" w:name="how-this-document-is-organized"/>
       <w:r>
         <w:t xml:space="preserve">How this document is organized</w:t>
       </w:r>
-      <w:bookmarkEnd w:id="22"/>
     </w:p>
     <w:p>
       <w:pPr>
@@ -488,15 +857,16 @@
     </w:p>
     <w:p>
       <w:pPr>
+        <w:pStyle w:val="Compact"/>
         <w:numPr>
           <w:ilvl w:val="0"/>
           <w:numId w:val="1002"/>
         </w:numPr>
-        <w:pStyle w:val="Compact"/>
       </w:pPr>
       <w:r>
         <w:rPr>
           <w:b/>
+          <w:bCs/>
         </w:rPr>
         <w:t xml:space="preserve">Section A — User Setup Checklist.</w:t>
       </w:r>
@@ -512,6 +882,7 @@
       <w:r>
         <w:rPr>
           <w:b/>
+          <w:bCs/>
         </w:rPr>
         <w:t xml:space="preserve">you, the user</w:t>
       </w:r>
@@ -521,15 +892,16 @@
     </w:p>
     <w:p>
       <w:pPr>
+        <w:pStyle w:val="Compact"/>
         <w:numPr>
           <w:ilvl w:val="0"/>
           <w:numId w:val="1002"/>
         </w:numPr>
-        <w:pStyle w:val="Compact"/>
       </w:pPr>
       <w:r>
         <w:rPr>
           <w:b/>
+          <w:bCs/>
         </w:rPr>
         <w:t xml:space="preserve">Section B — Claude Code Implementation Guide.</w:t>
       </w:r>
@@ -545,6 +917,7 @@
       <w:r>
         <w:rPr>
           <w:b/>
+          <w:bCs/>
         </w:rPr>
         <w:t xml:space="preserve">Claude Code</w:t>
       </w:r>
@@ -557,15 +930,16 @@
     </w:p>
     <w:p>
       <w:pPr>
+        <w:pStyle w:val="Compact"/>
         <w:numPr>
           <w:ilvl w:val="0"/>
           <w:numId w:val="1002"/>
         </w:numPr>
-        <w:pStyle w:val="Compact"/>
       </w:pPr>
       <w:r>
         <w:rPr>
           <w:b/>
+          <w:bCs/>
         </w:rPr>
         <w:t xml:space="preserve">Section C — Integration Tests.</w:t>
       </w:r>
@@ -581,6 +955,7 @@
       <w:r>
         <w:rPr>
           <w:b/>
+          <w:bCs/>
         </w:rPr>
         <w:t xml:space="preserve">both of us together</w:t>
       </w:r>
@@ -606,15 +981,16 @@
         </w:pict>
       </w:r>
     </w:p>
+    <w:bookmarkEnd w:id="11"/>
+    <w:bookmarkEnd w:id="12"/>
+    <w:bookmarkStart w:id="29" w:name="section-a-user-setup-checklist"/>
     <w:p>
       <w:pPr>
         <w:pStyle w:val="Heading1"/>
       </w:pPr>
-      <w:bookmarkStart w:id="23" w:name="section-a-user-setup-checklist"/>
       <w:r>
         <w:t xml:space="preserve">Section A — User Setup Checklist</w:t>
       </w:r>
-      <w:bookmarkEnd w:id="23"/>
     </w:p>
     <w:p>
       <w:pPr>
@@ -639,15 +1015,14 @@
         <w:t xml:space="preserve">file or the Vercel/Supabase dashboard secrets.</w:t>
       </w:r>
     </w:p>
+    <w:bookmarkStart w:id="13" w:name="step-a1-domain-15-min"/>
     <w:p>
       <w:pPr>
         <w:pStyle w:val="Heading2"/>
       </w:pPr>
-      <w:bookmarkStart w:id="24" w:name="step-a1-domain-15-min"/>
       <w:r>
         <w:t xml:space="preserve">Step A1 — Domain (15 min)</w:t>
       </w:r>
-      <w:bookmarkEnd w:id="24"/>
     </w:p>
     <w:p>
       <w:pPr>
@@ -659,11 +1034,11 @@
     </w:p>
     <w:p>
       <w:pPr>
+        <w:pStyle w:val="Compact"/>
         <w:numPr>
           <w:ilvl w:val="0"/>
           <w:numId w:val="1003"/>
         </w:numPr>
-        <w:pStyle w:val="Compact"/>
       </w:pPr>
       <w:r>
         <w:t xml:space="preserve">Go to a domain registrar (Namecheap, Google Domains, Cloudflare Registrar — Cloudflare’s the cheapest with no markup).</w:t>
@@ -671,11 +1046,11 @@
     </w:p>
     <w:p>
       <w:pPr>
+        <w:pStyle w:val="Compact"/>
         <w:numPr>
           <w:ilvl w:val="0"/>
           <w:numId w:val="1003"/>
         </w:numPr>
-        <w:pStyle w:val="Compact"/>
       </w:pPr>
       <w:r>
         <w:t xml:space="preserve">Buy</w:t>
@@ -714,38 +1089,22 @@
         <w:rPr>
           <w:rStyle w:val="VerbatimChar"/>
         </w:rPr>
-        <w:t>setnayan.com</w:t>
-      </w:r>
-      <w:r>
-        <w:t xml:space="preserve"> </w:t>
-      </w:r>
-      <w:r>
-        <w:t xml:space="preserve">domain is kept on file for the</w:t>
-      </w:r>
-      <w:r>
-        <w:t xml:space="preserve"> </w:t>
-      </w:r>
-      <w:r>
-        <w:t xml:space="preserve">“</w:t>
-      </w:r>
-      <w:r/>
-      <w:r>
-        <w:t xml:space="preserve">”</w:t>
-      </w:r>
-      <w:r>
-        <w:t xml:space="preserve"> </w:t>
-      </w:r>
-      <w:r>
-        <w:t xml:space="preserve">footer redirect period (90 days post-launch).</w:t>
-      </w:r>
-    </w:p>
-    <w:p>
-      <w:pPr>
+        <w:t xml:space="preserve">setnayan.com</w:t>
+      </w:r>
+      <w:r>
+        <w:t xml:space="preserve"> </w:t>
+      </w:r>
+      <w:r>
+        <w:t xml:space="preserve">domain is kept on file for the “” footer redirect period (90 days post-launch).</w:t>
+      </w:r>
+    </w:p>
+    <w:p>
+      <w:pPr>
+        <w:pStyle w:val="Compact"/>
         <w:numPr>
           <w:ilvl w:val="0"/>
           <w:numId w:val="1003"/>
         </w:numPr>
-        <w:pStyle w:val="Compact"/>
       </w:pPr>
       <w:r>
         <w:t xml:space="preserve">Note the domain control panel login.</w:t>
@@ -758,6 +1117,7 @@
       <w:r>
         <w:rPr>
           <w:b/>
+          <w:bCs/>
         </w:rPr>
         <w:t xml:space="preserve">You’ll provide Claude Code:</w:t>
       </w:r>
@@ -780,23 +1140,23 @@
         <w:t xml:space="preserve">).</w:t>
       </w:r>
     </w:p>
+    <w:bookmarkEnd w:id="13"/>
+    <w:bookmarkStart w:id="14" w:name="step-a2-github-repository-10-min"/>
     <w:p>
       <w:pPr>
         <w:pStyle w:val="Heading2"/>
       </w:pPr>
-      <w:bookmarkStart w:id="25" w:name="step-a2-github-repository-10-min"/>
       <w:r>
         <w:t xml:space="preserve">Step A2 — GitHub repository (10 min)</w:t>
       </w:r>
-      <w:bookmarkEnd w:id="25"/>
-    </w:p>
-    <w:p>
-      <w:pPr>
+    </w:p>
+    <w:p>
+      <w:pPr>
+        <w:pStyle w:val="Compact"/>
         <w:numPr>
           <w:ilvl w:val="0"/>
           <w:numId w:val="1004"/>
         </w:numPr>
-        <w:pStyle w:val="Compact"/>
       </w:pPr>
       <w:r>
         <w:t xml:space="preserve">Sign in to https://github.com (or sign up if you don’t have an account).</w:t>
@@ -804,11 +1164,11 @@
     </w:p>
     <w:p>
       <w:pPr>
+        <w:pStyle w:val="Compact"/>
         <w:numPr>
           <w:ilvl w:val="0"/>
           <w:numId w:val="1004"/>
         </w:numPr>
-        <w:pStyle w:val="Compact"/>
       </w:pPr>
       <w:r>
         <w:t xml:space="preserve">Create a new repository called</w:t>
@@ -820,7 +1180,7 @@
         <w:rPr>
           <w:rStyle w:val="VerbatimChar"/>
         </w:rPr>
-        <w:t>setnayan</w:t>
+        <w:t xml:space="preserve">setnayan</w:t>
       </w:r>
       <w:r>
         <w:t xml:space="preserve"> </w:t>
@@ -831,11 +1191,11 @@
     </w:p>
     <w:p>
       <w:pPr>
+        <w:pStyle w:val="Compact"/>
         <w:numPr>
           <w:ilvl w:val="0"/>
           <w:numId w:val="1004"/>
         </w:numPr>
-        <w:pStyle w:val="Compact"/>
       </w:pPr>
       <w:r>
         <w:t xml:space="preserve">Don’t initialize with a README — Claude Code will scaffold the project.</w:t>
@@ -843,11 +1203,11 @@
     </w:p>
     <w:p>
       <w:pPr>
+        <w:pStyle w:val="Compact"/>
         <w:numPr>
           <w:ilvl w:val="0"/>
           <w:numId w:val="1004"/>
         </w:numPr>
-        <w:pStyle w:val="Compact"/>
       </w:pPr>
       <w:r>
         <w:t xml:space="preserve">Note the repo URL (e.g.,</w:t>
@@ -859,7 +1219,7 @@
         <w:rPr>
           <w:rStyle w:val="VerbatimChar"/>
         </w:rPr>
-        <w:t>git@github.com:yourname/setnayan.git</w:t>
+        <w:t xml:space="preserve">git@github.com:yourname/setnayan.git</w:t>
       </w:r>
       <w:r>
         <w:t xml:space="preserve">).</w:t>
@@ -867,11 +1227,11 @@
     </w:p>
     <w:p>
       <w:pPr>
+        <w:pStyle w:val="Compact"/>
         <w:numPr>
           <w:ilvl w:val="0"/>
           <w:numId w:val="1004"/>
         </w:numPr>
-        <w:pStyle w:val="Compact"/>
       </w:pPr>
       <w:r>
         <w:t xml:space="preserve">Generate a Personal Access Token with</w:t>
@@ -899,6 +1259,7 @@
       <w:r>
         <w:rPr>
           <w:b/>
+          <w:bCs/>
         </w:rPr>
         <w:t xml:space="preserve">You’ll provide Claude Code:</w:t>
       </w:r>
@@ -915,23 +1276,23 @@
         <w:t xml:space="preserve">- Personal Access Token (kept in 1Password / secure note; pasted into Vercel + Supabase dashboards later)</w:t>
       </w:r>
     </w:p>
+    <w:bookmarkEnd w:id="14"/>
+    <w:bookmarkStart w:id="15" w:name="step-a3-vercel-account-15-min"/>
     <w:p>
       <w:pPr>
         <w:pStyle w:val="Heading2"/>
       </w:pPr>
-      <w:bookmarkStart w:id="26" w:name="step-a3-vercel-account-15-min"/>
       <w:r>
         <w:t xml:space="preserve">Step A3 — Vercel account (15 min)</w:t>
       </w:r>
-      <w:bookmarkEnd w:id="26"/>
-    </w:p>
-    <w:p>
-      <w:pPr>
+    </w:p>
+    <w:p>
+      <w:pPr>
+        <w:pStyle w:val="Compact"/>
         <w:numPr>
           <w:ilvl w:val="0"/>
           <w:numId w:val="1005"/>
         </w:numPr>
-        <w:pStyle w:val="Compact"/>
       </w:pPr>
       <w:r>
         <w:t xml:space="preserve">Sign up at https://vercel.com — sign in with GitHub for cleanest integration.</w:t>
@@ -939,23 +1300,23 @@
     </w:p>
     <w:p>
       <w:pPr>
+        <w:pStyle w:val="Compact"/>
         <w:numPr>
           <w:ilvl w:val="0"/>
           <w:numId w:val="1005"/>
         </w:numPr>
-        <w:pStyle w:val="Compact"/>
-      </w:pPr>
-      <w:r>
-        <w:t>Add a payment method (Pro plan is $20/month per member; Hobby plan is free for personal projects but limits production traffic — Setnayan will need Pro within weeks of launch).</w:t>
-      </w:r>
-    </w:p>
-    <w:p>
-      <w:pPr>
+      </w:pPr>
+      <w:r>
+        <w:t xml:space="preserve">Add a payment method (Pro plan is $20/month per member; Hobby plan is free for personal projects but limits production traffic — Setnayan will need Pro within weeks of launch).</w:t>
+      </w:r>
+    </w:p>
+    <w:p>
+      <w:pPr>
+        <w:pStyle w:val="Compact"/>
         <w:numPr>
           <w:ilvl w:val="0"/>
           <w:numId w:val="1005"/>
         </w:numPr>
-        <w:pStyle w:val="Compact"/>
       </w:pPr>
       <w:r>
         <w:t xml:space="preserve">From the dashboard, click</w:t>
@@ -964,13 +1325,7 @@
         <w:t xml:space="preserve"> </w:t>
       </w:r>
       <w:r>
-        <w:t xml:space="preserve">“</w:t>
-      </w:r>
-      <w:r>
-        <w:t xml:space="preserve">Add New… → Project</w:t>
-      </w:r>
-      <w:r>
-        <w:t xml:space="preserve">”</w:t>
+        <w:t xml:space="preserve">“Add New… → Project”</w:t>
       </w:r>
       <w:r>
         <w:t xml:space="preserve"> </w:t>
@@ -981,11 +1336,11 @@
     </w:p>
     <w:p>
       <w:pPr>
+        <w:pStyle w:val="Compact"/>
         <w:numPr>
           <w:ilvl w:val="0"/>
           <w:numId w:val="1005"/>
         </w:numPr>
-        <w:pStyle w:val="Compact"/>
       </w:pPr>
       <w:r>
         <w:t xml:space="preserve">Don’t deploy yet — just connect.</w:t>
@@ -993,11 +1348,11 @@
     </w:p>
     <w:p>
       <w:pPr>
+        <w:pStyle w:val="Compact"/>
         <w:numPr>
           <w:ilvl w:val="0"/>
           <w:numId w:val="1005"/>
         </w:numPr>
-        <w:pStyle w:val="Compact"/>
       </w:pPr>
       <w:r>
         <w:t xml:space="preserve">From your Vercel team’s</w:t>
@@ -1006,13 +1361,7 @@
         <w:t xml:space="preserve"> </w:t>
       </w:r>
       <w:r>
-        <w:t xml:space="preserve">“</w:t>
-      </w:r>
-      <w:r>
-        <w:t xml:space="preserve">Settings → Domains,</w:t>
-      </w:r>
-      <w:r>
-        <w:t xml:space="preserve">”</w:t>
+        <w:t xml:space="preserve">“Settings → Domains,”</w:t>
       </w:r>
       <w:r>
         <w:t xml:space="preserve"> </w:t>
@@ -1038,11 +1387,11 @@
     </w:p>
     <w:p>
       <w:pPr>
+        <w:pStyle w:val="Compact"/>
         <w:numPr>
           <w:ilvl w:val="0"/>
           <w:numId w:val="1005"/>
         </w:numPr>
-        <w:pStyle w:val="Compact"/>
       </w:pPr>
       <w:r>
         <w:t xml:space="preserve">Generate a Vercel API token at https://vercel.com/account/tokens for any CLI/CI usage.</w:t>
@@ -1055,6 +1404,7 @@
       <w:r>
         <w:rPr>
           <w:b/>
+          <w:bCs/>
         </w:rPr>
         <w:t xml:space="preserve">You’ll provide Claude Code:</w:t>
       </w:r>
@@ -1077,23 +1427,23 @@
         <w:t xml:space="preserve">- Vercel API token</w:t>
       </w:r>
     </w:p>
+    <w:bookmarkEnd w:id="15"/>
+    <w:bookmarkStart w:id="16" w:name="step-a4-supabase-project-20-min"/>
     <w:p>
       <w:pPr>
         <w:pStyle w:val="Heading2"/>
       </w:pPr>
-      <w:bookmarkStart w:id="27" w:name="step-a4-supabase-project-20-min"/>
       <w:r>
         <w:t xml:space="preserve">Step A4 — Supabase project (20 min)</w:t>
       </w:r>
-      <w:bookmarkEnd w:id="27"/>
-    </w:p>
-    <w:p>
-      <w:pPr>
+    </w:p>
+    <w:p>
+      <w:pPr>
+        <w:pStyle w:val="Compact"/>
         <w:numPr>
           <w:ilvl w:val="0"/>
           <w:numId w:val="1006"/>
         </w:numPr>
-        <w:pStyle w:val="Compact"/>
       </w:pPr>
       <w:r>
         <w:t xml:space="preserve">Sign up at https://supabase.com.</w:t>
@@ -1101,11 +1451,11 @@
     </w:p>
     <w:p>
       <w:pPr>
+        <w:pStyle w:val="Compact"/>
         <w:numPr>
           <w:ilvl w:val="0"/>
           <w:numId w:val="1006"/>
         </w:numPr>
-        <w:pStyle w:val="Compact"/>
       </w:pPr>
       <w:r>
         <w:t xml:space="preserve">Create a new project. Name it</w:t>
@@ -1117,7 +1467,7 @@
         <w:rPr>
           <w:rStyle w:val="VerbatimChar"/>
         </w:rPr>
-        <w:t>setnayan-prod</w:t>
+        <w:t xml:space="preserve">setnayan-prod</w:t>
       </w:r>
       <w:r>
         <w:t xml:space="preserve">. Pick a region close to the Philippines (Singapore</w:t>
@@ -1140,11 +1490,11 @@
     </w:p>
     <w:p>
       <w:pPr>
+        <w:pStyle w:val="Compact"/>
         <w:numPr>
           <w:ilvl w:val="0"/>
           <w:numId w:val="1006"/>
         </w:numPr>
-        <w:pStyle w:val="Compact"/>
       </w:pPr>
       <w:r>
         <w:t xml:space="preserve">Set a strong database password — save it in 1Password.</w:t>
@@ -1152,11 +1502,11 @@
     </w:p>
     <w:p>
       <w:pPr>
+        <w:pStyle w:val="Compact"/>
         <w:numPr>
           <w:ilvl w:val="0"/>
           <w:numId w:val="1006"/>
         </w:numPr>
-        <w:pStyle w:val="Compact"/>
       </w:pPr>
       <w:r>
         <w:t xml:space="preserve">Wait ~2 minutes for the project to provision.</w:t>
@@ -1164,11 +1514,11 @@
     </w:p>
     <w:p>
       <w:pPr>
+        <w:pStyle w:val="Compact"/>
         <w:numPr>
           <w:ilvl w:val="0"/>
           <w:numId w:val="1006"/>
         </w:numPr>
-        <w:pStyle w:val="Compact"/>
       </w:pPr>
       <w:r>
         <w:t xml:space="preserve">From the project dashboard, go to</w:t>
@@ -1177,13 +1527,7 @@
         <w:t xml:space="preserve"> </w:t>
       </w:r>
       <w:r>
-        <w:t xml:space="preserve">“</w:t>
-      </w:r>
-      <w:r>
-        <w:t xml:space="preserve">Project Settings → API</w:t>
-      </w:r>
-      <w:r>
-        <w:t xml:space="preserve">”</w:t>
+        <w:t xml:space="preserve">“Project Settings → API”</w:t>
       </w:r>
       <w:r>
         <w:t xml:space="preserve"> </w:t>
@@ -1194,15 +1538,16 @@
     </w:p>
     <w:p>
       <w:pPr>
+        <w:pStyle w:val="Compact"/>
         <w:numPr>
           <w:ilvl w:val="1"/>
           <w:numId w:val="1007"/>
         </w:numPr>
-        <w:pStyle w:val="Compact"/>
       </w:pPr>
       <w:r>
         <w:rPr>
           <w:b/>
+          <w:bCs/>
         </w:rPr>
         <w:t xml:space="preserve">Project URL</w:t>
       </w:r>
@@ -1227,15 +1572,16 @@
     </w:p>
     <w:p>
       <w:pPr>
+        <w:pStyle w:val="Compact"/>
         <w:numPr>
           <w:ilvl w:val="1"/>
           <w:numId w:val="1007"/>
         </w:numPr>
-        <w:pStyle w:val="Compact"/>
       </w:pPr>
       <w:r>
         <w:rPr>
           <w:b/>
+          <w:bCs/>
         </w:rPr>
         <w:t xml:space="preserve">anon public key</w:t>
       </w:r>
@@ -1248,15 +1594,16 @@
     </w:p>
     <w:p>
       <w:pPr>
+        <w:pStyle w:val="Compact"/>
         <w:numPr>
           <w:ilvl w:val="1"/>
           <w:numId w:val="1007"/>
         </w:numPr>
-        <w:pStyle w:val="Compact"/>
       </w:pPr>
       <w:r>
         <w:rPr>
           <w:b/>
+          <w:bCs/>
         </w:rPr>
         <w:t xml:space="preserve">service_role key</w:t>
       </w:r>
@@ -1269,11 +1616,11 @@
     </w:p>
     <w:p>
       <w:pPr>
+        <w:pStyle w:val="Compact"/>
         <w:numPr>
           <w:ilvl w:val="0"/>
           <w:numId w:val="1006"/>
         </w:numPr>
-        <w:pStyle w:val="Compact"/>
       </w:pPr>
       <w:r>
         <w:t xml:space="preserve">Go to</w:t>
@@ -1282,13 +1629,7 @@
         <w:t xml:space="preserve"> </w:t>
       </w:r>
       <w:r>
-        <w:t xml:space="preserve">“</w:t>
-      </w:r>
-      <w:r>
-        <w:t xml:space="preserve">Project Settings → Database → Connection string</w:t>
-      </w:r>
-      <w:r>
-        <w:t xml:space="preserve">”</w:t>
+        <w:t xml:space="preserve">“Project Settings → Database → Connection string”</w:t>
       </w:r>
       <w:r>
         <w:t xml:space="preserve"> </w:t>
@@ -1299,11 +1640,11 @@
     </w:p>
     <w:p>
       <w:pPr>
+        <w:pStyle w:val="Compact"/>
         <w:numPr>
           <w:ilvl w:val="0"/>
           <w:numId w:val="1006"/>
         </w:numPr>
-        <w:pStyle w:val="Compact"/>
       </w:pPr>
       <w:r>
         <w:t xml:space="preserve">Go to</w:t>
@@ -1312,13 +1653,7 @@
         <w:t xml:space="preserve"> </w:t>
       </w:r>
       <w:r>
-        <w:t xml:space="preserve">“</w:t>
-      </w:r>
-      <w:r>
-        <w:t xml:space="preserve">Authentication → Providers.</w:t>
-      </w:r>
-      <w:r>
-        <w:t xml:space="preserve">”</w:t>
+        <w:t xml:space="preserve">“Authentication → Providers.”</w:t>
       </w:r>
       <w:r>
         <w:t xml:space="preserve"> </w:t>
@@ -1329,11 +1664,11 @@
     </w:p>
     <w:p>
       <w:pPr>
+        <w:pStyle w:val="Compact"/>
         <w:numPr>
           <w:ilvl w:val="1"/>
           <w:numId w:val="1008"/>
         </w:numPr>
-        <w:pStyle w:val="Compact"/>
       </w:pPr>
       <w:r>
         <w:t xml:space="preserve">Email (magic-link + password) — already on by default</w:t>
@@ -1341,11 +1676,11 @@
     </w:p>
     <w:p>
       <w:pPr>
+        <w:pStyle w:val="Compact"/>
         <w:numPr>
           <w:ilvl w:val="1"/>
           <w:numId w:val="1008"/>
         </w:numPr>
-        <w:pStyle w:val="Compact"/>
       </w:pPr>
       <w:r>
         <w:t xml:space="preserve">Google OAuth (optional, recommended for quick sign-in — requires Google Cloud OAuth credentials, ~10 min extra setup)</w:t>
@@ -1353,11 +1688,11 @@
     </w:p>
     <w:p>
       <w:pPr>
+        <w:pStyle w:val="Compact"/>
         <w:numPr>
           <w:ilvl w:val="1"/>
           <w:numId w:val="1008"/>
         </w:numPr>
-        <w:pStyle w:val="Compact"/>
       </w:pPr>
       <w:r>
         <w:t xml:space="preserve">Apple OAuth (optional, recommended for iOS — requires Apple Developer Sign in with Apple, ~15 min extra setup)</w:t>
@@ -1365,11 +1700,11 @@
     </w:p>
     <w:p>
       <w:pPr>
+        <w:pStyle w:val="Compact"/>
         <w:numPr>
           <w:ilvl w:val="0"/>
           <w:numId w:val="1006"/>
         </w:numPr>
-        <w:pStyle w:val="Compact"/>
       </w:pPr>
       <w:r>
         <w:t xml:space="preserve">Add a payment method. Free tier covers up to 500MB database + 1GB storage; Pro is $25/month and you’ll likely need it within a month.</w:t>
@@ -1377,11 +1712,11 @@
     </w:p>
     <w:p>
       <w:pPr>
+        <w:pStyle w:val="Compact"/>
         <w:numPr>
           <w:ilvl w:val="0"/>
           <w:numId w:val="1006"/>
         </w:numPr>
-        <w:pStyle w:val="Compact"/>
       </w:pPr>
       <w:r>
         <w:t xml:space="preserve">Connect Supabase to GitHub for migration auto-apply — go to</w:t>
@@ -1390,13 +1725,7 @@
         <w:t xml:space="preserve"> </w:t>
       </w:r>
       <w:r>
-        <w:t xml:space="preserve">“</w:t>
-      </w:r>
-      <w:r>
-        <w:t xml:space="preserve">Database → Migrations</w:t>
-      </w:r>
-      <w:r>
-        <w:t xml:space="preserve">”</w:t>
+        <w:t xml:space="preserve">“Database → Migrations”</w:t>
       </w:r>
       <w:r>
         <w:t xml:space="preserve"> </w:t>
@@ -1412,6 +1741,7 @@
       <w:r>
         <w:rPr>
           <w:b/>
+          <w:bCs/>
         </w:rPr>
         <w:t xml:space="preserve">You’ll provide Claude Code:</w:t>
       </w:r>
@@ -1452,23 +1782,23 @@
         <w:t xml:space="preserve">- Database connection string</w:t>
       </w:r>
     </w:p>
+    <w:bookmarkEnd w:id="16"/>
+    <w:bookmarkStart w:id="17" w:name="Xca6693a9647e0aaee90b83ca9d6366ee8413333"/>
     <w:p>
       <w:pPr>
         <w:pStyle w:val="Heading2"/>
       </w:pPr>
-      <w:bookmarkStart w:id="28" w:name="Xca6693a9647e0aaee90b83ca9d6366ee8413333"/>
       <w:r>
         <w:t xml:space="preserve">Step A5 — Cloudflare account + R2 bucket (20 min)</w:t>
       </w:r>
-      <w:bookmarkEnd w:id="28"/>
-    </w:p>
-    <w:p>
-      <w:pPr>
+    </w:p>
+    <w:p>
+      <w:pPr>
+        <w:pStyle w:val="Compact"/>
         <w:numPr>
           <w:ilvl w:val="0"/>
           <w:numId w:val="1009"/>
         </w:numPr>
-        <w:pStyle w:val="Compact"/>
       </w:pPr>
       <w:r>
         <w:t xml:space="preserve">Sign up at https://cloudflare.com (or use existing).</w:t>
@@ -1476,11 +1806,11 @@
     </w:p>
     <w:p>
       <w:pPr>
+        <w:pStyle w:val="Compact"/>
         <w:numPr>
           <w:ilvl w:val="0"/>
           <w:numId w:val="1009"/>
         </w:numPr>
-        <w:pStyle w:val="Compact"/>
       </w:pPr>
       <w:r>
         <w:t xml:space="preserve">Add the domain from Step A1 to Cloudflare. Cloudflare gives you nameservers; go back to your domain registrar and update them. Wait for propagation (15 min – 24 hr).</w:t>
@@ -1488,11 +1818,11 @@
     </w:p>
     <w:p>
       <w:pPr>
+        <w:pStyle w:val="Compact"/>
         <w:numPr>
           <w:ilvl w:val="0"/>
           <w:numId w:val="1009"/>
         </w:numPr>
-        <w:pStyle w:val="Compact"/>
       </w:pPr>
       <w:r>
         <w:t xml:space="preserve">From the Cloudflare dashboard, go to</w:t>
@@ -1501,13 +1831,7 @@
         <w:t xml:space="preserve"> </w:t>
       </w:r>
       <w:r>
-        <w:t xml:space="preserve">“</w:t>
-      </w:r>
-      <w:r>
-        <w:t xml:space="preserve">R2 → Create bucket.</w:t>
-      </w:r>
-      <w:r>
-        <w:t xml:space="preserve">”</w:t>
+        <w:t xml:space="preserve">“R2 → Create bucket.”</w:t>
       </w:r>
       <w:r>
         <w:t xml:space="preserve"> </w:t>
@@ -1518,17 +1842,17 @@
     </w:p>
     <w:p>
       <w:pPr>
+        <w:pStyle w:val="Compact"/>
         <w:numPr>
           <w:ilvl w:val="1"/>
           <w:numId w:val="1010"/>
         </w:numPr>
-        <w:pStyle w:val="Compact"/>
-      </w:pPr>
-      <w:r>
-        <w:rPr>
-          <w:rStyle w:val="VerbatimChar"/>
-        </w:rPr>
-        <w:t>setnayan-media</w:t>
+      </w:pPr>
+      <w:r>
+        <w:rPr>
+          <w:rStyle w:val="VerbatimChar"/>
+        </w:rPr>
+        <w:t xml:space="preserve">setnayan-media</w:t>
       </w:r>
       <w:r>
         <w:t xml:space="preserve"> </w:t>
@@ -1539,17 +1863,17 @@
     </w:p>
     <w:p>
       <w:pPr>
+        <w:pStyle w:val="Compact"/>
         <w:numPr>
           <w:ilvl w:val="1"/>
           <w:numId w:val="1010"/>
         </w:numPr>
-        <w:pStyle w:val="Compact"/>
-      </w:pPr>
-      <w:r>
-        <w:rPr>
-          <w:rStyle w:val="VerbatimChar"/>
-        </w:rPr>
-        <w:t>setnayan-staging-media</w:t>
+      </w:pPr>
+      <w:r>
+        <w:rPr>
+          <w:rStyle w:val="VerbatimChar"/>
+        </w:rPr>
+        <w:t xml:space="preserve">setnayan-staging-media</w:t>
       </w:r>
       <w:r>
         <w:t xml:space="preserve"> </w:t>
@@ -1560,17 +1884,17 @@
     </w:p>
     <w:p>
       <w:pPr>
+        <w:pStyle w:val="Compact"/>
         <w:numPr>
           <w:ilvl w:val="1"/>
           <w:numId w:val="1010"/>
         </w:numPr>
-        <w:pStyle w:val="Compact"/>
-      </w:pPr>
-      <w:r>
-        <w:rPr>
-          <w:rStyle w:val="VerbatimChar"/>
-        </w:rPr>
-        <w:t>setnayan-vendor-contracts</w:t>
+      </w:pPr>
+      <w:r>
+        <w:rPr>
+          <w:rStyle w:val="VerbatimChar"/>
+        </w:rPr>
+        <w:t xml:space="preserve">setnayan-vendor-contracts</w:t>
       </w:r>
       <w:r>
         <w:t xml:space="preserve"> </w:t>
@@ -1581,11 +1905,11 @@
     </w:p>
     <w:p>
       <w:pPr>
+        <w:pStyle w:val="Compact"/>
         <w:numPr>
           <w:ilvl w:val="0"/>
           <w:numId w:val="1009"/>
         </w:numPr>
-        <w:pStyle w:val="Compact"/>
       </w:pPr>
       <w:r>
         <w:t xml:space="preserve">For each bucket, generate an R2 API token at</w:t>
@@ -1594,13 +1918,7 @@
         <w:t xml:space="preserve"> </w:t>
       </w:r>
       <w:r>
-        <w:t xml:space="preserve">“</w:t>
-      </w:r>
-      <w:r>
-        <w:t xml:space="preserve">R2 → Manage R2 API Tokens.</w:t>
-      </w:r>
-      <w:r>
-        <w:t xml:space="preserve">”</w:t>
+        <w:t xml:space="preserve">“R2 → Manage R2 API Tokens.”</w:t>
       </w:r>
       <w:r>
         <w:t xml:space="preserve"> </w:t>
@@ -1611,45 +1929,48 @@
     </w:p>
     <w:p>
       <w:pPr>
+        <w:pStyle w:val="Compact"/>
         <w:numPr>
           <w:ilvl w:val="1"/>
           <w:numId w:val="1011"/>
         </w:numPr>
-        <w:pStyle w:val="Compact"/>
       </w:pPr>
       <w:r>
         <w:rPr>
           <w:b/>
+          <w:bCs/>
         </w:rPr>
         <w:t xml:space="preserve">Access Key ID</w:t>
       </w:r>
     </w:p>
     <w:p>
       <w:pPr>
+        <w:pStyle w:val="Compact"/>
         <w:numPr>
           <w:ilvl w:val="1"/>
           <w:numId w:val="1011"/>
         </w:numPr>
-        <w:pStyle w:val="Compact"/>
       </w:pPr>
       <w:r>
         <w:rPr>
           <w:b/>
+          <w:bCs/>
         </w:rPr>
         <w:t xml:space="preserve">Secret Access Key</w:t>
       </w:r>
     </w:p>
     <w:p>
       <w:pPr>
+        <w:pStyle w:val="Compact"/>
         <w:numPr>
           <w:ilvl w:val="1"/>
           <w:numId w:val="1011"/>
         </w:numPr>
-        <w:pStyle w:val="Compact"/>
       </w:pPr>
       <w:r>
         <w:rPr>
           <w:b/>
+          <w:bCs/>
         </w:rPr>
         <w:t xml:space="preserve">Account ID</w:t>
       </w:r>
@@ -1662,15 +1983,16 @@
     </w:p>
     <w:p>
       <w:pPr>
+        <w:pStyle w:val="Compact"/>
         <w:numPr>
           <w:ilvl w:val="1"/>
           <w:numId w:val="1011"/>
         </w:numPr>
-        <w:pStyle w:val="Compact"/>
       </w:pPr>
       <w:r>
         <w:rPr>
           <w:b/>
+          <w:bCs/>
         </w:rPr>
         <w:t xml:space="preserve">Endpoint</w:t>
       </w:r>
@@ -1695,11 +2017,11 @@
     </w:p>
     <w:p>
       <w:pPr>
+        <w:pStyle w:val="Compact"/>
         <w:numPr>
           <w:ilvl w:val="0"/>
           <w:numId w:val="1009"/>
         </w:numPr>
-        <w:pStyle w:val="Compact"/>
       </w:pPr>
       <w:r>
         <w:t xml:space="preserve">Add a custom domain to one of the buckets so it serves at</w:t>
@@ -1727,6 +2049,7 @@
       <w:r>
         <w:rPr>
           <w:b/>
+          <w:bCs/>
         </w:rPr>
         <w:t xml:space="preserve">You’ll provide Claude Code:</w:t>
       </w:r>
@@ -1764,7 +2087,7 @@
         <w:rPr>
           <w:rStyle w:val="VerbatimChar"/>
         </w:rPr>
-        <w:t>setnayan-media</w:t>
+        <w:t xml:space="preserve">setnayan-media</w:t>
       </w:r>
       <w:r>
         <w:t xml:space="preserve">, etc.)</w:t>
@@ -1788,15 +2111,15 @@
         <w:t xml:space="preserve">)</w:t>
       </w:r>
     </w:p>
+    <w:bookmarkEnd w:id="17"/>
+    <w:bookmarkStart w:id="18" w:name="step-a6-youtube-master-channel-30-min"/>
     <w:p>
       <w:pPr>
         <w:pStyle w:val="Heading2"/>
       </w:pPr>
-      <w:bookmarkStart w:id="29" w:name="step-a6-youtube-master-channel-30-min"/>
       <w:r>
         <w:t xml:space="preserve">Step A6 — YouTube master channel (30 min)</w:t>
       </w:r>
-      <w:bookmarkEnd w:id="29"/>
     </w:p>
     <w:p>
       <w:pPr>
@@ -1808,23 +2131,23 @@
     </w:p>
     <w:p>
       <w:pPr>
+        <w:pStyle w:val="Compact"/>
         <w:numPr>
           <w:ilvl w:val="0"/>
           <w:numId w:val="1012"/>
         </w:numPr>
-        <w:pStyle w:val="Compact"/>
-      </w:pPr>
-      <w:r>
-        <w:t>Go to https://youtube.com and sign in with a Google account dedicated to Setnayan (don’t reuse personal). Create the account if needed.</w:t>
-      </w:r>
-    </w:p>
-    <w:p>
-      <w:pPr>
+      </w:pPr>
+      <w:r>
+        <w:t xml:space="preserve">Go to https://youtube.com and sign in with a Google account dedicated to Setnayan (don’t reuse personal). Create the account if needed.</w:t>
+      </w:r>
+    </w:p>
+    <w:p>
+      <w:pPr>
+        <w:pStyle w:val="Compact"/>
         <w:numPr>
           <w:ilvl w:val="0"/>
           <w:numId w:val="1012"/>
         </w:numPr>
-        <w:pStyle w:val="Compact"/>
       </w:pPr>
       <w:r>
         <w:t xml:space="preserve">Create a new channel:</w:t>
@@ -1833,28 +2156,22 @@
         <w:t xml:space="preserve"> </w:t>
       </w:r>
       <w:r>
-        <w:t xml:space="preserve">“</w:t>
-      </w:r>
-      <w:r>
-        <w:t>Setnayan Weddings</w:t>
-      </w:r>
-      <w:r>
-        <w:t xml:space="preserve">”</w:t>
-      </w:r>
-      <w:r>
-        <w:t xml:space="preserve"> </w:t>
-      </w:r>
-      <w:r>
-        <w:t>(or your preferred brand name). This is Setnayan’s master broadcast channel.</w:t>
-      </w:r>
-    </w:p>
-    <w:p>
-      <w:pPr>
+        <w:t xml:space="preserve">“Setnayan Weddings”</w:t>
+      </w:r>
+      <w:r>
+        <w:t xml:space="preserve"> </w:t>
+      </w:r>
+      <w:r>
+        <w:t xml:space="preserve">(or your preferred brand name). This is Setnayan’s master broadcast channel.</w:t>
+      </w:r>
+    </w:p>
+    <w:p>
+      <w:pPr>
+        <w:pStyle w:val="Compact"/>
         <w:numPr>
           <w:ilvl w:val="0"/>
           <w:numId w:val="1012"/>
         </w:numPr>
-        <w:pStyle w:val="Compact"/>
       </w:pPr>
       <w:r>
         <w:t xml:space="preserve">Verify the channel via SMS (required for live streaming + 24-hr-or-longer videos).</w:t>
@@ -1862,11 +2179,11 @@
     </w:p>
     <w:p>
       <w:pPr>
+        <w:pStyle w:val="Compact"/>
         <w:numPr>
           <w:ilvl w:val="0"/>
           <w:numId w:val="1012"/>
         </w:numPr>
-        <w:pStyle w:val="Compact"/>
       </w:pPr>
       <w:r>
         <w:t xml:space="preserve">Critically:</w:t>
@@ -1877,6 +2194,7 @@
       <w:r>
         <w:rPr>
           <w:b/>
+          <w:bCs/>
         </w:rPr>
         <w:t xml:space="preserve">DO NOT enroll the channel in YouTube Partner Program (YPP)</w:t>
       </w:r>
@@ -1886,11 +2204,11 @@
     </w:p>
     <w:p>
       <w:pPr>
+        <w:pStyle w:val="Compact"/>
         <w:numPr>
           <w:ilvl w:val="0"/>
           <w:numId w:val="1012"/>
         </w:numPr>
-        <w:pStyle w:val="Compact"/>
       </w:pPr>
       <w:r>
         <w:t xml:space="preserve">Go to https://console.cloud.google.com — create a Google Cloud project named</w:t>
@@ -1902,7 +2220,7 @@
         <w:rPr>
           <w:rStyle w:val="VerbatimChar"/>
         </w:rPr>
-        <w:t>setnayan-prod</w:t>
+        <w:t xml:space="preserve">setnayan-prod</w:t>
       </w:r>
       <w:r>
         <w:t xml:space="preserve">.</w:t>
@@ -1910,11 +2228,11 @@
     </w:p>
     <w:p>
       <w:pPr>
+        <w:pStyle w:val="Compact"/>
         <w:numPr>
           <w:ilvl w:val="0"/>
           <w:numId w:val="1012"/>
         </w:numPr>
-        <w:pStyle w:val="Compact"/>
       </w:pPr>
       <w:r>
         <w:t xml:space="preserve">Enable the</w:t>
@@ -1925,6 +2243,7 @@
       <w:r>
         <w:rPr>
           <w:b/>
+          <w:bCs/>
         </w:rPr>
         <w:t xml:space="preserve">YouTube Data API v3</w:t>
       </w:r>
@@ -1937,11 +2256,11 @@
     </w:p>
     <w:p>
       <w:pPr>
+        <w:pStyle w:val="Compact"/>
         <w:numPr>
           <w:ilvl w:val="0"/>
           <w:numId w:val="1012"/>
         </w:numPr>
-        <w:pStyle w:val="Compact"/>
       </w:pPr>
       <w:r>
         <w:t xml:space="preserve">Create OAuth credentials:</w:t>
@@ -1949,11 +2268,11 @@
     </w:p>
     <w:p>
       <w:pPr>
+        <w:pStyle w:val="Compact"/>
         <w:numPr>
           <w:ilvl w:val="1"/>
           <w:numId w:val="1013"/>
         </w:numPr>
-        <w:pStyle w:val="Compact"/>
       </w:pPr>
       <w:r>
         <w:t xml:space="preserve">Application type: Web application</w:t>
@@ -1961,11 +2280,11 @@
     </w:p>
     <w:p>
       <w:pPr>
+        <w:pStyle w:val="Compact"/>
         <w:numPr>
           <w:ilvl w:val="1"/>
           <w:numId w:val="1013"/>
         </w:numPr>
-        <w:pStyle w:val="Compact"/>
       </w:pPr>
       <w:r>
         <w:t xml:space="preserve">Authorized redirect URIs:</w:t>
@@ -1988,11 +2307,11 @@
     </w:p>
     <w:p>
       <w:pPr>
+        <w:pStyle w:val="Compact"/>
         <w:numPr>
           <w:ilvl w:val="1"/>
           <w:numId w:val="1013"/>
         </w:numPr>
-        <w:pStyle w:val="Compact"/>
       </w:pPr>
       <w:r>
         <w:t xml:space="preserve">Save the</w:t>
@@ -2003,6 +2322,7 @@
       <w:r>
         <w:rPr>
           <w:b/>
+          <w:bCs/>
         </w:rPr>
         <w:t xml:space="preserve">Client ID</w:t>
       </w:r>
@@ -2018,6 +2338,7 @@
       <w:r>
         <w:rPr>
           <w:b/>
+          <w:bCs/>
         </w:rPr>
         <w:t xml:space="preserve">Client Secret</w:t>
       </w:r>
@@ -2027,14 +2348,14 @@
     </w:p>
     <w:p>
       <w:pPr>
+        <w:pStyle w:val="Compact"/>
         <w:numPr>
           <w:ilvl w:val="0"/>
           <w:numId w:val="1012"/>
         </w:numPr>
-        <w:pStyle w:val="Compact"/>
-      </w:pPr>
-      <w:r>
-        <w:t>Use the OAuth consent flow to grant Setnayan’s prod backend access to the YouTube channel (one-time; the refresh token gets stored in Supabase as a Setnayan-side credential).</w:t>
+      </w:pPr>
+      <w:r>
+        <w:t xml:space="preserve">Use the OAuth consent flow to grant Setnayan’s prod backend access to the YouTube channel (one-time; the refresh token gets stored in Supabase as a Setnayan-side credential).</w:t>
       </w:r>
     </w:p>
     <w:p>
@@ -2044,6 +2365,7 @@
       <w:r>
         <w:rPr>
           <w:b/>
+          <w:bCs/>
         </w:rPr>
         <w:t xml:space="preserve">You’ll provide Claude Code:</w:t>
       </w:r>
@@ -2057,7 +2379,7 @@
         <w:rPr>
           <w:rStyle w:val="VerbatimChar"/>
         </w:rPr>
-        <w:t>@SetnayanWeddings</w:t>
+        <w:t xml:space="preserve">@SetnayanWeddings</w:t>
       </w:r>
       <w:r>
         <w:t xml:space="preserve"> </w:t>
@@ -2078,15 +2400,15 @@
         <w:t xml:space="preserve">- The first OAuth-flow refresh token (Claude Code will help you complete the flow once)</w:t>
       </w:r>
     </w:p>
+    <w:bookmarkEnd w:id="18"/>
+    <w:bookmarkStart w:id="19" w:name="Xa7ba202312848fe653561e5a542d8d19c32b67c"/>
     <w:p>
       <w:pPr>
         <w:pStyle w:val="Heading2"/>
       </w:pPr>
-      <w:bookmarkStart w:id="30" w:name="Xa7ba202312848fe653561e5a542d8d19c32b67c"/>
       <w:r>
         <w:t xml:space="preserve">Step A7 — Setnayan Pay (manual reconciliation per 0034) — receiving accounts (1–3 days)</w:t>
       </w:r>
-      <w:bookmarkEnd w:id="30"/>
     </w:p>
     <w:p>
       <w:pPr>
@@ -2101,6 +2423,7 @@
       <w:r>
         <w:rPr>
           <w:b/>
+          <w:bCs/>
         </w:rPr>
         <w:t xml:space="preserve">without an automated payment gateway</w:t>
       </w:r>
@@ -2110,15 +2433,16 @@
     </w:p>
     <w:p>
       <w:pPr>
+        <w:pStyle w:val="Compact"/>
         <w:numPr>
           <w:ilvl w:val="0"/>
           <w:numId w:val="1014"/>
         </w:numPr>
-        <w:pStyle w:val="Compact"/>
       </w:pPr>
       <w:r>
         <w:rPr>
           <w:b/>
+          <w:bCs/>
         </w:rPr>
         <w:t xml:space="preserve">Open Setnayan’s BDO business checking account</w:t>
       </w:r>
@@ -2132,13 +2456,7 @@
         <w:t xml:space="preserve"> </w:t>
       </w:r>
       <w:r>
-        <w:t xml:space="preserve">“</w:t>
-      </w:r>
-      <w:r>
-        <w:t xml:space="preserve">My QR</w:t>
-      </w:r>
-      <w:r>
-        <w:t xml:space="preserve">”</w:t>
+        <w:t xml:space="preserve">“My QR”</w:t>
       </w:r>
       <w:r>
         <w:t xml:space="preserve">). Save the QR PNG.</w:t>
@@ -2146,15 +2464,16 @@
     </w:p>
     <w:p>
       <w:pPr>
+        <w:pStyle w:val="Compact"/>
         <w:numPr>
           <w:ilvl w:val="0"/>
           <w:numId w:val="1014"/>
         </w:numPr>
-        <w:pStyle w:val="Compact"/>
       </w:pPr>
       <w:r>
         <w:rPr>
           <w:b/>
+          <w:bCs/>
         </w:rPr>
         <w:t xml:space="preserve">Open Setnayan’s GCash for Business account</w:t>
       </w:r>
@@ -2167,15 +2486,16 @@
     </w:p>
     <w:p>
       <w:pPr>
+        <w:pStyle w:val="Compact"/>
         <w:numPr>
           <w:ilvl w:val="0"/>
           <w:numId w:val="1014"/>
         </w:numPr>
-        <w:pStyle w:val="Compact"/>
       </w:pPr>
       <w:r>
         <w:rPr>
           <w:b/>
+          <w:bCs/>
         </w:rPr>
         <w:t xml:space="preserve">Upload both QRs to admin console</w:t>
       </w:r>
@@ -2188,15 +2508,16 @@
     </w:p>
     <w:p>
       <w:pPr>
+        <w:pStyle w:val="Compact"/>
         <w:numPr>
           <w:ilvl w:val="0"/>
           <w:numId w:val="1014"/>
         </w:numPr>
-        <w:pStyle w:val="Compact"/>
       </w:pPr>
       <w:r>
         <w:rPr>
           <w:b/>
+          <w:bCs/>
         </w:rPr>
         <w:t xml:space="preserve">(Deferred — V1.5)</w:t>
       </w:r>
@@ -2214,6 +2535,7 @@
       <w:r>
         <w:rPr>
           <w:b/>
+          <w:bCs/>
         </w:rPr>
         <w:t xml:space="preserve">You’ll provide Claude Code:</w:t>
       </w:r>
@@ -2236,15 +2558,15 @@
         <w:t xml:space="preserve">- (Later, V1.5) PayMongo test + live keys when automation is greenlit</w:t>
       </w:r>
     </w:p>
+    <w:bookmarkEnd w:id="19"/>
+    <w:bookmarkStart w:id="20" w:name="X84a9138d8c7512462d877c2ac4ea0caea0cb6b6"/>
     <w:p>
       <w:pPr>
         <w:pStyle w:val="Heading2"/>
       </w:pPr>
-      <w:bookmarkStart w:id="31" w:name="X84a9138d8c7512462d877c2ac4ea0caea0cb6b6"/>
       <w:r>
         <w:t xml:space="preserve">Step A8 — Stripe account (international payments, 30 min – 1 day) — DEFERRED to V1.5</w:t>
       </w:r>
-      <w:bookmarkEnd w:id="31"/>
     </w:p>
     <w:p>
       <w:pPr>
@@ -2256,11 +2578,11 @@
     </w:p>
     <w:p>
       <w:pPr>
+        <w:pStyle w:val="Compact"/>
         <w:numPr>
           <w:ilvl w:val="0"/>
           <w:numId w:val="1015"/>
         </w:numPr>
-        <w:pStyle w:val="Compact"/>
       </w:pPr>
       <w:r>
         <w:t xml:space="preserve">Sign up at https://stripe.com.</w:t>
@@ -2268,11 +2590,11 @@
     </w:p>
     <w:p>
       <w:pPr>
+        <w:pStyle w:val="Compact"/>
         <w:numPr>
           <w:ilvl w:val="0"/>
           <w:numId w:val="1015"/>
         </w:numPr>
-        <w:pStyle w:val="Compact"/>
       </w:pPr>
       <w:r>
         <w:t xml:space="preserve">Submit business verification.</w:t>
@@ -2280,11 +2602,11 @@
     </w:p>
     <w:p>
       <w:pPr>
+        <w:pStyle w:val="Compact"/>
         <w:numPr>
           <w:ilvl w:val="0"/>
           <w:numId w:val="1015"/>
         </w:numPr>
-        <w:pStyle w:val="Compact"/>
       </w:pPr>
       <w:r>
         <w:t xml:space="preserve">From</w:t>
@@ -2293,13 +2615,7 @@
         <w:t xml:space="preserve"> </w:t>
       </w:r>
       <w:r>
-        <w:t xml:space="preserve">“</w:t>
-      </w:r>
-      <w:r>
-        <w:t xml:space="preserve">Developers → API keys,</w:t>
-      </w:r>
-      <w:r>
-        <w:t xml:space="preserve">”</w:t>
+        <w:t xml:space="preserve">“Developers → API keys,”</w:t>
       </w:r>
       <w:r>
         <w:t xml:space="preserve"> </w:t>
@@ -2310,45 +2626,48 @@
     </w:p>
     <w:p>
       <w:pPr>
+        <w:pStyle w:val="Compact"/>
         <w:numPr>
           <w:ilvl w:val="1"/>
           <w:numId w:val="1016"/>
         </w:numPr>
-        <w:pStyle w:val="Compact"/>
       </w:pPr>
       <w:r>
         <w:rPr>
           <w:b/>
+          <w:bCs/>
         </w:rPr>
         <w:t xml:space="preserve">Test publishable key</w:t>
       </w:r>
     </w:p>
     <w:p>
       <w:pPr>
+        <w:pStyle w:val="Compact"/>
         <w:numPr>
           <w:ilvl w:val="1"/>
           <w:numId w:val="1016"/>
         </w:numPr>
-        <w:pStyle w:val="Compact"/>
       </w:pPr>
       <w:r>
         <w:rPr>
           <w:b/>
+          <w:bCs/>
         </w:rPr>
         <w:t xml:space="preserve">Test secret key</w:t>
       </w:r>
     </w:p>
     <w:p>
       <w:pPr>
+        <w:pStyle w:val="Compact"/>
         <w:numPr>
           <w:ilvl w:val="1"/>
           <w:numId w:val="1016"/>
         </w:numPr>
-        <w:pStyle w:val="Compact"/>
       </w:pPr>
       <w:r>
         <w:rPr>
           <w:b/>
+          <w:bCs/>
         </w:rPr>
         <w:t xml:space="preserve">Live publishable key</w:t>
       </w:r>
@@ -2361,26 +2680,27 @@
     </w:p>
     <w:p>
       <w:pPr>
+        <w:pStyle w:val="Compact"/>
         <w:numPr>
           <w:ilvl w:val="1"/>
           <w:numId w:val="1016"/>
         </w:numPr>
-        <w:pStyle w:val="Compact"/>
       </w:pPr>
       <w:r>
         <w:rPr>
           <w:b/>
+          <w:bCs/>
         </w:rPr>
         <w:t xml:space="preserve">Live secret key</w:t>
       </w:r>
     </w:p>
     <w:p>
       <w:pPr>
+        <w:pStyle w:val="Compact"/>
         <w:numPr>
           <w:ilvl w:val="0"/>
           <w:numId w:val="1015"/>
         </w:numPr>
-        <w:pStyle w:val="Compact"/>
       </w:pPr>
       <w:r>
         <w:t xml:space="preserve">Set up webhook endpoint at</w:t>
@@ -2405,6 +2725,7 @@
       <w:r>
         <w:rPr>
           <w:b/>
+          <w:bCs/>
         </w:rPr>
         <w:t xml:space="preserve">You’ll provide Claude Code:</w:t>
       </w:r>
@@ -2427,15 +2748,15 @@
         <w:t xml:space="preserve">- Stripe webhook signing secret</w:t>
       </w:r>
     </w:p>
+    <w:bookmarkEnd w:id="20"/>
+    <w:bookmarkStart w:id="21" w:name="X9f2c6e92fcd0a3c5866970b3945edfbc112781c"/>
     <w:p>
       <w:pPr>
         <w:pStyle w:val="Heading2"/>
       </w:pPr>
-      <w:bookmarkStart w:id="32" w:name="X9f2c6e92fcd0a3c5866970b3945edfbc112781c"/>
       <w:r>
         <w:t xml:space="preserve">Step A9 — Anthropic API account (Claude API for AI features, 10 min)</w:t>
       </w:r>
-      <w:bookmarkEnd w:id="32"/>
     </w:p>
     <w:p>
       <w:pPr>
@@ -2447,11 +2768,11 @@
     </w:p>
     <w:p>
       <w:pPr>
+        <w:pStyle w:val="Compact"/>
         <w:numPr>
           <w:ilvl w:val="0"/>
           <w:numId w:val="1017"/>
         </w:numPr>
-        <w:pStyle w:val="Compact"/>
       </w:pPr>
       <w:r>
         <w:t xml:space="preserve">Sign up at https://console.anthropic.com.</w:t>
@@ -2459,11 +2780,11 @@
     </w:p>
     <w:p>
       <w:pPr>
+        <w:pStyle w:val="Compact"/>
         <w:numPr>
           <w:ilvl w:val="0"/>
           <w:numId w:val="1017"/>
         </w:numPr>
-        <w:pStyle w:val="Compact"/>
       </w:pPr>
       <w:r>
         <w:t xml:space="preserve">Add a payment method.</w:t>
@@ -2471,11 +2792,11 @@
     </w:p>
     <w:p>
       <w:pPr>
+        <w:pStyle w:val="Compact"/>
         <w:numPr>
           <w:ilvl w:val="0"/>
           <w:numId w:val="1017"/>
         </w:numPr>
-        <w:pStyle w:val="Compact"/>
       </w:pPr>
       <w:r>
         <w:t xml:space="preserve">Go to</w:t>
@@ -2484,19 +2805,13 @@
         <w:t xml:space="preserve"> </w:t>
       </w:r>
       <w:r>
-        <w:t xml:space="preserve">“</w:t>
-      </w:r>
-      <w:r>
-        <w:t xml:space="preserve">API Keys</w:t>
-      </w:r>
-      <w:r>
-        <w:t xml:space="preserve">”</w:t>
-      </w:r>
-      <w:r>
-        <w:t xml:space="preserve"> </w:t>
-      </w:r>
-      <w:r>
-        <w:t>and create a key for Setnayan prod.</w:t>
+        <w:t xml:space="preserve">“API Keys”</w:t>
+      </w:r>
+      <w:r>
+        <w:t xml:space="preserve"> </w:t>
+      </w:r>
+      <w:r>
+        <w:t xml:space="preserve">and create a key for Setnayan prod.</w:t>
       </w:r>
     </w:p>
     <w:p>
@@ -2506,6 +2821,7 @@
       <w:r>
         <w:rPr>
           <w:b/>
+          <w:bCs/>
         </w:rPr>
         <w:t xml:space="preserve">You’ll provide Claude Code:</w:t>
       </w:r>
@@ -2516,15 +2832,15 @@
         <w:t xml:space="preserve">Anthropic API key.</w:t>
       </w:r>
     </w:p>
+    <w:bookmarkEnd w:id="21"/>
+    <w:bookmarkStart w:id="22" w:name="Xdb4cf65f27a74a8f27b0eb77995aeedd2c14c29"/>
     <w:p>
       <w:pPr>
         <w:pStyle w:val="Heading2"/>
       </w:pPr>
-      <w:bookmarkStart w:id="33" w:name="Xdb4cf65f27a74a8f27b0eb77995aeedd2c14c29"/>
       <w:r>
         <w:t xml:space="preserve">Step A10 — Apple Developer Program (iOS + macOS, $99/year, 1–3 days)</w:t>
       </w:r>
-      <w:bookmarkEnd w:id="33"/>
     </w:p>
     <w:p>
       <w:pPr>
@@ -2536,11 +2852,11 @@
     </w:p>
     <w:p>
       <w:pPr>
+        <w:pStyle w:val="Compact"/>
         <w:numPr>
           <w:ilvl w:val="0"/>
           <w:numId w:val="1018"/>
         </w:numPr>
-        <w:pStyle w:val="Compact"/>
       </w:pPr>
       <w:r>
         <w:t xml:space="preserve">Sign up at https://developer.apple.com — uses your Apple ID.</w:t>
@@ -2548,11 +2864,11 @@
     </w:p>
     <w:p>
       <w:pPr>
+        <w:pStyle w:val="Compact"/>
         <w:numPr>
           <w:ilvl w:val="0"/>
           <w:numId w:val="1018"/>
         </w:numPr>
-        <w:pStyle w:val="Compact"/>
       </w:pPr>
       <w:r>
         <w:t xml:space="preserve">Pay the $99/year fee.</w:t>
@@ -2560,11 +2876,11 @@
     </w:p>
     <w:p>
       <w:pPr>
+        <w:pStyle w:val="Compact"/>
         <w:numPr>
           <w:ilvl w:val="0"/>
           <w:numId w:val="1018"/>
         </w:numPr>
-        <w:pStyle w:val="Compact"/>
       </w:pPr>
       <w:r>
         <w:t xml:space="preserve">Apple takes 1–3 days to approve. While waiting, Claude Code can build the iOS skeleton in simulator-only mode.</w:t>
@@ -2572,11 +2888,11 @@
     </w:p>
     <w:p>
       <w:pPr>
+        <w:pStyle w:val="Compact"/>
         <w:numPr>
           <w:ilvl w:val="0"/>
           <w:numId w:val="1018"/>
         </w:numPr>
-        <w:pStyle w:val="Compact"/>
       </w:pPr>
       <w:r>
         <w:t xml:space="preserve">After approval:</w:t>
@@ -2584,11 +2900,11 @@
     </w:p>
     <w:p>
       <w:pPr>
+        <w:pStyle w:val="Compact"/>
         <w:numPr>
           <w:ilvl w:val="1"/>
           <w:numId w:val="1019"/>
         </w:numPr>
-        <w:pStyle w:val="Compact"/>
       </w:pPr>
       <w:r>
         <w:t xml:space="preserve">Go to</w:t>
@@ -2597,22 +2913,16 @@
         <w:t xml:space="preserve"> </w:t>
       </w:r>
       <w:r>
-        <w:t xml:space="preserve">“</w:t>
-      </w:r>
-      <w:r>
-        <w:t xml:space="preserve">Certificates, Identifiers &amp; Profiles.</w:t>
-      </w:r>
-      <w:r>
-        <w:t xml:space="preserve">”</w:t>
-      </w:r>
-    </w:p>
-    <w:p>
-      <w:pPr>
+        <w:t xml:space="preserve">“Certificates, Identifiers &amp; Profiles.”</w:t>
+      </w:r>
+    </w:p>
+    <w:p>
+      <w:pPr>
+        <w:pStyle w:val="Compact"/>
         <w:numPr>
           <w:ilvl w:val="1"/>
           <w:numId w:val="1019"/>
         </w:numPr>
-        <w:pStyle w:val="Compact"/>
       </w:pPr>
       <w:r>
         <w:t xml:space="preserve">Create an App ID for</w:t>
@@ -2624,7 +2934,7 @@
         <w:rPr>
           <w:rStyle w:val="VerbatimChar"/>
         </w:rPr>
-        <w:t>app.setnayan.ios</w:t>
+        <w:t xml:space="preserve">app.setnayan.ios</w:t>
       </w:r>
       <w:r>
         <w:t xml:space="preserve"> </w:t>
@@ -2635,11 +2945,11 @@
     </w:p>
     <w:p>
       <w:pPr>
+        <w:pStyle w:val="Compact"/>
         <w:numPr>
           <w:ilvl w:val="1"/>
           <w:numId w:val="1019"/>
         </w:numPr>
-        <w:pStyle w:val="Compact"/>
       </w:pPr>
       <w:r>
         <w:t xml:space="preserve">Create another App ID for</w:t>
@@ -2651,7 +2961,7 @@
         <w:rPr>
           <w:rStyle w:val="VerbatimChar"/>
         </w:rPr>
-        <w:t>app.setnayan.macos</w:t>
+        <w:t xml:space="preserve">app.setnayan.macos</w:t>
       </w:r>
       <w:r>
         <w:t xml:space="preserve">.</w:t>
@@ -2659,11 +2969,11 @@
     </w:p>
     <w:p>
       <w:pPr>
+        <w:pStyle w:val="Compact"/>
         <w:numPr>
           <w:ilvl w:val="1"/>
           <w:numId w:val="1019"/>
         </w:numPr>
-        <w:pStyle w:val="Compact"/>
       </w:pPr>
       <w:r>
         <w:t xml:space="preserve">Generate a development certificate and a distribution certificate.</w:t>
@@ -2671,11 +2981,11 @@
     </w:p>
     <w:p>
       <w:pPr>
+        <w:pStyle w:val="Compact"/>
         <w:numPr>
           <w:ilvl w:val="1"/>
           <w:numId w:val="1019"/>
         </w:numPr>
-        <w:pStyle w:val="Compact"/>
       </w:pPr>
       <w:r>
         <w:t xml:space="preserve">Generate provisioning profiles for both bundle IDs.</w:t>
@@ -2683,11 +2993,11 @@
     </w:p>
     <w:p>
       <w:pPr>
+        <w:pStyle w:val="Compact"/>
         <w:numPr>
           <w:ilvl w:val="0"/>
           <w:numId w:val="1018"/>
         </w:numPr>
-        <w:pStyle w:val="Compact"/>
       </w:pPr>
       <w:r>
         <w:t xml:space="preserve">Set up App Store Connect at https://appstoreconnect.apple.com — create the app records for iOS and macOS so submission is unblocked when the apps are ready.</w:t>
@@ -2695,11 +3005,11 @@
     </w:p>
     <w:p>
       <w:pPr>
+        <w:pStyle w:val="Compact"/>
         <w:numPr>
           <w:ilvl w:val="0"/>
           <w:numId w:val="1018"/>
         </w:numPr>
-        <w:pStyle w:val="Compact"/>
       </w:pPr>
       <w:r>
         <w:t xml:space="preserve">For push notifications later: generate APNs keys (under</w:t>
@@ -2708,13 +3018,7 @@
         <w:t xml:space="preserve"> </w:t>
       </w:r>
       <w:r>
-        <w:t xml:space="preserve">“</w:t>
-      </w:r>
-      <w:r>
-        <w:t xml:space="preserve">Keys</w:t>
-      </w:r>
-      <w:r>
-        <w:t xml:space="preserve">”</w:t>
+        <w:t xml:space="preserve">“Keys”</w:t>
       </w:r>
       <w:r>
         <w:t xml:space="preserve"> </w:t>
@@ -2730,6 +3034,7 @@
       <w:r>
         <w:rPr>
           <w:b/>
+          <w:bCs/>
         </w:rPr>
         <w:t xml:space="preserve">You’ll provide Claude Code:</w:t>
       </w:r>
@@ -2749,7 +3054,7 @@
         <w:rPr>
           <w:rStyle w:val="VerbatimChar"/>
         </w:rPr>
-        <w:t>app.setnayan.ios</w:t>
+        <w:t xml:space="preserve">app.setnayan.ios</w:t>
       </w:r>
       <w:r>
         <w:t xml:space="preserve">)</w:t>
@@ -2764,7 +3069,7 @@
         <w:rPr>
           <w:rStyle w:val="VerbatimChar"/>
         </w:rPr>
-        <w:t>app.setnayan.macos</w:t>
+        <w:t xml:space="preserve">app.setnayan.macos</w:t>
       </w:r>
       <w:r>
         <w:t xml:space="preserve">)</w:t>
@@ -2776,23 +3081,23 @@
         <w:t xml:space="preserve">- Distribution certificate + provisioning profiles (kept in Apple’s keychain or 1Password — Claude Code references them for build configs)</w:t>
       </w:r>
     </w:p>
+    <w:bookmarkEnd w:id="22"/>
+    <w:bookmarkStart w:id="23" w:name="X592e58da24f62e065547eb7cb6f000f1879d438"/>
     <w:p>
       <w:pPr>
         <w:pStyle w:val="Heading2"/>
       </w:pPr>
-      <w:bookmarkStart w:id="34" w:name="X592e58da24f62e065547eb7cb6f000f1879d438"/>
       <w:r>
         <w:t xml:space="preserve">Step A11 — Google Play Console (Android, $25 one-time, 1–2 days)</w:t>
       </w:r>
-      <w:bookmarkEnd w:id="34"/>
-    </w:p>
-    <w:p>
-      <w:pPr>
+    </w:p>
+    <w:p>
+      <w:pPr>
+        <w:pStyle w:val="Compact"/>
         <w:numPr>
           <w:ilvl w:val="0"/>
           <w:numId w:val="1020"/>
         </w:numPr>
-        <w:pStyle w:val="Compact"/>
       </w:pPr>
       <w:r>
         <w:t xml:space="preserve">Sign up at https://play.google.com/console.</w:t>
@@ -2800,11 +3105,11 @@
     </w:p>
     <w:p>
       <w:pPr>
+        <w:pStyle w:val="Compact"/>
         <w:numPr>
           <w:ilvl w:val="0"/>
           <w:numId w:val="1020"/>
         </w:numPr>
-        <w:pStyle w:val="Compact"/>
       </w:pPr>
       <w:r>
         <w:t xml:space="preserve">Pay the $25 one-time registration.</w:t>
@@ -2812,11 +3117,11 @@
     </w:p>
     <w:p>
       <w:pPr>
+        <w:pStyle w:val="Compact"/>
         <w:numPr>
           <w:ilvl w:val="0"/>
           <w:numId w:val="1020"/>
         </w:numPr>
-        <w:pStyle w:val="Compact"/>
       </w:pPr>
       <w:r>
         <w:t xml:space="preserve">Google takes 1–2 days to approve.</w:t>
@@ -2824,11 +3129,11 @@
     </w:p>
     <w:p>
       <w:pPr>
+        <w:pStyle w:val="Compact"/>
         <w:numPr>
           <w:ilvl w:val="0"/>
           <w:numId w:val="1020"/>
         </w:numPr>
-        <w:pStyle w:val="Compact"/>
       </w:pPr>
       <w:r>
         <w:t xml:space="preserve">After approval, create a new app:</w:t>
@@ -2840,7 +3145,7 @@
         <w:rPr>
           <w:rStyle w:val="VerbatimChar"/>
         </w:rPr>
-        <w:t>Setnayan</w:t>
+        <w:t xml:space="preserve">Setnayan</w:t>
       </w:r>
       <w:r>
         <w:t xml:space="preserve">.</w:t>
@@ -2848,11 +3153,11 @@
     </w:p>
     <w:p>
       <w:pPr>
+        <w:pStyle w:val="Compact"/>
         <w:numPr>
           <w:ilvl w:val="0"/>
           <w:numId w:val="1020"/>
         </w:numPr>
-        <w:pStyle w:val="Compact"/>
       </w:pPr>
       <w:r>
         <w:t xml:space="preserve">Generate an upload key (Android signing key) and store it securely.</w:t>
@@ -2860,11 +3165,11 @@
     </w:p>
     <w:p>
       <w:pPr>
+        <w:pStyle w:val="Compact"/>
         <w:numPr>
           <w:ilvl w:val="0"/>
           <w:numId w:val="1020"/>
         </w:numPr>
-        <w:pStyle w:val="Compact"/>
       </w:pPr>
       <w:r>
         <w:t xml:space="preserve">Set up Google Play Billing if you’ll process in-app purchases through Android (optional — Setnayan V1 currently uses Setnayan Pay manual reconciliation per 0034; in-app billing is V1.5 scope).</w:t>
@@ -2877,6 +3182,7 @@
       <w:r>
         <w:rPr>
           <w:b/>
+          <w:bCs/>
         </w:rPr>
         <w:t xml:space="preserve">You’ll provide Claude Code:</w:t>
       </w:r>
@@ -2890,7 +3196,7 @@
         <w:rPr>
           <w:rStyle w:val="VerbatimChar"/>
         </w:rPr>
-        <w:t>app.setnayan.android</w:t>
+        <w:t xml:space="preserve">app.setnayan.android</w:t>
       </w:r>
       <w:r>
         <w:t xml:space="preserve">)</w:t>
@@ -2908,23 +3214,23 @@
         <w:t xml:space="preserve">- Service account JSON for Play Console API (for CI auto-deploy)</w:t>
       </w:r>
     </w:p>
+    <w:bookmarkEnd w:id="23"/>
+    <w:bookmarkStart w:id="24" w:name="X264eece3ce10675c47689c5261eb58887f383d0"/>
     <w:p>
       <w:pPr>
         <w:pStyle w:val="Heading2"/>
       </w:pPr>
-      <w:bookmarkStart w:id="35" w:name="X264eece3ce10675c47689c5261eb58887f383d0"/>
       <w:r>
         <w:t xml:space="preserve">Step A12 — Domain DNS (after Steps A2–A5 done, 30 min)</w:t>
       </w:r>
-      <w:bookmarkEnd w:id="35"/>
-    </w:p>
-    <w:p>
-      <w:pPr>
+    </w:p>
+    <w:p>
+      <w:pPr>
+        <w:pStyle w:val="Compact"/>
         <w:numPr>
           <w:ilvl w:val="0"/>
           <w:numId w:val="1021"/>
         </w:numPr>
-        <w:pStyle w:val="Compact"/>
       </w:pPr>
       <w:r>
         <w:t xml:space="preserve">Once Vercel project + Supabase + Cloudflare R2 are set up, point DNS records.</w:t>
@@ -2932,11 +3238,11 @@
     </w:p>
     <w:p>
       <w:pPr>
+        <w:pStyle w:val="Compact"/>
         <w:numPr>
           <w:ilvl w:val="0"/>
           <w:numId w:val="1021"/>
         </w:numPr>
-        <w:pStyle w:val="Compact"/>
       </w:pPr>
       <w:r>
         <w:t xml:space="preserve">In Cloudflare DNS:</w:t>
@@ -2944,11 +3250,11 @@
     </w:p>
     <w:p>
       <w:pPr>
+        <w:pStyle w:val="Compact"/>
         <w:numPr>
           <w:ilvl w:val="1"/>
           <w:numId w:val="1022"/>
         </w:numPr>
-        <w:pStyle w:val="Compact"/>
       </w:pPr>
       <w:r>
         <w:rPr>
@@ -2980,11 +3286,11 @@
     </w:p>
     <w:p>
       <w:pPr>
+        <w:pStyle w:val="Compact"/>
         <w:numPr>
           <w:ilvl w:val="1"/>
           <w:numId w:val="1022"/>
         </w:numPr>
-        <w:pStyle w:val="Compact"/>
       </w:pPr>
       <w:r>
         <w:rPr>
@@ -3025,11 +3331,11 @@
     </w:p>
     <w:p>
       <w:pPr>
+        <w:pStyle w:val="Compact"/>
         <w:numPr>
           <w:ilvl w:val="1"/>
           <w:numId w:val="1022"/>
         </w:numPr>
-        <w:pStyle w:val="Compact"/>
       </w:pPr>
       <w:r>
         <w:rPr>
@@ -3061,11 +3367,11 @@
     </w:p>
     <w:p>
       <w:pPr>
+        <w:pStyle w:val="Compact"/>
         <w:numPr>
           <w:ilvl w:val="1"/>
           <w:numId w:val="1022"/>
         </w:numPr>
-        <w:pStyle w:val="Compact"/>
       </w:pPr>
       <w:r>
         <w:t xml:space="preserve">SPF / DKIM records for transactional email (set up via Resend or Postmark — Claude Code will tell you which)</w:t>
@@ -3073,23 +3379,17 @@
     </w:p>
     <w:p>
       <w:pPr>
+        <w:pStyle w:val="Compact"/>
         <w:numPr>
           <w:ilvl w:val="0"/>
           <w:numId w:val="1021"/>
         </w:numPr>
-        <w:pStyle w:val="Compact"/>
       </w:pPr>
       <w:r>
         <w:t xml:space="preserve">Verify the domain in Vercel (</w:t>
       </w:r>
       <w:r>
-        <w:t xml:space="preserve">“</w:t>
-      </w:r>
-      <w:r>
-        <w:t xml:space="preserve">Settings → Domains → Add</w:t>
-      </w:r>
-      <w:r>
-        <w:t xml:space="preserve">”</w:t>
+        <w:t xml:space="preserve">“Settings → Domains → Add”</w:t>
       </w:r>
       <w:r>
         <w:t xml:space="preserve">).</w:t>
@@ -3097,11 +3397,11 @@
     </w:p>
     <w:p>
       <w:pPr>
+        <w:pStyle w:val="Compact"/>
         <w:numPr>
           <w:ilvl w:val="0"/>
           <w:numId w:val="1021"/>
         </w:numPr>
-        <w:pStyle w:val="Compact"/>
       </w:pPr>
       <w:r>
         <w:t xml:space="preserve">Enable HTTPS (automatic via Vercel + Cloudflare).</w:t>
@@ -3114,6 +3414,7 @@
       <w:r>
         <w:rPr>
           <w:b/>
+          <w:bCs/>
         </w:rPr>
         <w:t xml:space="preserve">You’ll provide Claude Code:</w:t>
       </w:r>
@@ -3139,15 +3440,15 @@
         <w:t xml:space="preserve">resolves to the Vercel deployment.</w:t>
       </w:r>
     </w:p>
+    <w:bookmarkEnd w:id="24"/>
+    <w:bookmarkStart w:id="25" w:name="Xab04259775e1b43d20b02d2bcf35797edf89cbe"/>
     <w:p>
       <w:pPr>
         <w:pStyle w:val="Heading2"/>
       </w:pPr>
-      <w:bookmarkStart w:id="36" w:name="Xab04259775e1b43d20b02d2bcf35797edf89cbe"/>
       <w:r>
         <w:t xml:space="preserve">Step A13 — Transactional email (Resend recommended, 15 min)</w:t>
       </w:r>
-      <w:bookmarkEnd w:id="36"/>
     </w:p>
     <w:p>
       <w:pPr>
@@ -3159,11 +3460,11 @@
     </w:p>
     <w:p>
       <w:pPr>
+        <w:pStyle w:val="Compact"/>
         <w:numPr>
           <w:ilvl w:val="0"/>
           <w:numId w:val="1023"/>
         </w:numPr>
-        <w:pStyle w:val="Compact"/>
       </w:pPr>
       <w:r>
         <w:t xml:space="preserve">Sign up at https://resend.com.</w:t>
@@ -3171,11 +3472,11 @@
     </w:p>
     <w:p>
       <w:pPr>
+        <w:pStyle w:val="Compact"/>
         <w:numPr>
           <w:ilvl w:val="0"/>
           <w:numId w:val="1023"/>
         </w:numPr>
-        <w:pStyle w:val="Compact"/>
       </w:pPr>
       <w:r>
         <w:t xml:space="preserve">Verify a sending domain (e.g.,</w:t>
@@ -3195,11 +3496,11 @@
     </w:p>
     <w:p>
       <w:pPr>
+        <w:pStyle w:val="Compact"/>
         <w:numPr>
           <w:ilvl w:val="0"/>
           <w:numId w:val="1023"/>
         </w:numPr>
-        <w:pStyle w:val="Compact"/>
       </w:pPr>
       <w:r>
         <w:t xml:space="preserve">Generate an API key.</w:t>
@@ -3207,11 +3508,11 @@
     </w:p>
     <w:p>
       <w:pPr>
+        <w:pStyle w:val="Compact"/>
         <w:numPr>
           <w:ilvl w:val="0"/>
           <w:numId w:val="1023"/>
         </w:numPr>
-        <w:pStyle w:val="Compact"/>
       </w:pPr>
       <w:r>
         <w:t xml:space="preserve">In Supabase dashboard, go to</w:t>
@@ -3220,13 +3521,7 @@
         <w:t xml:space="preserve"> </w:t>
       </w:r>
       <w:r>
-        <w:t xml:space="preserve">“</w:t>
-      </w:r>
-      <w:r>
-        <w:t xml:space="preserve">Authentication → Email Templates → SMTP Settings.</w:t>
-      </w:r>
-      <w:r>
-        <w:t xml:space="preserve">”</w:t>
+        <w:t xml:space="preserve">“Authentication → Email Templates → SMTP Settings.”</w:t>
       </w:r>
       <w:r>
         <w:t xml:space="preserve"> </w:t>
@@ -3242,6 +3537,7 @@
       <w:r>
         <w:rPr>
           <w:b/>
+          <w:bCs/>
         </w:rPr>
         <w:t xml:space="preserve">You’ll provide Claude Code:</w:t>
       </w:r>
@@ -3261,23 +3557,23 @@
         <w:t xml:space="preserve">).</w:t>
       </w:r>
     </w:p>
+    <w:bookmarkEnd w:id="25"/>
+    <w:bookmarkStart w:id="26" w:name="Xd0962c891d903a7b977a46b91f7a04f46ede10a"/>
     <w:p>
       <w:pPr>
         <w:pStyle w:val="Heading2"/>
       </w:pPr>
-      <w:bookmarkStart w:id="37" w:name="Xd0962c891d903a7b977a46b91f7a04f46ede10a"/>
       <w:r>
         <w:t xml:space="preserve">Step A14 — Sentry account (error tracking, optional but recommended, 10 min)</w:t>
       </w:r>
-      <w:bookmarkEnd w:id="37"/>
-    </w:p>
-    <w:p>
-      <w:pPr>
+    </w:p>
+    <w:p>
+      <w:pPr>
+        <w:pStyle w:val="Compact"/>
         <w:numPr>
           <w:ilvl w:val="0"/>
           <w:numId w:val="1024"/>
         </w:numPr>
-        <w:pStyle w:val="Compact"/>
       </w:pPr>
       <w:r>
         <w:t xml:space="preserve">Sign up at https://sentry.io.</w:t>
@@ -3285,11 +3581,11 @@
     </w:p>
     <w:p>
       <w:pPr>
+        <w:pStyle w:val="Compact"/>
         <w:numPr>
           <w:ilvl w:val="0"/>
           <w:numId w:val="1024"/>
         </w:numPr>
-        <w:pStyle w:val="Compact"/>
       </w:pPr>
       <w:r>
         <w:t xml:space="preserve">Create projects for: web (Next.js), iOS (Apple), Android (Google).</w:t>
@@ -3297,11 +3593,11 @@
     </w:p>
     <w:p>
       <w:pPr>
+        <w:pStyle w:val="Compact"/>
         <w:numPr>
           <w:ilvl w:val="0"/>
           <w:numId w:val="1024"/>
         </w:numPr>
-        <w:pStyle w:val="Compact"/>
       </w:pPr>
       <w:r>
         <w:t xml:space="preserve">Save the DSN (Data Source Name) for each project.</w:t>
@@ -3314,6 +3610,7 @@
       <w:r>
         <w:rPr>
           <w:b/>
+          <w:bCs/>
         </w:rPr>
         <w:t xml:space="preserve">You’ll provide Claude Code:</w:t>
       </w:r>
@@ -3324,15 +3621,15 @@
         <w:t xml:space="preserve">three Sentry DSNs (one per platform).</w:t>
       </w:r>
     </w:p>
+    <w:bookmarkEnd w:id="26"/>
+    <w:bookmarkStart w:id="27" w:name="Xcd2531bf49a9665d8ee76781123eff5289c2fd4"/>
     <w:p>
       <w:pPr>
         <w:pStyle w:val="Heading2"/>
       </w:pPr>
-      <w:bookmarkStart w:id="38" w:name="Xcd2531bf49a9665d8ee76781123eff5289c2fd4"/>
       <w:r>
         <w:t xml:space="preserve">Step A15 — Suno account (music catalogue, per playbook 14, 30 min)</w:t>
       </w:r>
-      <w:bookmarkEnd w:id="38"/>
     </w:p>
     <w:p>
       <w:pPr>
@@ -3344,11 +3641,11 @@
     </w:p>
     <w:p>
       <w:pPr>
+        <w:pStyle w:val="Compact"/>
         <w:numPr>
           <w:ilvl w:val="0"/>
           <w:numId w:val="1025"/>
         </w:numPr>
-        <w:pStyle w:val="Compact"/>
       </w:pPr>
       <w:r>
         <w:t xml:space="preserve">Sign up at https://suno.com.</w:t>
@@ -3356,11 +3653,11 @@
     </w:p>
     <w:p>
       <w:pPr>
+        <w:pStyle w:val="Compact"/>
         <w:numPr>
           <w:ilvl w:val="0"/>
           <w:numId w:val="1025"/>
         </w:numPr>
-        <w:pStyle w:val="Compact"/>
       </w:pPr>
       <w:r>
         <w:t xml:space="preserve">Subscribe to Suno Premier (~$30/month) — generates owned-AI music.</w:t>
@@ -3368,11 +3665,11 @@
     </w:p>
     <w:p>
       <w:pPr>
+        <w:pStyle w:val="Compact"/>
         <w:numPr>
           <w:ilvl w:val="0"/>
           <w:numId w:val="1025"/>
         </w:numPr>
-        <w:pStyle w:val="Compact"/>
       </w:pPr>
       <w:r>
         <w:t xml:space="preserve">Generate the ~400-track catalogue per playbook 14’s instructions (this is content workstream work, can run in parallel with platform setup).</w:t>
@@ -3385,6 +3682,7 @@
       <w:r>
         <w:rPr>
           <w:b/>
+          <w:bCs/>
         </w:rPr>
         <w:t xml:space="preserve">You’ll provide Claude Code:</w:t>
       </w:r>
@@ -3401,7 +3699,7 @@
         <w:rPr>
           <w:rStyle w:val="VerbatimChar"/>
         </w:rPr>
-        <w:t>setnayan-media/music_catalogue/</w:t>
+        <w:t xml:space="preserve">setnayan-media/music_catalogue/</w:t>
       </w:r>
       <w:r>
         <w:t xml:space="preserve"> </w:t>
@@ -3410,15 +3708,15 @@
         <w:t xml:space="preserve">per the playbook’s directory convention.</w:t>
       </w:r>
     </w:p>
+    <w:bookmarkEnd w:id="27"/>
+    <w:bookmarkStart w:id="28" w:name="step-a16-final-credential-summary"/>
     <w:p>
       <w:pPr>
         <w:pStyle w:val="Heading2"/>
       </w:pPr>
-      <w:bookmarkStart w:id="39" w:name="step-a16-final-credential-summary"/>
       <w:r>
         <w:t xml:space="preserve">Step A16 — Final credential summary</w:t>
       </w:r>
-      <w:bookmarkEnd w:id="39"/>
     </w:p>
     <w:p>
       <w:pPr>
@@ -3565,16 +3863,16 @@
         <w:rPr>
           <w:rStyle w:val="VerbatimChar"/>
         </w:rPr>
-        <w:t>R2_BUCKET_MEDIA=setnayan-media</w:t>
-      </w:r>
-      <w:r>
-        <w:br/>
-      </w:r>
-      <w:r>
-        <w:rPr>
-          <w:rStyle w:val="VerbatimChar"/>
-        </w:rPr>
-        <w:t>R2_BUCKET_VENDOR_CONTRACTS=setnayan-vendor-contracts</w:t>
+        <w:t xml:space="preserve">R2_BUCKET_MEDIA=setnayan-media</w:t>
+      </w:r>
+      <w:r>
+        <w:br/>
+      </w:r>
+      <w:r>
+        <w:rPr>
+          <w:rStyle w:val="VerbatimChar"/>
+        </w:rPr>
+        <w:t xml:space="preserve">R2_BUCKET_VENDOR_CONTRACTS=setnayan-vendor-contracts</w:t>
       </w:r>
       <w:r>
         <w:br/>
@@ -3826,16 +4124,16 @@
         <w:rPr>
           <w:rStyle w:val="VerbatimChar"/>
         </w:rPr>
-        <w:t>IOS_BUNDLE_ID=app.setnayan.ios</w:t>
-      </w:r>
-      <w:r>
-        <w:br/>
-      </w:r>
-      <w:r>
-        <w:rPr>
-          <w:rStyle w:val="VerbatimChar"/>
-        </w:rPr>
-        <w:t>MACOS_BUNDLE_ID=app.setnayan.macos</w:t>
+        <w:t xml:space="preserve">IOS_BUNDLE_ID=app.setnayan.ios</w:t>
+      </w:r>
+      <w:r>
+        <w:br/>
+      </w:r>
+      <w:r>
+        <w:rPr>
+          <w:rStyle w:val="VerbatimChar"/>
+        </w:rPr>
+        <w:t xml:space="preserve">MACOS_BUNDLE_ID=app.setnayan.macos</w:t>
       </w:r>
       <w:r>
         <w:br/>
@@ -3856,7 +4154,7 @@
         <w:rPr>
           <w:rStyle w:val="VerbatimChar"/>
         </w:rPr>
-        <w:t>ANDROID_PACKAGE=app.setnayan.android</w:t>
+        <w:t xml:space="preserve">ANDROID_PACKAGE=app.setnayan.android</w:t>
       </w:r>
     </w:p>
     <w:p>
@@ -3889,15 +4187,16 @@
         </w:pict>
       </w:r>
     </w:p>
+    <w:bookmarkEnd w:id="28"/>
+    <w:bookmarkEnd w:id="29"/>
+    <w:bookmarkStart w:id="41" w:name="X912f85c7d43040500b0b491ed676d8a0e7bc37c"/>
     <w:p>
       <w:pPr>
         <w:pStyle w:val="Heading1"/>
       </w:pPr>
-      <w:bookmarkStart w:id="40" w:name="X912f85c7d43040500b0b491ed676d8a0e7bc37c"/>
       <w:r>
         <w:t xml:space="preserve">Section B — Claude Code Implementation Guide</w:t>
       </w:r>
-      <w:bookmarkEnd w:id="40"/>
     </w:p>
     <w:p>
       <w:pPr>
@@ -3907,15 +4206,14 @@
         <w:t xml:space="preserve">What Claude Code does once you’ve completed Section A. Each step is something Claude Code executes; you only review and approve.</w:t>
       </w:r>
     </w:p>
+    <w:bookmarkStart w:id="30" w:name="X9837035e2afe9e66e5d1b400c549f27ef7e694f"/>
     <w:p>
       <w:pPr>
         <w:pStyle w:val="Heading2"/>
       </w:pPr>
-      <w:bookmarkStart w:id="41" w:name="X9837035e2afe9e66e5d1b400c549f27ef7e694f"/>
       <w:r>
         <w:t xml:space="preserve">Step B1 — Scaffold the Next.js + Supabase project</w:t>
       </w:r>
-      <w:bookmarkEnd w:id="41"/>
     </w:p>
     <w:p>
       <w:pPr>
@@ -3933,7 +4231,7 @@
         <w:rPr>
           <w:rStyle w:val="VerbatimChar"/>
         </w:rPr>
-        <w:t>setnayan/</w:t>
+        <w:t xml:space="preserve">setnayan/</w:t>
       </w:r>
       <w:r>
         <w:br/>
@@ -4233,15 +4531,15 @@
         <w:t xml:space="preserve">    └── integration/              (Playwright + cross-platform tests)</w:t>
       </w:r>
     </w:p>
+    <w:bookmarkEnd w:id="30"/>
+    <w:bookmarkStart w:id="31" w:name="X79796652e77d20a38edfd338061ae3f905a690f"/>
     <w:p>
       <w:pPr>
         <w:pStyle w:val="Heading2"/>
       </w:pPr>
-      <w:bookmarkStart w:id="42" w:name="X79796652e77d20a38edfd338061ae3f905a690f"/>
       <w:r>
         <w:t xml:space="preserve">Step B2 — Apply the V1 schema as Supabase migrations</w:t>
       </w:r>
-      <w:bookmarkEnd w:id="42"/>
     </w:p>
     <w:p>
       <w:pPr>
@@ -4408,15 +4706,15 @@
         <w:t xml:space="preserve">. CI auto-applies on merge to main.</w:t>
       </w:r>
     </w:p>
+    <w:bookmarkEnd w:id="31"/>
+    <w:bookmarkStart w:id="32" w:name="step-b3-rls-policies-for-every-table"/>
     <w:p>
       <w:pPr>
         <w:pStyle w:val="Heading2"/>
       </w:pPr>
-      <w:bookmarkStart w:id="43" w:name="step-b3-rls-policies-for-every-table"/>
       <w:r>
         <w:t xml:space="preserve">Step B3 — RLS policies for every table</w:t>
       </w:r>
-      <w:bookmarkEnd w:id="43"/>
     </w:p>
     <w:p>
       <w:pPr>
@@ -4991,15 +5289,15 @@
         <w:t xml:space="preserve">Claude Code writes these for every table. Tests in Section C verify they hold.</w:t>
       </w:r>
     </w:p>
+    <w:bookmarkEnd w:id="32"/>
+    <w:bookmarkStart w:id="33" w:name="X71393b56dcfbaefd04ff5d64cce8a7920d7c811"/>
     <w:p>
       <w:pPr>
         <w:pStyle w:val="Heading2"/>
       </w:pPr>
-      <w:bookmarkStart w:id="44" w:name="X71393b56dcfbaefd04ff5d64cce8a7920d7c811"/>
       <w:r>
         <w:t xml:space="preserve">Step B4 — Auth flow + Supabase Realtime wiring</w:t>
       </w:r>
-      <w:bookmarkEnd w:id="44"/>
     </w:p>
     <w:p>
       <w:pPr>
@@ -5048,15 +5346,15 @@
         <w:t xml:space="preserve">) that every iteration’s components use to get live updates.</w:t>
       </w:r>
     </w:p>
+    <w:bookmarkEnd w:id="33"/>
+    <w:bookmarkStart w:id="34" w:name="X61dade0427b9e8b1220865df8911cb6caedc529"/>
     <w:p>
       <w:pPr>
         <w:pStyle w:val="Heading2"/>
       </w:pPr>
-      <w:bookmarkStart w:id="45" w:name="X61dade0427b9e8b1220865df8911cb6caedc529"/>
       <w:r>
         <w:t xml:space="preserve">Step B5 — iOS native app skeleton (for 0012 Papic)</w:t>
       </w:r>
-      <w:bookmarkEnd w:id="45"/>
     </w:p>
     <w:p>
       <w:pPr>
@@ -5075,16 +5373,16 @@
         <w:rPr>
           <w:rStyle w:val="VerbatimChar"/>
         </w:rPr>
-        <w:t>├── Setnayan.xcodeproj</w:t>
-      </w:r>
-      <w:r>
-        <w:br/>
-      </w:r>
-      <w:r>
-        <w:rPr>
-          <w:rStyle w:val="VerbatimChar"/>
-        </w:rPr>
-        <w:t>├── Setnayan/</w:t>
+        <w:t xml:space="preserve">├── Setnayan.xcodeproj</w:t>
+      </w:r>
+      <w:r>
+        <w:br/>
+      </w:r>
+      <w:r>
+        <w:rPr>
+          <w:rStyle w:val="VerbatimChar"/>
+        </w:rPr>
+        <w:t xml:space="preserve">├── Setnayan/</w:t>
       </w:r>
       <w:r>
         <w:br/>
@@ -5156,7 +5454,7 @@
         <w:rPr>
           <w:rStyle w:val="VerbatimChar"/>
         </w:rPr>
-        <w:t>└── Setnayan.xcconfig</w:t>
+        <w:t xml:space="preserve">└── Setnayan.xcconfig</w:t>
       </w:r>
     </w:p>
     <w:p>
@@ -5167,15 +5465,15 @@
         <w:t xml:space="preserve">Builds to simulator immediately. Talks to the same Supabase backend as web. Sign-in works; authenticated user can see their events listed.</w:t>
       </w:r>
     </w:p>
+    <w:bookmarkEnd w:id="34"/>
+    <w:bookmarkStart w:id="35" w:name="X0ceac884769b47028f6767f9f88cfe845e89068"/>
     <w:p>
       <w:pPr>
         <w:pStyle w:val="Heading2"/>
       </w:pPr>
-      <w:bookmarkStart w:id="46" w:name="X0ceac884769b47028f6767f9f88cfe845e89068"/>
       <w:r>
         <w:t xml:space="preserve">Step B6 — Android native app skeleton (for 0012 Papic)</w:t>
       </w:r>
-      <w:bookmarkEnd w:id="46"/>
     </w:p>
     <w:p>
       <w:pPr>
@@ -5212,7 +5510,7 @@
         <w:rPr>
           <w:rStyle w:val="VerbatimChar"/>
         </w:rPr>
-        <w:t>│   │   ├── java/app/setnayan/</w:t>
+        <w:t xml:space="preserve">│   │   ├── java/app/setnayan/</w:t>
       </w:r>
       <w:r>
         <w:br/>
@@ -5286,15 +5584,15 @@
         <w:t xml:space="preserve">Same auth, same Supabase backend.</w:t>
       </w:r>
     </w:p>
+    <w:bookmarkEnd w:id="35"/>
+    <w:bookmarkStart w:id="36" w:name="step-b7-macos-desktop-shell-tauri"/>
     <w:p>
       <w:pPr>
         <w:pStyle w:val="Heading2"/>
       </w:pPr>
-      <w:bookmarkStart w:id="47" w:name="step-b7-macos-desktop-shell-tauri"/>
       <w:r>
         <w:t xml:space="preserve">Step B7 — macOS desktop shell (Tauri)</w:t>
       </w:r>
-      <w:bookmarkEnd w:id="47"/>
     </w:p>
     <w:p>
       <w:pPr>
@@ -5396,7 +5694,7 @@
         <w:rPr>
           <w:rStyle w:val="VerbatimChar"/>
         </w:rPr>
-        <w:t>Setnayan.app</w:t>
+        <w:t xml:space="preserve">Setnayan.app</w:t>
       </w:r>
       <w:r>
         <w:t xml:space="preserve"> </w:t>
@@ -5405,15 +5703,15 @@
         <w:t xml:space="preserve">for the Mac App Store.</w:t>
       </w:r>
     </w:p>
+    <w:bookmarkEnd w:id="36"/>
+    <w:bookmarkStart w:id="37" w:name="step-b8-cicd-pipelines"/>
     <w:p>
       <w:pPr>
         <w:pStyle w:val="Heading2"/>
       </w:pPr>
-      <w:bookmarkStart w:id="48" w:name="step-b8-cicd-pipelines"/>
       <w:r>
         <w:t xml:space="preserve">Step B8 — CI/CD pipelines</w:t>
       </w:r>
-      <w:bookmarkEnd w:id="48"/>
     </w:p>
     <w:p>
       <w:pPr>
@@ -5470,15 +5768,15 @@
         <w:t xml:space="preserve">└── supabase-migrations.yml (apply pending migrations to prod Supabase on merge to main)</w:t>
       </w:r>
     </w:p>
+    <w:bookmarkEnd w:id="37"/>
+    <w:bookmarkStart w:id="38" w:name="step-b9-service-catalog-seed"/>
     <w:p>
       <w:pPr>
         <w:pStyle w:val="Heading2"/>
       </w:pPr>
-      <w:bookmarkStart w:id="49" w:name="step-b9-service-catalog-seed"/>
       <w:r>
         <w:t xml:space="preserve">Step B9 — Service catalog seed</w:t>
       </w:r>
-      <w:bookmarkEnd w:id="49"/>
     </w:p>
     <w:p>
       <w:pPr>
@@ -5503,15 +5801,15 @@
         <w:t xml:space="preserve">table. Verifies via Step C5 below.</w:t>
       </w:r>
     </w:p>
+    <w:bookmarkEnd w:id="38"/>
+    <w:bookmarkStart w:id="39" w:name="step-b10-storage-signed-url-helpers"/>
     <w:p>
       <w:pPr>
         <w:pStyle w:val="Heading2"/>
       </w:pPr>
-      <w:bookmarkStart w:id="50" w:name="step-b10-storage-signed-url-helpers"/>
       <w:r>
         <w:t xml:space="preserve">Step B10 — Storage signed-URL helpers</w:t>
       </w:r>
-      <w:bookmarkEnd w:id="50"/>
     </w:p>
     <w:p>
       <w:pPr>
@@ -5530,22 +5828,22 @@
         <w:t xml:space="preserve">) that accepts an event-scoped request, checks RLS via Supabase Auth, and returns a short-lived R2 signed URL. Every photo/video upload from any client goes through this function.</w:t>
       </w:r>
     </w:p>
+    <w:bookmarkEnd w:id="39"/>
+    <w:bookmarkStart w:id="40" w:name="Xcbce13555ef9e028d84deb40e16010cfbfa380b"/>
     <w:p>
       <w:pPr>
         <w:pStyle w:val="Heading2"/>
       </w:pPr>
-      <w:bookmarkStart w:id="51" w:name="Xcbce13555ef9e028d84deb40e16010cfbfa380b"/>
       <w:r>
         <w:t xml:space="preserve">Step B11 — YouTube broadcast creation Edge Function</w:t>
       </w:r>
-      <w:bookmarkEnd w:id="51"/>
     </w:p>
     <w:p>
       <w:pPr>
         <w:pStyle w:val="FirstParagraph"/>
       </w:pPr>
       <w:r>
-        <w:t>For 0011 Panood: when a couple buys the base SKU, an Edge Function creates a YouTube broadcast on Setnayan’s master channel via the YouTube Data API. The OAuth refresh token (from Step A6) is stored in Supabase as a service-level credential.</w:t>
+        <w:t xml:space="preserve">For 0011 Panood: when a couple buys the base SKU, an Edge Function creates a YouTube broadcast on Setnayan’s master channel via the YouTube Data API. The OAuth refresh token (from Step A6) is stored in Supabase as a service-level credential.</w:t>
       </w:r>
     </w:p>
     <w:p>
@@ -5555,15 +5853,16 @@
         </w:pict>
       </w:r>
     </w:p>
+    <w:bookmarkEnd w:id="40"/>
+    <w:bookmarkEnd w:id="41"/>
+    <w:bookmarkStart w:id="64" w:name="section-c-integration-tests"/>
     <w:p>
       <w:pPr>
         <w:pStyle w:val="Heading1"/>
       </w:pPr>
-      <w:bookmarkStart w:id="52" w:name="section-c-integration-tests"/>
       <w:r>
         <w:t xml:space="preserve">Section C — Integration Tests</w:t>
       </w:r>
-      <w:bookmarkEnd w:id="52"/>
     </w:p>
     <w:p>
       <w:pPr>
@@ -5573,15 +5872,14 @@
         <w:t xml:space="preserve">Verification procedures we run together after Sections A and B. Each test confirms one specific piece of the platform works end-to-end.</w:t>
       </w:r>
     </w:p>
+    <w:bookmarkStart w:id="42" w:name="test-c1-local-dev-server-boots"/>
     <w:p>
       <w:pPr>
         <w:pStyle w:val="Heading2"/>
       </w:pPr>
-      <w:bookmarkStart w:id="53" w:name="test-c1-local-dev-server-boots"/>
       <w:r>
         <w:t xml:space="preserve">Test C1 — Local dev server boots</w:t>
       </w:r>
-      <w:bookmarkEnd w:id="53"/>
     </w:p>
     <w:p>
       <w:pPr>
@@ -5660,7 +5958,13 @@
         <w:rPr>
           <w:rStyle w:val="NormalTok"/>
         </w:rPr>
-        <w:t xml:space="preserve"> .env.local.example .env.local  # then fill in your secrets</w:t>
+        <w:t xml:space="preserve"> .env.local.example .env.local  </w:t>
+      </w:r>
+      <w:r>
+        <w:rPr>
+          <w:rStyle w:val="CommentTok"/>
+        </w:rPr>
+        <w:t xml:space="preserve"># then fill in your secrets</w:t>
       </w:r>
       <w:r>
         <w:br/>
@@ -5685,6 +5989,7 @@
       <w:r>
         <w:rPr>
           <w:b/>
+          <w:bCs/>
         </w:rPr>
         <w:t xml:space="preserve">Expected:</w:t>
       </w:r>
@@ -5716,23 +6021,23 @@
         <w:t xml:space="preserve">).</w:t>
       </w:r>
     </w:p>
+    <w:bookmarkEnd w:id="42"/>
+    <w:bookmarkStart w:id="43" w:name="test-c2-sign-in-works-magic-link"/>
     <w:p>
       <w:pPr>
         <w:pStyle w:val="Heading2"/>
       </w:pPr>
-      <w:bookmarkStart w:id="54" w:name="test-c2-sign-in-works-magic-link"/>
       <w:r>
         <w:t xml:space="preserve">Test C2 — Sign in works (magic-link)</w:t>
       </w:r>
-      <w:bookmarkEnd w:id="54"/>
-    </w:p>
-    <w:p>
-      <w:pPr>
+    </w:p>
+    <w:p>
+      <w:pPr>
+        <w:pStyle w:val="Compact"/>
         <w:numPr>
           <w:ilvl w:val="0"/>
           <w:numId w:val="1026"/>
         </w:numPr>
-        <w:pStyle w:val="Compact"/>
       </w:pPr>
       <w:r>
         <w:t xml:space="preserve">Visit</w:t>
@@ -5752,11 +6057,11 @@
     </w:p>
     <w:p>
       <w:pPr>
+        <w:pStyle w:val="Compact"/>
         <w:numPr>
           <w:ilvl w:val="0"/>
           <w:numId w:val="1026"/>
         </w:numPr>
-        <w:pStyle w:val="Compact"/>
       </w:pPr>
       <w:r>
         <w:t xml:space="preserve">Enter your email.</w:t>
@@ -5764,11 +6069,11 @@
     </w:p>
     <w:p>
       <w:pPr>
+        <w:pStyle w:val="Compact"/>
         <w:numPr>
           <w:ilvl w:val="0"/>
           <w:numId w:val="1026"/>
         </w:numPr>
-        <w:pStyle w:val="Compact"/>
       </w:pPr>
       <w:r>
         <w:t xml:space="preserve">Click</w:t>
@@ -5777,22 +6082,16 @@
         <w:t xml:space="preserve"> </w:t>
       </w:r>
       <w:r>
-        <w:t xml:space="preserve">“</w:t>
-      </w:r>
-      <w:r>
-        <w:t xml:space="preserve">Send magic link.</w:t>
-      </w:r>
-      <w:r>
-        <w:t xml:space="preserve">”</w:t>
-      </w:r>
-    </w:p>
-    <w:p>
-      <w:pPr>
+        <w:t xml:space="preserve">“Send magic link.”</w:t>
+      </w:r>
+    </w:p>
+    <w:p>
+      <w:pPr>
+        <w:pStyle w:val="Compact"/>
         <w:numPr>
           <w:ilvl w:val="0"/>
           <w:numId w:val="1026"/>
         </w:numPr>
-        <w:pStyle w:val="Compact"/>
       </w:pPr>
       <w:r>
         <w:t xml:space="preserve">Check your inbox — magic-link email from Resend should arrive within 30 seconds.</w:t>
@@ -5800,11 +6099,11 @@
     </w:p>
     <w:p>
       <w:pPr>
+        <w:pStyle w:val="Compact"/>
         <w:numPr>
           <w:ilvl w:val="0"/>
           <w:numId w:val="1026"/>
         </w:numPr>
-        <w:pStyle w:val="Compact"/>
       </w:pPr>
       <w:r>
         <w:t xml:space="preserve">Click the link.</w:t>
@@ -5812,11 +6111,11 @@
     </w:p>
     <w:p>
       <w:pPr>
+        <w:pStyle w:val="Compact"/>
         <w:numPr>
           <w:ilvl w:val="0"/>
           <w:numId w:val="1026"/>
         </w:numPr>
-        <w:pStyle w:val="Compact"/>
       </w:pPr>
       <w:r>
         <w:t xml:space="preserve">Expected: redirected to</w:t>
@@ -5851,33 +6150,33 @@
     </w:p>
     <w:p>
       <w:pPr>
+        <w:pStyle w:val="Compact"/>
         <w:numPr>
           <w:ilvl w:val="0"/>
           <w:numId w:val="1026"/>
         </w:numPr>
-        <w:pStyle w:val="Compact"/>
       </w:pPr>
       <w:r>
         <w:t xml:space="preserve">Open Supabase dashboard → Authentication → Users — your user should be listed.</w:t>
       </w:r>
     </w:p>
+    <w:bookmarkEnd w:id="43"/>
+    <w:bookmarkStart w:id="44" w:name="Xc292511fc924f7f5a734ba16c8b8bb537a4bca6"/>
     <w:p>
       <w:pPr>
         <w:pStyle w:val="Heading2"/>
       </w:pPr>
-      <w:bookmarkStart w:id="55" w:name="Xc292511fc924f7f5a734ba16c8b8bb537a4bca6"/>
       <w:r>
         <w:t xml:space="preserve">Test C3 — Create test event + verify in Supabase</w:t>
       </w:r>
-      <w:bookmarkEnd w:id="55"/>
-    </w:p>
-    <w:p>
-      <w:pPr>
+    </w:p>
+    <w:p>
+      <w:pPr>
+        <w:pStyle w:val="Compact"/>
         <w:numPr>
           <w:ilvl w:val="0"/>
           <w:numId w:val="1027"/>
         </w:numPr>
-        <w:pStyle w:val="Compact"/>
       </w:pPr>
       <w:r>
         <w:t xml:space="preserve">From the signed-in dashboard, tap</w:t>
@@ -5886,22 +6185,16 @@
         <w:t xml:space="preserve"> </w:t>
       </w:r>
       <w:r>
-        <w:t xml:space="preserve">“</w:t>
-      </w:r>
-      <w:r>
-        <w:t xml:space="preserve">+ Create event.</w:t>
-      </w:r>
-      <w:r>
-        <w:t xml:space="preserve">”</w:t>
-      </w:r>
-    </w:p>
-    <w:p>
-      <w:pPr>
+        <w:t xml:space="preserve">“+ Create event.”</w:t>
+      </w:r>
+    </w:p>
+    <w:p>
+      <w:pPr>
+        <w:pStyle w:val="Compact"/>
         <w:numPr>
           <w:ilvl w:val="0"/>
           <w:numId w:val="1027"/>
         </w:numPr>
-        <w:pStyle w:val="Compact"/>
       </w:pPr>
       <w:r>
         <w:t xml:space="preserve">Pick</w:t>
@@ -5910,13 +6203,7 @@
         <w:t xml:space="preserve"> </w:t>
       </w:r>
       <w:r>
-        <w:t xml:space="preserve">“</w:t>
-      </w:r>
-      <w:r>
-        <w:t xml:space="preserve">Weddings</w:t>
-      </w:r>
-      <w:r>
-        <w:t xml:space="preserve">”</w:t>
+        <w:t xml:space="preserve">“Weddings”</w:t>
       </w:r>
       <w:r>
         <w:t xml:space="preserve"> </w:t>
@@ -5927,11 +6214,11 @@
     </w:p>
     <w:p>
       <w:pPr>
+        <w:pStyle w:val="Compact"/>
         <w:numPr>
           <w:ilvl w:val="0"/>
           <w:numId w:val="1027"/>
         </w:numPr>
-        <w:pStyle w:val="Compact"/>
       </w:pPr>
       <w:r>
         <w:t xml:space="preserve">Enter test wedding details and create.</w:t>
@@ -5939,11 +6226,11 @@
     </w:p>
     <w:p>
       <w:pPr>
+        <w:pStyle w:val="Compact"/>
         <w:numPr>
           <w:ilvl w:val="0"/>
           <w:numId w:val="1027"/>
         </w:numPr>
-        <w:pStyle w:val="Compact"/>
       </w:pPr>
       <w:r>
         <w:t xml:space="preserve">Open Supabase dashboard → Table Editor →</w:t>
@@ -5963,11 +6250,11 @@
     </w:p>
     <w:p>
       <w:pPr>
+        <w:pStyle w:val="Compact"/>
         <w:numPr>
           <w:ilvl w:val="0"/>
           <w:numId w:val="1027"/>
         </w:numPr>
-        <w:pStyle w:val="Compact"/>
       </w:pPr>
       <w:r>
         <w:t xml:space="preserve">Open</w:t>
@@ -6005,11 +6292,11 @@
     </w:p>
     <w:p>
       <w:pPr>
+        <w:pStyle w:val="Compact"/>
         <w:numPr>
           <w:ilvl w:val="0"/>
           <w:numId w:val="1027"/>
         </w:numPr>
-        <w:pStyle w:val="Compact"/>
       </w:pPr>
       <w:r>
         <w:t xml:space="preserve">Open</w:t>
@@ -6030,23 +6317,23 @@
         <w:t xml:space="preserve">— auto-generated token row should exist.</w:t>
       </w:r>
     </w:p>
+    <w:bookmarkEnd w:id="44"/>
+    <w:bookmarkStart w:id="45" w:name="Xc0dd6f695230280352a26cff0600acde962aa79"/>
     <w:p>
       <w:pPr>
         <w:pStyle w:val="Heading2"/>
       </w:pPr>
-      <w:bookmarkStart w:id="56" w:name="Xc0dd6f695230280352a26cff0600acde962aa79"/>
       <w:r>
         <w:t xml:space="preserve">Test C4 — Realtime sync between two browser windows</w:t>
       </w:r>
-      <w:bookmarkEnd w:id="56"/>
-    </w:p>
-    <w:p>
-      <w:pPr>
+    </w:p>
+    <w:p>
+      <w:pPr>
+        <w:pStyle w:val="Compact"/>
         <w:numPr>
           <w:ilvl w:val="0"/>
           <w:numId w:val="1028"/>
         </w:numPr>
-        <w:pStyle w:val="Compact"/>
       </w:pPr>
       <w:r>
         <w:t xml:space="preserve">Open two browser windows side-by-side, both signed in as the same user.</w:t>
@@ -6054,11 +6341,11 @@
     </w:p>
     <w:p>
       <w:pPr>
+        <w:pStyle w:val="Compact"/>
         <w:numPr>
           <w:ilvl w:val="0"/>
           <w:numId w:val="1028"/>
         </w:numPr>
-        <w:pStyle w:val="Compact"/>
       </w:pPr>
       <w:r>
         <w:t xml:space="preserve">Both windows show the dashboard for the same test event from C3.</w:t>
@@ -6066,11 +6353,11 @@
     </w:p>
     <w:p>
       <w:pPr>
+        <w:pStyle w:val="Compact"/>
         <w:numPr>
           <w:ilvl w:val="0"/>
           <w:numId w:val="1028"/>
         </w:numPr>
-        <w:pStyle w:val="Compact"/>
       </w:pPr>
       <w:r>
         <w:t xml:space="preserve">In Window 1: edit the event name (or add a guest, change a setting).</w:t>
@@ -6078,11 +6365,11 @@
     </w:p>
     <w:p>
       <w:pPr>
+        <w:pStyle w:val="Compact"/>
         <w:numPr>
           <w:ilvl w:val="0"/>
           <w:numId w:val="1028"/>
         </w:numPr>
-        <w:pStyle w:val="Compact"/>
       </w:pPr>
       <w:r>
         <w:t xml:space="preserve">In Window 2 (without refreshing): the change should appear within 2 seconds.</w:t>
@@ -6096,15 +6383,15 @@
         <w:t xml:space="preserve">This proves Supabase Realtime is wired correctly.</w:t>
       </w:r>
     </w:p>
+    <w:bookmarkEnd w:id="45"/>
+    <w:bookmarkStart w:id="46" w:name="X55f3c55dae952c7c08dbbefc2fb39e410a4a3a0"/>
     <w:p>
       <w:pPr>
         <w:pStyle w:val="Heading2"/>
       </w:pPr>
-      <w:bookmarkStart w:id="57" w:name="X55f3c55dae952c7c08dbbefc2fb39e410a4a3a0"/>
       <w:r>
         <w:t xml:space="preserve">Test C5 — RLS enforcement (security boundary)</w:t>
       </w:r>
-      <w:bookmarkEnd w:id="57"/>
     </w:p>
     <w:p>
       <w:pPr>
@@ -6172,810 +6459,829 @@
     </w:p>
     <w:p>
       <w:pPr>
+        <w:pStyle w:val="SourceCode"/>
         <w:numPr>
           <w:ilvl w:val="0"/>
           <w:numId w:val="1000"/>
         </w:numPr>
+      </w:pPr>
+      <w:r>
+        <w:rPr>
+          <w:rStyle w:val="KeywordTok"/>
+        </w:rPr>
+        <w:t xml:space="preserve">const</w:t>
+      </w:r>
+      <w:r>
+        <w:rPr>
+          <w:rStyle w:val="NormalTok"/>
+        </w:rPr>
+        <w:t xml:space="preserve"> { error } </w:t>
+      </w:r>
+      <w:r>
+        <w:rPr>
+          <w:rStyle w:val="OperatorTok"/>
+        </w:rPr>
+        <w:t xml:space="preserve">=</w:t>
+      </w:r>
+      <w:r>
+        <w:rPr>
+          <w:rStyle w:val="NormalTok"/>
+        </w:rPr>
+        <w:t xml:space="preserve"> </w:t>
+      </w:r>
+      <w:r>
+        <w:rPr>
+          <w:rStyle w:val="ControlFlowTok"/>
+        </w:rPr>
+        <w:t xml:space="preserve">await</w:t>
+      </w:r>
+      <w:r>
+        <w:rPr>
+          <w:rStyle w:val="NormalTok"/>
+        </w:rPr>
+        <w:t xml:space="preserve"> supabase</w:t>
+      </w:r>
+      <w:r>
+        <w:rPr>
+          <w:rStyle w:val="OperatorTok"/>
+        </w:rPr>
+        <w:t xml:space="preserve">.</w:t>
+      </w:r>
+      <w:r>
+        <w:rPr>
+          <w:rStyle w:val="FunctionTok"/>
+        </w:rPr>
+        <w:t xml:space="preserve">from</w:t>
+      </w:r>
+      <w:r>
+        <w:rPr>
+          <w:rStyle w:val="NormalTok"/>
+        </w:rPr>
+        <w:t xml:space="preserve">(</w:t>
+      </w:r>
+      <w:r>
+        <w:rPr>
+          <w:rStyle w:val="StringTok"/>
+        </w:rPr>
+        <w:t xml:space="preserve">'events'</w:t>
+      </w:r>
+      <w:r>
+        <w:rPr>
+          <w:rStyle w:val="NormalTok"/>
+        </w:rPr>
+        <w:t xml:space="preserve">)</w:t>
+      </w:r>
+      <w:r>
+        <w:rPr>
+          <w:rStyle w:val="OperatorTok"/>
+        </w:rPr>
+        <w:t xml:space="preserve">.</w:t>
+      </w:r>
+      <w:r>
+        <w:rPr>
+          <w:rStyle w:val="FunctionTok"/>
+        </w:rPr>
+        <w:t xml:space="preserve">update</w:t>
+      </w:r>
+      <w:r>
+        <w:rPr>
+          <w:rStyle w:val="NormalTok"/>
+        </w:rPr>
+        <w:t xml:space="preserve">({ name</w:t>
+      </w:r>
+      <w:r>
+        <w:rPr>
+          <w:rStyle w:val="OperatorTok"/>
+        </w:rPr>
+        <w:t xml:space="preserve">:</w:t>
+      </w:r>
+      <w:r>
+        <w:rPr>
+          <w:rStyle w:val="NormalTok"/>
+        </w:rPr>
+        <w:t xml:space="preserve"> </w:t>
+      </w:r>
+      <w:r>
+        <w:rPr>
+          <w:rStyle w:val="StringTok"/>
+        </w:rPr>
+        <w:t xml:space="preserve">'hacked'</w:t>
+      </w:r>
+      <w:r>
+        <w:rPr>
+          <w:rStyle w:val="NormalTok"/>
+        </w:rPr>
+        <w:t xml:space="preserve"> })</w:t>
+      </w:r>
+      <w:r>
+        <w:rPr>
+          <w:rStyle w:val="OperatorTok"/>
+        </w:rPr>
+        <w:t xml:space="preserve">.</w:t>
+      </w:r>
+      <w:r>
+        <w:rPr>
+          <w:rStyle w:val="FunctionTok"/>
+        </w:rPr>
+        <w:t xml:space="preserve">eq</w:t>
+      </w:r>
+      <w:r>
+        <w:rPr>
+          <w:rStyle w:val="NormalTok"/>
+        </w:rPr>
+        <w:t xml:space="preserve">(</w:t>
+      </w:r>
+      <w:r>
+        <w:rPr>
+          <w:rStyle w:val="StringTok"/>
+        </w:rPr>
+        <w:t xml:space="preserve">'id'</w:t>
+      </w:r>
+      <w:r>
+        <w:rPr>
+          <w:rStyle w:val="OperatorTok"/>
+        </w:rPr>
+        <w:t xml:space="preserve">,</w:t>
+      </w:r>
+      <w:r>
+        <w:rPr>
+          <w:rStyle w:val="NormalTok"/>
+        </w:rPr>
+        <w:t xml:space="preserve"> </w:t>
+      </w:r>
+      <w:r>
+        <w:rPr>
+          <w:rStyle w:val="StringTok"/>
+        </w:rPr>
+        <w:t xml:space="preserve">'&lt;other_user_event_id&gt;'</w:t>
+      </w:r>
+      <w:r>
+        <w:rPr>
+          <w:rStyle w:val="NormalTok"/>
+        </w:rPr>
+        <w:t xml:space="preserve">)</w:t>
+      </w:r>
+      <w:r>
+        <w:rPr>
+          <w:rStyle w:val="OperatorTok"/>
+        </w:rPr>
+        <w:t xml:space="preserve">;</w:t>
+      </w:r>
+    </w:p>
+    <w:p>
+      <w:pPr>
+        <w:numPr>
+          <w:ilvl w:val="0"/>
+          <w:numId w:val="1029"/>
+        </w:numPr>
+      </w:pPr>
+      <w:r>
+        <w:t xml:space="preserve">Expected: error or zero rows affected.</w:t>
+      </w:r>
+    </w:p>
+    <w:bookmarkEnd w:id="46"/>
+    <w:bookmarkStart w:id="47" w:name="test-c6-service-catalog-seeded"/>
+    <w:p>
+      <w:pPr>
+        <w:pStyle w:val="Heading2"/>
+      </w:pPr>
+      <w:r>
+        <w:t xml:space="preserve">Test C6 — Service catalog seeded</w:t>
+      </w:r>
+    </w:p>
+    <w:p>
+      <w:pPr>
         <w:pStyle w:val="SourceCode"/>
       </w:pPr>
       <w:r>
         <w:rPr>
+          <w:rStyle w:val="KeywordTok"/>
+        </w:rPr>
+        <w:t xml:space="preserve">SELECT</w:t>
+      </w:r>
+      <w:r>
+        <w:rPr>
           <w:rStyle w:val="NormalTok"/>
         </w:rPr>
-        <w:t xml:space="preserve">const { error } </w:t>
-      </w:r>
-      <w:r>
-        <w:rPr>
-          <w:rStyle w:val="OperatorTok"/>
-        </w:rPr>
-        <w:t xml:space="preserve">=</w:t>
+        <w:t xml:space="preserve"> service_key, php_price_centavos </w:t>
+      </w:r>
+      <w:r>
+        <w:rPr>
+          <w:rStyle w:val="KeywordTok"/>
+        </w:rPr>
+        <w:t xml:space="preserve">FROM</w:t>
       </w:r>
       <w:r>
         <w:rPr>
           <w:rStyle w:val="NormalTok"/>
         </w:rPr>
-        <w:t xml:space="preserve"> await supabase</w:t>
-      </w:r>
-      <w:r>
-        <w:rPr>
-          <w:rStyle w:val="OperatorTok"/>
-        </w:rPr>
+        <w:t xml:space="preserve"> service_catalog</w:t>
+      </w:r>
+      <w:r>
+        <w:br/>
+      </w:r>
+      <w:r>
+        <w:rPr>
+          <w:rStyle w:val="KeywordTok"/>
+        </w:rPr>
+        <w:t xml:space="preserve">WHERE</w:t>
+      </w:r>
+      <w:r>
+        <w:rPr>
+          <w:rStyle w:val="NormalTok"/>
+        </w:rPr>
+        <w:t xml:space="preserve"> iteration_origin </w:t>
+      </w:r>
+      <w:r>
+        <w:rPr>
+          <w:rStyle w:val="KeywordTok"/>
+        </w:rPr>
+        <w:t xml:space="preserve">LIKE</w:t>
+      </w:r>
+      <w:r>
+        <w:rPr>
+          <w:rStyle w:val="NormalTok"/>
+        </w:rPr>
+        <w:t xml:space="preserve"> </w:t>
+      </w:r>
+      <w:r>
+        <w:rPr>
+          <w:rStyle w:val="StringTok"/>
+        </w:rPr>
+        <w:t xml:space="preserve">'0011%'</w:t>
+      </w:r>
+      <w:r>
+        <w:rPr>
+          <w:rStyle w:val="NormalTok"/>
+        </w:rPr>
+        <w:t xml:space="preserve">;</w:t>
+      </w:r>
+    </w:p>
+    <w:p>
+      <w:pPr>
+        <w:pStyle w:val="FirstParagraph"/>
+      </w:pPr>
+      <w:r>
+        <w:rPr>
+          <w:b/>
+          <w:bCs/>
+        </w:rPr>
+        <w:t xml:space="preserve">Expected rows:</w:t>
+      </w:r>
+      <w:r>
+        <w:t xml:space="preserve"> </w:t>
+      </w:r>
+      <w:r>
+        <w:t xml:space="preserve">-</w:t>
+      </w:r>
+      <w:r>
+        <w:t xml:space="preserve"> </w:t>
+      </w:r>
+      <w:r>
+        <w:rPr>
+          <w:rStyle w:val="VerbatimChar"/>
+        </w:rPr>
+        <w:t xml:space="preserve">panood_base</w:t>
+      </w:r>
+      <w:r>
+        <w:t xml:space="preserve"> </w:t>
+      </w:r>
+      <w:r>
+        <w:t xml:space="preserve">→ 250000</w:t>
+      </w:r>
+      <w:r>
+        <w:t xml:space="preserve"> </w:t>
+      </w:r>
+      <w:r>
+        <w:t xml:space="preserve">-</w:t>
+      </w:r>
+      <w:r>
+        <w:t xml:space="preserve"> </w:t>
+      </w:r>
+      <w:r>
+        <w:rPr>
+          <w:rStyle w:val="VerbatimChar"/>
+        </w:rPr>
+        <w:t xml:space="preserve">panood_camera_addon</w:t>
+      </w:r>
+      <w:r>
+        <w:t xml:space="preserve"> </w:t>
+      </w:r>
+      <w:r>
+        <w:t xml:space="preserve">→ 100000</w:t>
+      </w:r>
+      <w:r>
+        <w:t xml:space="preserve"> </w:t>
+      </w:r>
+      <w:r>
+        <w:t xml:space="preserve">-</w:t>
+      </w:r>
+      <w:r>
+        <w:t xml:space="preserve"> </w:t>
+      </w:r>
+      <w:r>
+        <w:rPr>
+          <w:rStyle w:val="VerbatimChar"/>
+        </w:rPr>
+        <w:t xml:space="preserve">panood_hour_addon</w:t>
+      </w:r>
+      <w:r>
+        <w:t xml:space="preserve"> </w:t>
+      </w:r>
+      <w:r>
+        <w:t xml:space="preserve">→ 100000</w:t>
+      </w:r>
+      <w:r>
+        <w:t xml:space="preserve"> </w:t>
+      </w:r>
+      <w:r>
+        <w:t xml:space="preserve">-</w:t>
+      </w:r>
+      <w:r>
+        <w:t xml:space="preserve"> </w:t>
+      </w:r>
+      <w:r>
+        <w:rPr>
+          <w:rStyle w:val="VerbatimChar"/>
+        </w:rPr>
+        <w:t xml:space="preserve">custom_monogram_pack</w:t>
+      </w:r>
+      <w:r>
+        <w:t xml:space="preserve"> </w:t>
+      </w:r>
+      <w:r>
+        <w:t xml:space="preserve">→ 200000</w:t>
+      </w:r>
+      <w:r>
+        <w:t xml:space="preserve"> </w:t>
+      </w:r>
+      <w:r>
+        <w:t xml:space="preserve">-</w:t>
+      </w:r>
+      <w:r>
+        <w:t xml:space="preserve"> </w:t>
+      </w:r>
+      <w:r>
+        <w:rPr>
+          <w:rStyle w:val="VerbatimChar"/>
+        </w:rPr>
+        <w:t xml:space="preserve">broadcast_style_pack</w:t>
+      </w:r>
+      <w:r>
+        <w:t xml:space="preserve"> </w:t>
+      </w:r>
+      <w:r>
+        <w:t xml:space="preserve">→ 300000</w:t>
+      </w:r>
+      <w:r>
+        <w:t xml:space="preserve"> </w:t>
+      </w:r>
+      <w:r>
+        <w:t xml:space="preserve">-</w:t>
+      </w:r>
+      <w:r>
+        <w:t xml:space="preserve"> </w:t>
+      </w:r>
+      <w:r>
+        <w:rPr>
+          <w:rStyle w:val="VerbatimChar"/>
+        </w:rPr>
+        <w:t xml:space="preserve">ai_video_highlight</w:t>
+      </w:r>
+      <w:r>
+        <w:t xml:space="preserve"> </w:t>
+      </w:r>
+      <w:r>
+        <w:t xml:space="preserve">→ 200000</w:t>
+      </w:r>
+      <w:r>
+        <w:t xml:space="preserve"> </w:t>
+      </w:r>
+      <w:r>
+        <w:t xml:space="preserve">-</w:t>
+      </w:r>
+      <w:r>
+        <w:t xml:space="preserve"> </w:t>
+      </w:r>
+      <w:r>
+        <w:rPr>
+          <w:rStyle w:val="VerbatimChar"/>
+        </w:rPr>
+        <w:t xml:space="preserve">ai_edited_highlight</w:t>
+      </w:r>
+      <w:r>
+        <w:t xml:space="preserve"> </w:t>
+      </w:r>
+      <w:r>
+        <w:t xml:space="preserve">→ 500000</w:t>
+      </w:r>
+    </w:p>
+    <w:p>
+      <w:pPr>
+        <w:pStyle w:val="BodyText"/>
+      </w:pPr>
+      <w:r>
+        <w:t xml:space="preserve">Same for 0004 widgets, 0012 paparazzi, etc.</w:t>
+      </w:r>
+    </w:p>
+    <w:bookmarkEnd w:id="47"/>
+    <w:bookmarkStart w:id="48" w:name="test-c7-r2-signed-url-upload"/>
+    <w:p>
+      <w:pPr>
+        <w:pStyle w:val="Heading2"/>
+      </w:pPr>
+      <w:r>
+        <w:t xml:space="preserve">Test C7 — R2 signed URL upload</w:t>
+      </w:r>
+    </w:p>
+    <w:p>
+      <w:pPr>
+        <w:pStyle w:val="Compact"/>
+        <w:numPr>
+          <w:ilvl w:val="0"/>
+          <w:numId w:val="1030"/>
+        </w:numPr>
+      </w:pPr>
+      <w:r>
+        <w:t xml:space="preserve">Use the test endpoint Claude Code builds (</w:t>
+      </w:r>
+      <w:r>
+        <w:rPr>
+          <w:rStyle w:val="VerbatimChar"/>
+        </w:rPr>
+        <w:t xml:space="preserve">/api/test/r2-upload</w:t>
+      </w:r>
+      <w:r>
+        <w:t xml:space="preserve">).</w:t>
+      </w:r>
+    </w:p>
+    <w:p>
+      <w:pPr>
+        <w:pStyle w:val="Compact"/>
+        <w:numPr>
+          <w:ilvl w:val="0"/>
+          <w:numId w:val="1030"/>
+        </w:numPr>
+      </w:pPr>
+      <w:r>
+        <w:t xml:space="preserve">Upload a small JPEG.</w:t>
+      </w:r>
+    </w:p>
+    <w:p>
+      <w:pPr>
+        <w:pStyle w:val="Compact"/>
+        <w:numPr>
+          <w:ilvl w:val="0"/>
+          <w:numId w:val="1030"/>
+        </w:numPr>
+      </w:pPr>
+      <w:r>
+        <w:t xml:space="preserve">Expected: file appears in Cloudflare R2 dashboard under</w:t>
+      </w:r>
+      <w:r>
+        <w:t xml:space="preserve"> </w:t>
+      </w:r>
+      <w:r>
+        <w:rPr>
+          <w:rStyle w:val="VerbatimChar"/>
+        </w:rPr>
+        <w:t xml:space="preserve">setnayan-media/test/</w:t>
+      </w:r>
+      <w:r>
         <w:t xml:space="preserve">.</w:t>
       </w:r>
-      <w:r>
-        <w:rPr>
-          <w:rStyle w:val="FunctionTok"/>
-        </w:rPr>
-        <w:t xml:space="preserve">from</w:t>
-      </w:r>
-      <w:r>
-        <w:rPr>
-          <w:rStyle w:val="NormalTok"/>
-        </w:rPr>
-        <w:t xml:space="preserve">(</w:t>
-      </w:r>
-      <w:r>
-        <w:rPr>
-          <w:rStyle w:val="StringTok"/>
-        </w:rPr>
-        <w:t xml:space="preserve">'events'</w:t>
-      </w:r>
-      <w:r>
-        <w:rPr>
-          <w:rStyle w:val="NormalTok"/>
-        </w:rPr>
-        <w:t xml:space="preserve">)</w:t>
-      </w:r>
-      <w:r>
-        <w:rPr>
-          <w:rStyle w:val="OperatorTok"/>
-        </w:rPr>
+    </w:p>
+    <w:p>
+      <w:pPr>
+        <w:pStyle w:val="Compact"/>
+        <w:numPr>
+          <w:ilvl w:val="0"/>
+          <w:numId w:val="1030"/>
+        </w:numPr>
+      </w:pPr>
+      <w:r>
+        <w:t xml:space="preserve">Public URL via</w:t>
+      </w:r>
+      <w:r>
+        <w:t xml:space="preserve"> </w:t>
+      </w:r>
+      <w:r>
+        <w:rPr>
+          <w:rStyle w:val="VerbatimChar"/>
+        </w:rPr>
+        <w:t xml:space="preserve">https://media.setnayan.com/test/&lt;filename&gt;</w:t>
+      </w:r>
+      <w:r>
+        <w:t xml:space="preserve"> </w:t>
+      </w:r>
+      <w:r>
+        <w:t xml:space="preserve">resolves and serves the image.</w:t>
+      </w:r>
+    </w:p>
+    <w:bookmarkEnd w:id="48"/>
+    <w:bookmarkStart w:id="49" w:name="test-c8-youtube-broadcast-creation"/>
+    <w:p>
+      <w:pPr>
+        <w:pStyle w:val="Heading2"/>
+      </w:pPr>
+      <w:r>
+        <w:t xml:space="preserve">Test C8 — YouTube broadcast creation</w:t>
+      </w:r>
+    </w:p>
+    <w:p>
+      <w:pPr>
+        <w:pStyle w:val="Compact"/>
+        <w:numPr>
+          <w:ilvl w:val="0"/>
+          <w:numId w:val="1031"/>
+        </w:numPr>
+      </w:pPr>
+      <w:r>
+        <w:t xml:space="preserve">From a signed-in test session, create a test event.</w:t>
+      </w:r>
+    </w:p>
+    <w:p>
+      <w:pPr>
+        <w:pStyle w:val="Compact"/>
+        <w:numPr>
+          <w:ilvl w:val="0"/>
+          <w:numId w:val="1031"/>
+        </w:numPr>
+      </w:pPr>
+      <w:r>
+        <w:t xml:space="preserve">Trigger the YouTube broadcast Edge Function (</w:t>
+      </w:r>
+      <w:r>
+        <w:rPr>
+          <w:rStyle w:val="VerbatimChar"/>
+        </w:rPr>
+        <w:t xml:space="preserve">/api/test/youtube-create-broadcast</w:t>
+      </w:r>
+      <w:r>
+        <w:t xml:space="preserve">).</w:t>
+      </w:r>
+    </w:p>
+    <w:p>
+      <w:pPr>
+        <w:pStyle w:val="Compact"/>
+        <w:numPr>
+          <w:ilvl w:val="0"/>
+          <w:numId w:val="1031"/>
+        </w:numPr>
+      </w:pPr>
+      <w:r>
+        <w:t xml:space="preserve">Expected: a new private/unlisted broadcast appears on the Setnayan master YouTube channel.</w:t>
+      </w:r>
+    </w:p>
+    <w:p>
+      <w:pPr>
+        <w:pStyle w:val="Compact"/>
+        <w:numPr>
+          <w:ilvl w:val="0"/>
+          <w:numId w:val="1031"/>
+        </w:numPr>
+      </w:pPr>
+      <w:r>
+        <w:t xml:space="preserve">Verify via YouTube Studio that the broadcast has</w:t>
+      </w:r>
+      <w:r>
+        <w:t xml:space="preserve"> </w:t>
+      </w:r>
+      <w:r>
+        <w:rPr>
+          <w:rStyle w:val="VerbatimChar"/>
+        </w:rPr>
+        <w:t xml:space="preserve">monetizationDetails.monetization: false</w:t>
+      </w:r>
+      <w:r>
+        <w:t xml:space="preserve"> </w:t>
+      </w:r>
+      <w:r>
+        <w:t xml:space="preserve">and</w:t>
+      </w:r>
+      <w:r>
+        <w:t xml:space="preserve"> </w:t>
+      </w:r>
+      <w:r>
+        <w:rPr>
+          <w:rStyle w:val="VerbatimChar"/>
+        </w:rPr>
+        <w:t xml:space="preserve">latencyPreference: ultraLow</w:t>
+      </w:r>
+      <w:r>
         <w:t xml:space="preserve">.</w:t>
       </w:r>
-      <w:r>
-        <w:rPr>
-          <w:rStyle w:val="FunctionTok"/>
-        </w:rPr>
-        <w:t xml:space="preserve">update</w:t>
-      </w:r>
-      <w:r>
-        <w:rPr>
-          <w:rStyle w:val="NormalTok"/>
-        </w:rPr>
-        <w:t xml:space="preserve">({ name</w:t>
-      </w:r>
-      <w:r>
-        <w:rPr>
-          <w:rStyle w:val="OperatorTok"/>
-        </w:rPr>
-        <w:t xml:space="preserve">:</w:t>
-      </w:r>
-      <w:r>
-        <w:rPr>
-          <w:rStyle w:val="NormalTok"/>
-        </w:rPr>
-        <w:t xml:space="preserve"> </w:t>
-      </w:r>
-      <w:r>
-        <w:rPr>
-          <w:rStyle w:val="StringTok"/>
-        </w:rPr>
-        <w:t xml:space="preserve">'hacked'</w:t>
-      </w:r>
-      <w:r>
-        <w:rPr>
-          <w:rStyle w:val="NormalTok"/>
-        </w:rPr>
-        <w:t xml:space="preserve"> })</w:t>
-      </w:r>
-      <w:r>
-        <w:rPr>
-          <w:rStyle w:val="OperatorTok"/>
-        </w:rPr>
+    </w:p>
+    <w:bookmarkEnd w:id="49"/>
+    <w:bookmarkStart w:id="50" w:name="test-c9-cross-platform-sync-ios-web"/>
+    <w:p>
+      <w:pPr>
+        <w:pStyle w:val="Heading2"/>
+      </w:pPr>
+      <w:r>
+        <w:t xml:space="preserve">Test C9 — Cross-platform sync (iOS ↔ Web)</w:t>
+      </w:r>
+    </w:p>
+    <w:p>
+      <w:pPr>
+        <w:pStyle w:val="Compact"/>
+        <w:numPr>
+          <w:ilvl w:val="0"/>
+          <w:numId w:val="1032"/>
+        </w:numPr>
+      </w:pPr>
+      <w:r>
+        <w:t xml:space="preserve">Sign in on iOS app (simulator or device) with the same email used in Test C2.</w:t>
+      </w:r>
+    </w:p>
+    <w:p>
+      <w:pPr>
+        <w:pStyle w:val="Compact"/>
+        <w:numPr>
+          <w:ilvl w:val="0"/>
+          <w:numId w:val="1032"/>
+        </w:numPr>
+      </w:pPr>
+      <w:r>
+        <w:t xml:space="preserve">Open the same event from C3 on iOS.</w:t>
+      </w:r>
+    </w:p>
+    <w:p>
+      <w:pPr>
+        <w:pStyle w:val="Compact"/>
+        <w:numPr>
+          <w:ilvl w:val="0"/>
+          <w:numId w:val="1032"/>
+        </w:numPr>
+      </w:pPr>
+      <w:r>
+        <w:t xml:space="preserve">From iOS: change something (event name, RSVP a guest).</w:t>
+      </w:r>
+    </w:p>
+    <w:p>
+      <w:pPr>
+        <w:pStyle w:val="Compact"/>
+        <w:numPr>
+          <w:ilvl w:val="0"/>
+          <w:numId w:val="1032"/>
+        </w:numPr>
+      </w:pPr>
+      <w:r>
+        <w:t xml:space="preserve">Switch to the browser (still signed in): change should appear within 2 seconds.</w:t>
+      </w:r>
+    </w:p>
+    <w:p>
+      <w:pPr>
+        <w:pStyle w:val="Compact"/>
+        <w:numPr>
+          <w:ilvl w:val="0"/>
+          <w:numId w:val="1032"/>
+        </w:numPr>
+      </w:pPr>
+      <w:r>
+        <w:t xml:space="preserve">Reverse: change something on web, see it on iOS.</w:t>
+      </w:r>
+    </w:p>
+    <w:p>
+      <w:pPr>
+        <w:pStyle w:val="FirstParagraph"/>
+      </w:pPr>
+      <w:r>
+        <w:t xml:space="preserve">This verifies cross-platform data + realtime sync.</w:t>
+      </w:r>
+    </w:p>
+    <w:bookmarkEnd w:id="50"/>
+    <w:bookmarkStart w:id="51" w:name="test-c10-cross-platform-sync-android-web"/>
+    <w:p>
+      <w:pPr>
+        <w:pStyle w:val="Heading2"/>
+      </w:pPr>
+      <w:r>
+        <w:t xml:space="preserve">Test C10 — Cross-platform sync (Android ↔ Web)</w:t>
+      </w:r>
+    </w:p>
+    <w:p>
+      <w:pPr>
+        <w:pStyle w:val="FirstParagraph"/>
+      </w:pPr>
+      <w:r>
+        <w:t xml:space="preserve">Same as C9 but with Android app on emulator or device.</w:t>
+      </w:r>
+    </w:p>
+    <w:bookmarkEnd w:id="51"/>
+    <w:bookmarkStart w:id="52" w:name="test-c11-macos-tauri-shell"/>
+    <w:p>
+      <w:pPr>
+        <w:pStyle w:val="Heading2"/>
+      </w:pPr>
+      <w:r>
+        <w:t xml:space="preserve">Test C11 — macOS Tauri shell</w:t>
+      </w:r>
+    </w:p>
+    <w:p>
+      <w:pPr>
+        <w:pStyle w:val="Compact"/>
+        <w:numPr>
+          <w:ilvl w:val="0"/>
+          <w:numId w:val="1033"/>
+        </w:numPr>
+      </w:pPr>
+      <w:r>
+        <w:t xml:space="preserve">Run</w:t>
+      </w:r>
+      <w:r>
+        <w:t xml:space="preserve"> </w:t>
+      </w:r>
+      <w:r>
+        <w:rPr>
+          <w:rStyle w:val="VerbatimChar"/>
+        </w:rPr>
+        <w:t xml:space="preserve">npm run tauri:dev</w:t>
+      </w:r>
+      <w:r>
+        <w:t xml:space="preserve"> </w:t>
+      </w:r>
+      <w:r>
+        <w:t xml:space="preserve">in</w:t>
+      </w:r>
+      <w:r>
+        <w:t xml:space="preserve"> </w:t>
+      </w:r>
+      <w:r>
+        <w:rPr>
+          <w:rStyle w:val="VerbatimChar"/>
+        </w:rPr>
+        <w:t xml:space="preserve">desktop-macos/</w:t>
+      </w:r>
+      <w:r>
         <w:t xml:space="preserve">.</w:t>
       </w:r>
-      <w:r>
-        <w:rPr>
-          <w:rStyle w:val="FunctionTok"/>
-        </w:rPr>
-        <w:t xml:space="preserve">eq</w:t>
-      </w:r>
-      <w:r>
-        <w:rPr>
-          <w:rStyle w:val="NormalTok"/>
-        </w:rPr>
-        <w:t xml:space="preserve">(</w:t>
-      </w:r>
-      <w:r>
-        <w:rPr>
-          <w:rStyle w:val="StringTok"/>
-        </w:rPr>
-        <w:t xml:space="preserve">'id'</w:t>
-      </w:r>
-      <w:r>
-        <w:rPr>
-          <w:rStyle w:val="OperatorTok"/>
-        </w:rPr>
-        <w:t xml:space="preserve">,</w:t>
-      </w:r>
-      <w:r>
-        <w:rPr>
-          <w:rStyle w:val="NormalTok"/>
-        </w:rPr>
-        <w:t xml:space="preserve"> </w:t>
-      </w:r>
-      <w:r>
-        <w:rPr>
-          <w:rStyle w:val="StringTok"/>
-        </w:rPr>
-        <w:t xml:space="preserve">'&lt;other_user_event_id&gt;'</w:t>
-      </w:r>
-      <w:r>
-        <w:rPr>
-          <w:rStyle w:val="NormalTok"/>
-        </w:rPr>
-        <w:t xml:space="preserve">)</w:t>
-      </w:r>
-      <w:r>
-        <w:rPr>
-          <w:rStyle w:val="OperatorTok"/>
-        </w:rPr>
-        <w:t xml:space="preserve">;</w:t>
-      </w:r>
-    </w:p>
-    <w:p>
-      <w:pPr>
-        <w:numPr>
-          <w:ilvl w:val="0"/>
-          <w:numId w:val="1029"/>
-        </w:numPr>
-      </w:pPr>
-      <w:r>
-        <w:t xml:space="preserve">Expected: error or zero rows affected.</w:t>
-      </w:r>
-    </w:p>
+    </w:p>
+    <w:p>
+      <w:pPr>
+        <w:pStyle w:val="Compact"/>
+        <w:numPr>
+          <w:ilvl w:val="0"/>
+          <w:numId w:val="1033"/>
+        </w:numPr>
+      </w:pPr>
+      <w:r>
+        <w:t xml:space="preserve">Tauri window opens, shows the Setnayan web app.</w:t>
+      </w:r>
+    </w:p>
+    <w:p>
+      <w:pPr>
+        <w:pStyle w:val="Compact"/>
+        <w:numPr>
+          <w:ilvl w:val="0"/>
+          <w:numId w:val="1033"/>
+        </w:numPr>
+      </w:pPr>
+      <w:r>
+        <w:t xml:space="preserve">Sign in.</w:t>
+      </w:r>
+    </w:p>
+    <w:p>
+      <w:pPr>
+        <w:pStyle w:val="Compact"/>
+        <w:numPr>
+          <w:ilvl w:val="0"/>
+          <w:numId w:val="1033"/>
+        </w:numPr>
+      </w:pPr>
+      <w:r>
+        <w:t xml:space="preserve">Verify same event from C3 appears.</w:t>
+      </w:r>
+    </w:p>
+    <w:p>
+      <w:pPr>
+        <w:pStyle w:val="Compact"/>
+        <w:numPr>
+          <w:ilvl w:val="0"/>
+          <w:numId w:val="1033"/>
+        </w:numPr>
+      </w:pPr>
+      <w:r>
+        <w:t xml:space="preserve">Edit something — change syncs to web and iOS.</w:t>
+      </w:r>
+    </w:p>
+    <w:bookmarkEnd w:id="52"/>
+    <w:bookmarkStart w:id="53" w:name="X0bb041a7da42e456b104d269abda84d930c6832"/>
     <w:p>
       <w:pPr>
         <w:pStyle w:val="Heading2"/>
       </w:pPr>
-      <w:bookmarkStart w:id="58" w:name="test-c6-service-catalog-seeded"/>
-      <w:r>
-        <w:t xml:space="preserve">Test C6 — Service catalog seeded</w:t>
-      </w:r>
-      <w:bookmarkEnd w:id="58"/>
-    </w:p>
-    <w:p>
-      <w:pPr>
-        <w:pStyle w:val="SourceCode"/>
-      </w:pPr>
-      <w:r>
-        <w:rPr>
-          <w:rStyle w:val="KeywordTok"/>
-        </w:rPr>
-        <w:t xml:space="preserve">SELECT</w:t>
-      </w:r>
-      <w:r>
-        <w:rPr>
-          <w:rStyle w:val="NormalTok"/>
-        </w:rPr>
-        <w:t xml:space="preserve"> service_key, php_price_centavos </w:t>
-      </w:r>
-      <w:r>
-        <w:rPr>
-          <w:rStyle w:val="KeywordTok"/>
-        </w:rPr>
-        <w:t xml:space="preserve">FROM</w:t>
-      </w:r>
-      <w:r>
-        <w:rPr>
-          <w:rStyle w:val="NormalTok"/>
-        </w:rPr>
-        <w:t xml:space="preserve"> service_catalog</w:t>
-      </w:r>
-      <w:r>
-        <w:br/>
-      </w:r>
-      <w:r>
-        <w:rPr>
-          <w:rStyle w:val="KeywordTok"/>
-        </w:rPr>
-        <w:t xml:space="preserve">WHERE</w:t>
-      </w:r>
-      <w:r>
-        <w:rPr>
-          <w:rStyle w:val="NormalTok"/>
-        </w:rPr>
-        <w:t xml:space="preserve"> iteration_origin </w:t>
-      </w:r>
-      <w:r>
-        <w:rPr>
-          <w:rStyle w:val="KeywordTok"/>
-        </w:rPr>
-        <w:t xml:space="preserve">LIKE</w:t>
-      </w:r>
-      <w:r>
-        <w:rPr>
-          <w:rStyle w:val="NormalTok"/>
-        </w:rPr>
-        <w:t xml:space="preserve"> </w:t>
-      </w:r>
-      <w:r>
-        <w:rPr>
-          <w:rStyle w:val="StringTok"/>
-        </w:rPr>
-        <w:t xml:space="preserve">'0011%'</w:t>
-      </w:r>
-      <w:r>
-        <w:rPr>
-          <w:rStyle w:val="NormalTok"/>
-        </w:rPr>
-        <w:t xml:space="preserve">;</w:t>
-      </w:r>
-    </w:p>
-    <w:p>
-      <w:pPr>
-        <w:pStyle w:val="FirstParagraph"/>
-      </w:pPr>
-      <w:r>
-        <w:rPr>
-          <w:b/>
-        </w:rPr>
-        <w:t xml:space="preserve">Expected rows:</w:t>
-      </w:r>
-      <w:r>
-        <w:t xml:space="preserve"> </w:t>
-      </w:r>
-      <w:r>
-        <w:t xml:space="preserve">-</w:t>
-      </w:r>
-      <w:r>
-        <w:t xml:space="preserve"> </w:t>
-      </w:r>
-      <w:r>
-        <w:rPr>
-          <w:rStyle w:val="VerbatimChar"/>
-        </w:rPr>
-        <w:t xml:space="preserve">panood_base</w:t>
-      </w:r>
-      <w:r>
-        <w:t xml:space="preserve"> </w:t>
-      </w:r>
-      <w:r>
-        <w:t xml:space="preserve">→ 250000</w:t>
-      </w:r>
-      <w:r>
-        <w:t xml:space="preserve"> </w:t>
-      </w:r>
-      <w:r>
-        <w:t xml:space="preserve">-</w:t>
-      </w:r>
-      <w:r>
-        <w:t xml:space="preserve"> </w:t>
-      </w:r>
-      <w:r>
-        <w:rPr>
-          <w:rStyle w:val="VerbatimChar"/>
-        </w:rPr>
-        <w:t xml:space="preserve">panood_camera_addon</w:t>
-      </w:r>
-      <w:r>
-        <w:t xml:space="preserve"> </w:t>
-      </w:r>
-      <w:r>
-        <w:t xml:space="preserve">→ 100000</w:t>
-      </w:r>
-      <w:r>
-        <w:t xml:space="preserve"> </w:t>
-      </w:r>
-      <w:r>
-        <w:t xml:space="preserve">-</w:t>
-      </w:r>
-      <w:r>
-        <w:t xml:space="preserve"> </w:t>
-      </w:r>
-      <w:r>
-        <w:rPr>
-          <w:rStyle w:val="VerbatimChar"/>
-        </w:rPr>
-        <w:t xml:space="preserve">panood_hour_addon</w:t>
-      </w:r>
-      <w:r>
-        <w:t xml:space="preserve"> </w:t>
-      </w:r>
-      <w:r>
-        <w:t xml:space="preserve">→ 100000</w:t>
-      </w:r>
-      <w:r>
-        <w:t xml:space="preserve"> </w:t>
-      </w:r>
-      <w:r>
-        <w:t xml:space="preserve">-</w:t>
-      </w:r>
-      <w:r>
-        <w:t xml:space="preserve"> </w:t>
-      </w:r>
-      <w:r>
-        <w:rPr>
-          <w:rStyle w:val="VerbatimChar"/>
-        </w:rPr>
-        <w:t xml:space="preserve">custom_monogram_pack</w:t>
-      </w:r>
-      <w:r>
-        <w:t xml:space="preserve"> </w:t>
-      </w:r>
-      <w:r>
-        <w:t xml:space="preserve">→ 200000</w:t>
-      </w:r>
-      <w:r>
-        <w:t xml:space="preserve"> </w:t>
-      </w:r>
-      <w:r>
-        <w:t xml:space="preserve">-</w:t>
-      </w:r>
-      <w:r>
-        <w:t xml:space="preserve"> </w:t>
-      </w:r>
-      <w:r>
-        <w:rPr>
-          <w:rStyle w:val="VerbatimChar"/>
-        </w:rPr>
-        <w:t xml:space="preserve">broadcast_style_pack</w:t>
-      </w:r>
-      <w:r>
-        <w:t xml:space="preserve"> </w:t>
-      </w:r>
-      <w:r>
-        <w:t xml:space="preserve">→ 300000</w:t>
-      </w:r>
-      <w:r>
-        <w:t xml:space="preserve"> </w:t>
-      </w:r>
-      <w:r>
-        <w:t xml:space="preserve">-</w:t>
-      </w:r>
-      <w:r>
-        <w:t xml:space="preserve"> </w:t>
-      </w:r>
-      <w:r>
-        <w:rPr>
-          <w:rStyle w:val="VerbatimChar"/>
-        </w:rPr>
-        <w:t xml:space="preserve">ai_video_highlight</w:t>
-      </w:r>
-      <w:r>
-        <w:t xml:space="preserve"> </w:t>
-      </w:r>
-      <w:r>
-        <w:t xml:space="preserve">→ 200000</w:t>
-      </w:r>
-      <w:r>
-        <w:t xml:space="preserve"> </w:t>
-      </w:r>
-      <w:r>
-        <w:t xml:space="preserve">-</w:t>
-      </w:r>
-      <w:r>
-        <w:t xml:space="preserve"> </w:t>
-      </w:r>
-      <w:r>
-        <w:rPr>
-          <w:rStyle w:val="VerbatimChar"/>
-        </w:rPr>
-        <w:t xml:space="preserve">ai_edited_highlight</w:t>
-      </w:r>
-      <w:r>
-        <w:t xml:space="preserve"> </w:t>
-      </w:r>
-      <w:r>
-        <w:t xml:space="preserve">→ 500000</w:t>
-      </w:r>
-    </w:p>
-    <w:p>
-      <w:pPr>
-        <w:pStyle w:val="BodyText"/>
-      </w:pPr>
-      <w:r>
-        <w:t xml:space="preserve">Same for 0004 widgets, 0012 paparazzi, etc.</w:t>
-      </w:r>
-    </w:p>
-    <w:p>
-      <w:pPr>
-        <w:pStyle w:val="Heading2"/>
-      </w:pPr>
-      <w:bookmarkStart w:id="59" w:name="test-c7-r2-signed-url-upload"/>
-      <w:r>
-        <w:t xml:space="preserve">Test C7 — R2 signed URL upload</w:t>
-      </w:r>
-      <w:bookmarkEnd w:id="59"/>
-    </w:p>
-    <w:p>
-      <w:pPr>
-        <w:numPr>
-          <w:ilvl w:val="0"/>
-          <w:numId w:val="1030"/>
-        </w:numPr>
-        <w:pStyle w:val="Compact"/>
-      </w:pPr>
-      <w:r>
-        <w:t xml:space="preserve">Use the test endpoint Claude Code builds (</w:t>
-      </w:r>
-      <w:r>
-        <w:rPr>
-          <w:rStyle w:val="VerbatimChar"/>
-        </w:rPr>
-        <w:t xml:space="preserve">/api/test/r2-upload</w:t>
-      </w:r>
-      <w:r>
-        <w:t xml:space="preserve">).</w:t>
-      </w:r>
-    </w:p>
-    <w:p>
-      <w:pPr>
-        <w:numPr>
-          <w:ilvl w:val="0"/>
-          <w:numId w:val="1030"/>
-        </w:numPr>
-        <w:pStyle w:val="Compact"/>
-      </w:pPr>
-      <w:r>
-        <w:t xml:space="preserve">Upload a small JPEG.</w:t>
-      </w:r>
-    </w:p>
-    <w:p>
-      <w:pPr>
-        <w:numPr>
-          <w:ilvl w:val="0"/>
-          <w:numId w:val="1030"/>
-        </w:numPr>
-        <w:pStyle w:val="Compact"/>
-      </w:pPr>
-      <w:r>
-        <w:t xml:space="preserve">Expected: file appears in Cloudflare R2 dashboard under</w:t>
-      </w:r>
-      <w:r>
-        <w:t xml:space="preserve"> </w:t>
-      </w:r>
-      <w:r>
-        <w:rPr>
-          <w:rStyle w:val="VerbatimChar"/>
-        </w:rPr>
-        <w:t>setnayan-media/test/</w:t>
-      </w:r>
-      <w:r>
-        <w:t xml:space="preserve">.</w:t>
-      </w:r>
-    </w:p>
-    <w:p>
-      <w:pPr>
-        <w:numPr>
-          <w:ilvl w:val="0"/>
-          <w:numId w:val="1030"/>
-        </w:numPr>
-        <w:pStyle w:val="Compact"/>
-      </w:pPr>
-      <w:r>
-        <w:t xml:space="preserve">Public URL via</w:t>
-      </w:r>
-      <w:r>
-        <w:t xml:space="preserve"> </w:t>
-      </w:r>
-      <w:r>
-        <w:rPr>
-          <w:rStyle w:val="VerbatimChar"/>
-        </w:rPr>
-        <w:t xml:space="preserve">https://media.setnayan.com/test/&lt;filename&gt;</w:t>
-      </w:r>
-      <w:r>
-        <w:t xml:space="preserve"> </w:t>
-      </w:r>
-      <w:r>
-        <w:t xml:space="preserve">resolves and serves the image.</w:t>
-      </w:r>
-    </w:p>
-    <w:p>
-      <w:pPr>
-        <w:pStyle w:val="Heading2"/>
-      </w:pPr>
-      <w:bookmarkStart w:id="60" w:name="test-c8-youtube-broadcast-creation"/>
-      <w:r>
-        <w:t xml:space="preserve">Test C8 — YouTube broadcast creation</w:t>
-      </w:r>
-      <w:bookmarkEnd w:id="60"/>
-    </w:p>
-    <w:p>
-      <w:pPr>
-        <w:numPr>
-          <w:ilvl w:val="0"/>
-          <w:numId w:val="1031"/>
-        </w:numPr>
-        <w:pStyle w:val="Compact"/>
-      </w:pPr>
-      <w:r>
-        <w:t xml:space="preserve">From a signed-in test session, create a test event.</w:t>
-      </w:r>
-    </w:p>
-    <w:p>
-      <w:pPr>
-        <w:numPr>
-          <w:ilvl w:val="0"/>
-          <w:numId w:val="1031"/>
-        </w:numPr>
-        <w:pStyle w:val="Compact"/>
-      </w:pPr>
-      <w:r>
-        <w:t xml:space="preserve">Trigger the YouTube broadcast Edge Function (</w:t>
-      </w:r>
-      <w:r>
-        <w:rPr>
-          <w:rStyle w:val="VerbatimChar"/>
-        </w:rPr>
-        <w:t xml:space="preserve">/api/test/youtube-create-broadcast</w:t>
-      </w:r>
-      <w:r>
-        <w:t xml:space="preserve">).</w:t>
-      </w:r>
-    </w:p>
-    <w:p>
-      <w:pPr>
-        <w:numPr>
-          <w:ilvl w:val="0"/>
-          <w:numId w:val="1031"/>
-        </w:numPr>
-        <w:pStyle w:val="Compact"/>
-      </w:pPr>
-      <w:r>
-        <w:t>Expected: a new private/unlisted broadcast appears on the Setnayan master YouTube channel.</w:t>
-      </w:r>
-    </w:p>
-    <w:p>
-      <w:pPr>
-        <w:numPr>
-          <w:ilvl w:val="0"/>
-          <w:numId w:val="1031"/>
-        </w:numPr>
-        <w:pStyle w:val="Compact"/>
-      </w:pPr>
-      <w:r>
-        <w:t xml:space="preserve">Verify via YouTube Studio that the broadcast has</w:t>
-      </w:r>
-      <w:r>
-        <w:t xml:space="preserve"> </w:t>
-      </w:r>
-      <w:r>
-        <w:rPr>
-          <w:rStyle w:val="VerbatimChar"/>
-        </w:rPr>
-        <w:t xml:space="preserve">monetizationDetails.monetization: false</w:t>
-      </w:r>
-      <w:r>
-        <w:t xml:space="preserve"> </w:t>
-      </w:r>
-      <w:r>
-        <w:t xml:space="preserve">and</w:t>
-      </w:r>
-      <w:r>
-        <w:t xml:space="preserve"> </w:t>
-      </w:r>
-      <w:r>
-        <w:rPr>
-          <w:rStyle w:val="VerbatimChar"/>
-        </w:rPr>
-        <w:t xml:space="preserve">latencyPreference: ultraLow</w:t>
-      </w:r>
-      <w:r>
-        <w:t xml:space="preserve">.</w:t>
-      </w:r>
-    </w:p>
-    <w:p>
-      <w:pPr>
-        <w:pStyle w:val="Heading2"/>
-      </w:pPr>
-      <w:bookmarkStart w:id="61" w:name="test-c9-cross-platform-sync-ios-web"/>
-      <w:r>
-        <w:t xml:space="preserve">Test C9 — Cross-platform sync (iOS ↔ Web)</w:t>
-      </w:r>
-      <w:bookmarkEnd w:id="61"/>
-    </w:p>
-    <w:p>
-      <w:pPr>
-        <w:numPr>
-          <w:ilvl w:val="0"/>
-          <w:numId w:val="1032"/>
-        </w:numPr>
-        <w:pStyle w:val="Compact"/>
-      </w:pPr>
-      <w:r>
-        <w:t xml:space="preserve">Sign in on iOS app (simulator or device) with the same email used in Test C2.</w:t>
-      </w:r>
-    </w:p>
-    <w:p>
-      <w:pPr>
-        <w:numPr>
-          <w:ilvl w:val="0"/>
-          <w:numId w:val="1032"/>
-        </w:numPr>
-        <w:pStyle w:val="Compact"/>
-      </w:pPr>
-      <w:r>
-        <w:t xml:space="preserve">Open the same event from C3 on iOS.</w:t>
-      </w:r>
-    </w:p>
-    <w:p>
-      <w:pPr>
-        <w:numPr>
-          <w:ilvl w:val="0"/>
-          <w:numId w:val="1032"/>
-        </w:numPr>
-        <w:pStyle w:val="Compact"/>
-      </w:pPr>
-      <w:r>
-        <w:t xml:space="preserve">From iOS: change something (event name, RSVP a guest).</w:t>
-      </w:r>
-    </w:p>
-    <w:p>
-      <w:pPr>
-        <w:numPr>
-          <w:ilvl w:val="0"/>
-          <w:numId w:val="1032"/>
-        </w:numPr>
-        <w:pStyle w:val="Compact"/>
-      </w:pPr>
-      <w:r>
-        <w:t xml:space="preserve">Switch to the browser (still signed in): change should appear within 2 seconds.</w:t>
-      </w:r>
-    </w:p>
-    <w:p>
-      <w:pPr>
-        <w:numPr>
-          <w:ilvl w:val="0"/>
-          <w:numId w:val="1032"/>
-        </w:numPr>
-        <w:pStyle w:val="Compact"/>
-      </w:pPr>
-      <w:r>
-        <w:t xml:space="preserve">Reverse: change something on web, see it on iOS.</w:t>
-      </w:r>
-    </w:p>
-    <w:p>
-      <w:pPr>
-        <w:pStyle w:val="FirstParagraph"/>
-      </w:pPr>
-      <w:r>
-        <w:t xml:space="preserve">This verifies cross-platform data + realtime sync.</w:t>
-      </w:r>
-    </w:p>
-    <w:p>
-      <w:pPr>
-        <w:pStyle w:val="Heading2"/>
-      </w:pPr>
-      <w:bookmarkStart w:id="62" w:name="test-c10-cross-platform-sync-android-web"/>
-      <w:r>
-        <w:t xml:space="preserve">Test C10 — Cross-platform sync (Android ↔ Web)</w:t>
-      </w:r>
-      <w:bookmarkEnd w:id="62"/>
-    </w:p>
-    <w:p>
-      <w:pPr>
-        <w:pStyle w:val="FirstParagraph"/>
-      </w:pPr>
-      <w:r>
-        <w:t xml:space="preserve">Same as C9 but with Android app on emulator or device.</w:t>
-      </w:r>
-    </w:p>
-    <w:p>
-      <w:pPr>
-        <w:pStyle w:val="Heading2"/>
-      </w:pPr>
-      <w:bookmarkStart w:id="63" w:name="test-c11-macos-tauri-shell"/>
-      <w:r>
-        <w:t xml:space="preserve">Test C11 — macOS Tauri shell</w:t>
-      </w:r>
-      <w:bookmarkEnd w:id="63"/>
-    </w:p>
-    <w:p>
-      <w:pPr>
-        <w:numPr>
-          <w:ilvl w:val="0"/>
-          <w:numId w:val="1033"/>
-        </w:numPr>
-        <w:pStyle w:val="Compact"/>
-      </w:pPr>
-      <w:r>
-        <w:t xml:space="preserve">Run</w:t>
-      </w:r>
-      <w:r>
-        <w:t xml:space="preserve"> </w:t>
-      </w:r>
-      <w:r>
-        <w:rPr>
-          <w:rStyle w:val="VerbatimChar"/>
-        </w:rPr>
-        <w:t xml:space="preserve">npm run tauri:dev</w:t>
-      </w:r>
-      <w:r>
-        <w:t xml:space="preserve"> </w:t>
-      </w:r>
-      <w:r>
-        <w:t xml:space="preserve">in</w:t>
-      </w:r>
-      <w:r>
-        <w:t xml:space="preserve"> </w:t>
-      </w:r>
-      <w:r>
-        <w:rPr>
-          <w:rStyle w:val="VerbatimChar"/>
-        </w:rPr>
-        <w:t xml:space="preserve">desktop-macos/</w:t>
-      </w:r>
-      <w:r>
-        <w:t xml:space="preserve">.</w:t>
-      </w:r>
-    </w:p>
-    <w:p>
-      <w:pPr>
-        <w:numPr>
-          <w:ilvl w:val="0"/>
-          <w:numId w:val="1033"/>
-        </w:numPr>
-        <w:pStyle w:val="Compact"/>
-      </w:pPr>
-      <w:r>
-        <w:t>Tauri window opens, shows the Setnayan web app.</w:t>
-      </w:r>
-    </w:p>
-    <w:p>
-      <w:pPr>
-        <w:numPr>
-          <w:ilvl w:val="0"/>
-          <w:numId w:val="1033"/>
-        </w:numPr>
-        <w:pStyle w:val="Compact"/>
-      </w:pPr>
-      <w:r>
-        <w:t xml:space="preserve">Sign in.</w:t>
-      </w:r>
-    </w:p>
-    <w:p>
-      <w:pPr>
-        <w:numPr>
-          <w:ilvl w:val="0"/>
-          <w:numId w:val="1033"/>
-        </w:numPr>
-        <w:pStyle w:val="Compact"/>
-      </w:pPr>
-      <w:r>
-        <w:t xml:space="preserve">Verify same event from C3 appears.</w:t>
-      </w:r>
-    </w:p>
-    <w:p>
-      <w:pPr>
-        <w:numPr>
-          <w:ilvl w:val="0"/>
-          <w:numId w:val="1033"/>
-        </w:numPr>
-        <w:pStyle w:val="Compact"/>
-      </w:pPr>
-      <w:r>
-        <w:t xml:space="preserve">Edit something — change syncs to web and iOS.</w:t>
-      </w:r>
-    </w:p>
-    <w:p>
-      <w:pPr>
-        <w:pStyle w:val="Heading2"/>
-      </w:pPr>
-      <w:bookmarkStart w:id="64" w:name="X0bb041a7da42e456b104d269abda84d930c6832"/>
       <w:r>
         <w:t xml:space="preserve">Test C12 — Production deploy via GitHub push</w:t>
       </w:r>
-      <w:bookmarkEnd w:id="64"/>
-    </w:p>
-    <w:p>
-      <w:pPr>
+    </w:p>
+    <w:p>
+      <w:pPr>
+        <w:pStyle w:val="Compact"/>
         <w:numPr>
           <w:ilvl w:val="0"/>
           <w:numId w:val="1034"/>
         </w:numPr>
-        <w:pStyle w:val="Compact"/>
       </w:pPr>
       <w:r>
         <w:t xml:space="preserve">Push a small change (e.g., update a comment) to the GitHub</w:t>
@@ -6998,11 +7304,11 @@
     </w:p>
     <w:p>
       <w:pPr>
+        <w:pStyle w:val="Compact"/>
         <w:numPr>
           <w:ilvl w:val="0"/>
           <w:numId w:val="1034"/>
         </w:numPr>
-        <w:pStyle w:val="Compact"/>
       </w:pPr>
       <w:r>
         <w:t xml:space="preserve">Expected within 2 minutes:</w:t>
@@ -7010,11 +7316,11 @@
     </w:p>
     <w:p>
       <w:pPr>
+        <w:pStyle w:val="Compact"/>
         <w:numPr>
           <w:ilvl w:val="1"/>
           <w:numId w:val="1035"/>
         </w:numPr>
-        <w:pStyle w:val="Compact"/>
       </w:pPr>
       <w:r>
         <w:t xml:space="preserve">Vercel auto-deploys the change to</w:t>
@@ -7034,11 +7340,11 @@
     </w:p>
     <w:p>
       <w:pPr>
+        <w:pStyle w:val="Compact"/>
         <w:numPr>
           <w:ilvl w:val="1"/>
           <w:numId w:val="1035"/>
         </w:numPr>
-        <w:pStyle w:val="Compact"/>
       </w:pPr>
       <w:r>
         <w:t xml:space="preserve">Vercel sends a deployment notification (Slack/email).</w:t>
@@ -7046,33 +7352,33 @@
     </w:p>
     <w:p>
       <w:pPr>
+        <w:pStyle w:val="Compact"/>
         <w:numPr>
           <w:ilvl w:val="0"/>
           <w:numId w:val="1034"/>
         </w:numPr>
-        <w:pStyle w:val="Compact"/>
       </w:pPr>
       <w:r>
         <w:t xml:space="preserve">Visit production URL, verify the change is live.</w:t>
       </w:r>
     </w:p>
+    <w:bookmarkEnd w:id="53"/>
+    <w:bookmarkStart w:id="54" w:name="test-c13-migration-auto-apply"/>
     <w:p>
       <w:pPr>
         <w:pStyle w:val="Heading2"/>
       </w:pPr>
-      <w:bookmarkStart w:id="65" w:name="test-c13-migration-auto-apply"/>
       <w:r>
         <w:t xml:space="preserve">Test C13 — Migration auto-apply</w:t>
       </w:r>
-      <w:bookmarkEnd w:id="65"/>
-    </w:p>
-    <w:p>
-      <w:pPr>
+    </w:p>
+    <w:p>
+      <w:pPr>
+        <w:pStyle w:val="Compact"/>
         <w:numPr>
           <w:ilvl w:val="0"/>
           <w:numId w:val="1036"/>
         </w:numPr>
-        <w:pStyle w:val="Compact"/>
       </w:pPr>
       <w:r>
         <w:t xml:space="preserve">Add a small Supabase migration locally (e.g., create a table called</w:t>
@@ -7092,11 +7398,11 @@
     </w:p>
     <w:p>
       <w:pPr>
+        <w:pStyle w:val="Compact"/>
         <w:numPr>
           <w:ilvl w:val="0"/>
           <w:numId w:val="1036"/>
         </w:numPr>
-        <w:pStyle w:val="Compact"/>
       </w:pPr>
       <w:r>
         <w:t xml:space="preserve">Push to main.</w:t>
@@ -7104,11 +7410,11 @@
     </w:p>
     <w:p>
       <w:pPr>
+        <w:pStyle w:val="Compact"/>
         <w:numPr>
           <w:ilvl w:val="0"/>
           <w:numId w:val="1036"/>
         </w:numPr>
-        <w:pStyle w:val="Compact"/>
       </w:pPr>
       <w:r>
         <w:t xml:space="preserve">Expected: GitHub Actions</w:t>
@@ -7131,33 +7437,33 @@
     </w:p>
     <w:p>
       <w:pPr>
+        <w:pStyle w:val="Compact"/>
         <w:numPr>
           <w:ilvl w:val="0"/>
           <w:numId w:val="1036"/>
         </w:numPr>
-        <w:pStyle w:val="Compact"/>
       </w:pPr>
       <w:r>
         <w:t xml:space="preserve">Verify in Supabase dashboard.</w:t>
       </w:r>
     </w:p>
+    <w:bookmarkEnd w:id="54"/>
+    <w:bookmarkStart w:id="55" w:name="test-c14-sentry-error-tracking"/>
     <w:p>
       <w:pPr>
         <w:pStyle w:val="Heading2"/>
       </w:pPr>
-      <w:bookmarkStart w:id="66" w:name="test-c14-sentry-error-tracking"/>
       <w:r>
         <w:t xml:space="preserve">Test C14 — Sentry error tracking</w:t>
       </w:r>
-      <w:bookmarkEnd w:id="66"/>
-    </w:p>
-    <w:p>
-      <w:pPr>
+    </w:p>
+    <w:p>
+      <w:pPr>
+        <w:pStyle w:val="Compact"/>
         <w:numPr>
           <w:ilvl w:val="0"/>
           <w:numId w:val="1037"/>
         </w:numPr>
-        <w:pStyle w:val="Compact"/>
       </w:pPr>
       <w:r>
         <w:t xml:space="preserve">Visit</w:t>
@@ -7177,33 +7483,33 @@
     </w:p>
     <w:p>
       <w:pPr>
+        <w:pStyle w:val="Compact"/>
         <w:numPr>
           <w:ilvl w:val="0"/>
           <w:numId w:val="1037"/>
         </w:numPr>
-        <w:pStyle w:val="Compact"/>
       </w:pPr>
       <w:r>
         <w:t xml:space="preserve">Within 1 minute: a new event appears in Sentry’s web project dashboard.</w:t>
       </w:r>
     </w:p>
+    <w:bookmarkEnd w:id="55"/>
+    <w:bookmarkStart w:id="56" w:name="test-c15-auth-across-multiple-devices"/>
     <w:p>
       <w:pPr>
         <w:pStyle w:val="Heading2"/>
       </w:pPr>
-      <w:bookmarkStart w:id="67" w:name="test-c15-auth-across-multiple-devices"/>
       <w:r>
         <w:t xml:space="preserve">Test C15 — Auth across multiple devices</w:t>
       </w:r>
-      <w:bookmarkEnd w:id="67"/>
-    </w:p>
-    <w:p>
-      <w:pPr>
+    </w:p>
+    <w:p>
+      <w:pPr>
+        <w:pStyle w:val="Compact"/>
         <w:numPr>
           <w:ilvl w:val="0"/>
           <w:numId w:val="1038"/>
         </w:numPr>
-        <w:pStyle w:val="Compact"/>
       </w:pPr>
       <w:r>
         <w:t xml:space="preserve">Sign in on iOS, Android, web, macOS desktop — same email.</w:t>
@@ -7211,11 +7517,11 @@
     </w:p>
     <w:p>
       <w:pPr>
+        <w:pStyle w:val="Compact"/>
         <w:numPr>
           <w:ilvl w:val="0"/>
           <w:numId w:val="1038"/>
         </w:numPr>
-        <w:pStyle w:val="Compact"/>
       </w:pPr>
       <w:r>
         <w:t xml:space="preserve">All four show the same events list.</w:t>
@@ -7223,11 +7529,11 @@
     </w:p>
     <w:p>
       <w:pPr>
+        <w:pStyle w:val="Compact"/>
         <w:numPr>
           <w:ilvl w:val="0"/>
           <w:numId w:val="1038"/>
         </w:numPr>
-        <w:pStyle w:val="Compact"/>
       </w:pPr>
       <w:r>
         <w:t xml:space="preserve">Sign out on iOS — others remain signed in (single-device sign-out behavior expected).</w:t>
@@ -7235,25 +7541,25 @@
     </w:p>
     <w:p>
       <w:pPr>
+        <w:pStyle w:val="Compact"/>
         <w:numPr>
           <w:ilvl w:val="0"/>
           <w:numId w:val="1038"/>
         </w:numPr>
-        <w:pStyle w:val="Compact"/>
       </w:pPr>
       <w:r>
         <w:t xml:space="preserve">Sign out on web → log fully out → sign back in. Verify session restored.</w:t>
       </w:r>
     </w:p>
+    <w:bookmarkEnd w:id="56"/>
+    <w:bookmarkStart w:id="57" w:name="production-readiness-gate"/>
     <w:p>
       <w:pPr>
         <w:pStyle w:val="Heading2"/>
       </w:pPr>
-      <w:bookmarkStart w:id="68" w:name="production-readiness-gate"/>
       <w:r>
         <w:t xml:space="preserve">Production-readiness gate</w:t>
       </w:r>
-      <w:bookmarkEnd w:id="68"/>
     </w:p>
     <w:p>
       <w:pPr>
@@ -7268,6 +7574,7 @@
       <w:r>
         <w:rPr>
           <w:b/>
+          <w:bCs/>
         </w:rPr>
         <w:t xml:space="preserve">all 15 tests pass</w:t>
       </w:r>
@@ -7282,27 +7589,28 @@
         </w:pict>
       </w:r>
     </w:p>
+    <w:bookmarkEnd w:id="57"/>
+    <w:bookmarkStart w:id="58" w:name="build-sequence-for-0013-itself"/>
     <w:p>
       <w:pPr>
         <w:pStyle w:val="Heading2"/>
       </w:pPr>
-      <w:bookmarkStart w:id="69" w:name="build-sequence-for-0013-itself"/>
       <w:r>
         <w:t xml:space="preserve">Build sequence for 0013 itself</w:t>
       </w:r>
-      <w:bookmarkEnd w:id="69"/>
-    </w:p>
-    <w:p>
-      <w:pPr>
+    </w:p>
+    <w:p>
+      <w:pPr>
+        <w:pStyle w:val="Compact"/>
         <w:numPr>
           <w:ilvl w:val="0"/>
           <w:numId w:val="1039"/>
         </w:numPr>
-        <w:pStyle w:val="Compact"/>
       </w:pPr>
       <w:r>
         <w:rPr>
           <w:b/>
+          <w:bCs/>
         </w:rPr>
         <w:t xml:space="preserve">Sprint 0a (you, manual, ~1 week elapsed time):</w:t>
       </w:r>
@@ -7315,15 +7623,16 @@
     </w:p>
     <w:p>
       <w:pPr>
+        <w:pStyle w:val="Compact"/>
         <w:numPr>
           <w:ilvl w:val="0"/>
           <w:numId w:val="1039"/>
         </w:numPr>
-        <w:pStyle w:val="Compact"/>
       </w:pPr>
       <w:r>
         <w:rPr>
           <w:b/>
+          <w:bCs/>
         </w:rPr>
         <w:t xml:space="preserve">Sprint 0b (Claude Code, ~3–4 days):</w:t>
       </w:r>
@@ -7336,15 +7645,16 @@
     </w:p>
     <w:p>
       <w:pPr>
+        <w:pStyle w:val="Compact"/>
         <w:numPr>
           <w:ilvl w:val="0"/>
           <w:numId w:val="1039"/>
         </w:numPr>
-        <w:pStyle w:val="Compact"/>
       </w:pPr>
       <w:r>
         <w:rPr>
           <w:b/>
+          <w:bCs/>
         </w:rPr>
         <w:t xml:space="preserve">Sprint 0c (Claude Code, ~1 week):</w:t>
       </w:r>
@@ -7357,15 +7667,16 @@
     </w:p>
     <w:p>
       <w:pPr>
+        <w:pStyle w:val="Compact"/>
         <w:numPr>
           <w:ilvl w:val="0"/>
           <w:numId w:val="1039"/>
         </w:numPr>
-        <w:pStyle w:val="Compact"/>
       </w:pPr>
       <w:r>
         <w:rPr>
           <w:b/>
+          <w:bCs/>
         </w:rPr>
         <w:t xml:space="preserve">Sprint 0d (Claude Code, ~3 days):</w:t>
       </w:r>
@@ -7378,15 +7689,16 @@
     </w:p>
     <w:p>
       <w:pPr>
+        <w:pStyle w:val="Compact"/>
         <w:numPr>
           <w:ilvl w:val="0"/>
           <w:numId w:val="1039"/>
         </w:numPr>
-        <w:pStyle w:val="Compact"/>
       </w:pPr>
       <w:r>
         <w:rPr>
           <w:b/>
+          <w:bCs/>
         </w:rPr>
         <w:t xml:space="preserve">Sprint 0e (you + Claude Code, ~2 days):</w:t>
       </w:r>
@@ -7412,15 +7724,15 @@
         </w:pict>
       </w:r>
     </w:p>
+    <w:bookmarkEnd w:id="58"/>
+    <w:bookmarkStart w:id="59" w:name="acceptance-criteria"/>
     <w:p>
       <w:pPr>
         <w:pStyle w:val="Heading2"/>
       </w:pPr>
-      <w:bookmarkStart w:id="70" w:name="acceptance-criteria"/>
       <w:r>
         <w:t xml:space="preserve">Acceptance criteria</w:t>
       </w:r>
-      <w:bookmarkEnd w:id="70"/>
     </w:p>
     <w:p>
       <w:pPr>
@@ -7432,14 +7744,14 @@
     </w:p>
     <w:p>
       <w:pPr>
+        <w:pStyle w:val="Compact"/>
         <w:numPr>
           <w:ilvl w:val="0"/>
           <w:numId w:val="1040"/>
         </w:numPr>
-        <w:pStyle w:val="Compact"/>
-      </w:pPr>
-      <w:r>
-        <w:t xml:space="preserve">☐ Every account in Section A has been created and credentials are in</w:t>
+      </w:pPr>
+      <w:r>
+        <w:t xml:space="preserve">Every account in Section A has been created and credentials are in</w:t>
       </w:r>
       <w:r>
         <w:t xml:space="preserve"> </w:t>
@@ -7459,18 +7771,12 @@
     </w:p>
     <w:p>
       <w:pPr>
-        <w:numPr>
-          <w:ilvl w:val="0"/>
-          <w:numId w:val="1040"/>
-        </w:numPr>
-        <w:pStyle w:val="Compact"/>
-      </w:pPr>
-      <w:r>
-        <w:t xml:space="preserve">☐</w:t>
-      </w:r>
-      <w:r>
-        <w:t xml:space="preserve"> </w:t>
-      </w:r>
+        <w:pStyle w:val="Compact"/>
+        <w:numPr>
+          <w:ilvl w:val="0"/>
+          <w:numId w:val="1041"/>
+        </w:numPr>
+      </w:pPr>
       <w:r>
         <w:rPr>
           <w:rStyle w:val="VerbatimChar"/>
@@ -7486,122 +7792,122 @@
     </w:p>
     <w:p>
       <w:pPr>
-        <w:numPr>
-          <w:ilvl w:val="0"/>
-          <w:numId w:val="1040"/>
-        </w:numPr>
-        <w:pStyle w:val="Compact"/>
-      </w:pPr>
-      <w:r>
-        <w:t xml:space="preserve">☐ All migrations from Section B have been applied to the prod Supabase project.</w:t>
-      </w:r>
-    </w:p>
-    <w:p>
-      <w:pPr>
-        <w:numPr>
-          <w:ilvl w:val="0"/>
-          <w:numId w:val="1040"/>
-        </w:numPr>
-        <w:pStyle w:val="Compact"/>
-      </w:pPr>
-      <w:r>
-        <w:t xml:space="preserve">☐ RLS policies are enabled on every user-data table.</w:t>
-      </w:r>
-    </w:p>
-    <w:p>
-      <w:pPr>
-        <w:numPr>
-          <w:ilvl w:val="0"/>
-          <w:numId w:val="1040"/>
-        </w:numPr>
-        <w:pStyle w:val="Compact"/>
-      </w:pPr>
-      <w:r>
-        <w:t xml:space="preserve">☐ Service catalog has all V1 SKU rows seeded.</w:t>
-      </w:r>
-    </w:p>
-    <w:p>
-      <w:pPr>
-        <w:numPr>
-          <w:ilvl w:val="0"/>
-          <w:numId w:val="1040"/>
-        </w:numPr>
-        <w:pStyle w:val="Compact"/>
-      </w:pPr>
-      <w:r>
-        <w:t xml:space="preserve">☐ iOS app builds and runs (in simulator), signs in, lists events.</w:t>
-      </w:r>
-    </w:p>
-    <w:p>
-      <w:pPr>
-        <w:numPr>
-          <w:ilvl w:val="0"/>
-          <w:numId w:val="1040"/>
-        </w:numPr>
-        <w:pStyle w:val="Compact"/>
-      </w:pPr>
-      <w:r>
-        <w:t xml:space="preserve">☐ Android app builds and runs (in emulator), signs in, lists events.</w:t>
-      </w:r>
-    </w:p>
-    <w:p>
-      <w:pPr>
-        <w:numPr>
-          <w:ilvl w:val="0"/>
-          <w:numId w:val="1040"/>
-        </w:numPr>
-        <w:pStyle w:val="Compact"/>
-      </w:pPr>
-      <w:r>
-        <w:t xml:space="preserve">☐ macOS Tauri app builds and runs, signs in, lists events.</w:t>
-      </w:r>
-    </w:p>
-    <w:p>
-      <w:pPr>
-        <w:numPr>
-          <w:ilvl w:val="0"/>
-          <w:numId w:val="1040"/>
-        </w:numPr>
-        <w:pStyle w:val="Compact"/>
-      </w:pPr>
-      <w:r>
-        <w:t xml:space="preserve">☐ All 15 integration tests in Section C pass.</w:t>
-      </w:r>
-    </w:p>
-    <w:p>
-      <w:pPr>
-        <w:numPr>
-          <w:ilvl w:val="0"/>
-          <w:numId w:val="1040"/>
-        </w:numPr>
-        <w:pStyle w:val="Compact"/>
-      </w:pPr>
-      <w:r>
-        <w:t xml:space="preserve">☐ CI/CD pipeline auto-deploys on push to main; auto-applies migrations.</w:t>
-      </w:r>
-    </w:p>
-    <w:p>
-      <w:pPr>
-        <w:numPr>
-          <w:ilvl w:val="0"/>
-          <w:numId w:val="1040"/>
-        </w:numPr>
-        <w:pStyle w:val="Compact"/>
-      </w:pPr>
-      <w:r>
-        <w:t xml:space="preserve">☐ Sentry projects are receiving events.</w:t>
-      </w:r>
-    </w:p>
-    <w:p>
-      <w:pPr>
-        <w:numPr>
-          <w:ilvl w:val="0"/>
-          <w:numId w:val="1040"/>
-        </w:numPr>
-        <w:pStyle w:val="Compact"/>
-      </w:pPr>
-      <w:r>
-        <w:t xml:space="preserve">☐ Custom domain</w:t>
+        <w:pStyle w:val="Compact"/>
+        <w:numPr>
+          <w:ilvl w:val="0"/>
+          <w:numId w:val="1042"/>
+        </w:numPr>
+      </w:pPr>
+      <w:r>
+        <w:t xml:space="preserve">All migrations from Section B have been applied to the prod Supabase project.</w:t>
+      </w:r>
+    </w:p>
+    <w:p>
+      <w:pPr>
+        <w:pStyle w:val="Compact"/>
+        <w:numPr>
+          <w:ilvl w:val="0"/>
+          <w:numId w:val="1043"/>
+        </w:numPr>
+      </w:pPr>
+      <w:r>
+        <w:t xml:space="preserve">RLS policies are enabled on every user-data table.</w:t>
+      </w:r>
+    </w:p>
+    <w:p>
+      <w:pPr>
+        <w:pStyle w:val="Compact"/>
+        <w:numPr>
+          <w:ilvl w:val="0"/>
+          <w:numId w:val="1044"/>
+        </w:numPr>
+      </w:pPr>
+      <w:r>
+        <w:t xml:space="preserve">Service catalog has all V1 SKU rows seeded.</w:t>
+      </w:r>
+    </w:p>
+    <w:p>
+      <w:pPr>
+        <w:pStyle w:val="Compact"/>
+        <w:numPr>
+          <w:ilvl w:val="0"/>
+          <w:numId w:val="1045"/>
+        </w:numPr>
+      </w:pPr>
+      <w:r>
+        <w:t xml:space="preserve">iOS app builds and runs (in simulator), signs in, lists events.</w:t>
+      </w:r>
+    </w:p>
+    <w:p>
+      <w:pPr>
+        <w:pStyle w:val="Compact"/>
+        <w:numPr>
+          <w:ilvl w:val="0"/>
+          <w:numId w:val="1046"/>
+        </w:numPr>
+      </w:pPr>
+      <w:r>
+        <w:t xml:space="preserve">Android app builds and runs (in emulator), signs in, lists events.</w:t>
+      </w:r>
+    </w:p>
+    <w:p>
+      <w:pPr>
+        <w:pStyle w:val="Compact"/>
+        <w:numPr>
+          <w:ilvl w:val="0"/>
+          <w:numId w:val="1047"/>
+        </w:numPr>
+      </w:pPr>
+      <w:r>
+        <w:t xml:space="preserve">macOS Tauri app builds and runs, signs in, lists events.</w:t>
+      </w:r>
+    </w:p>
+    <w:p>
+      <w:pPr>
+        <w:pStyle w:val="Compact"/>
+        <w:numPr>
+          <w:ilvl w:val="0"/>
+          <w:numId w:val="1048"/>
+        </w:numPr>
+      </w:pPr>
+      <w:r>
+        <w:t xml:space="preserve">All 15 integration tests in Section C pass.</w:t>
+      </w:r>
+    </w:p>
+    <w:p>
+      <w:pPr>
+        <w:pStyle w:val="Compact"/>
+        <w:numPr>
+          <w:ilvl w:val="0"/>
+          <w:numId w:val="1049"/>
+        </w:numPr>
+      </w:pPr>
+      <w:r>
+        <w:t xml:space="preserve">CI/CD pipeline auto-deploys on push to main; auto-applies migrations.</w:t>
+      </w:r>
+    </w:p>
+    <w:p>
+      <w:pPr>
+        <w:pStyle w:val="Compact"/>
+        <w:numPr>
+          <w:ilvl w:val="0"/>
+          <w:numId w:val="1050"/>
+        </w:numPr>
+      </w:pPr>
+      <w:r>
+        <w:t xml:space="preserve">Sentry projects are receiving events.</w:t>
+      </w:r>
+    </w:p>
+    <w:p>
+      <w:pPr>
+        <w:pStyle w:val="Compact"/>
+        <w:numPr>
+          <w:ilvl w:val="0"/>
+          <w:numId w:val="1051"/>
+        </w:numPr>
+      </w:pPr>
+      <w:r>
+        <w:t xml:space="preserve">Custom domain</w:t>
       </w:r>
       <w:r>
         <w:t xml:space="preserve"> </w:t>
@@ -7621,14 +7927,14 @@
     </w:p>
     <w:p>
       <w:pPr>
-        <w:numPr>
-          <w:ilvl w:val="0"/>
-          <w:numId w:val="1040"/>
-        </w:numPr>
-        <w:pStyle w:val="Compact"/>
-      </w:pPr>
-      <w:r>
-        <w:t xml:space="preserve">☐ Supabase + Vercel production env vars match the staging-tested values.</w:t>
+        <w:pStyle w:val="Compact"/>
+        <w:numPr>
+          <w:ilvl w:val="0"/>
+          <w:numId w:val="1052"/>
+        </w:numPr>
+      </w:pPr>
+      <w:r>
+        <w:t xml:space="preserve">Supabase + Vercel production env vars match the staging-tested values.</w:t>
       </w:r>
     </w:p>
     <w:p>
@@ -7638,23 +7944,23 @@
         </w:pict>
       </w:r>
     </w:p>
+    <w:bookmarkEnd w:id="59"/>
+    <w:bookmarkStart w:id="60" w:name="open-questions-v1.x-candidates"/>
     <w:p>
       <w:pPr>
         <w:pStyle w:val="Heading2"/>
       </w:pPr>
-      <w:bookmarkStart w:id="71" w:name="open-questions-v1.x-candidates"/>
       <w:r>
         <w:t xml:space="preserve">Open questions (V1.x candidates)</w:t>
       </w:r>
-      <w:bookmarkEnd w:id="71"/>
-    </w:p>
-    <w:p>
-      <w:pPr>
-        <w:numPr>
-          <w:ilvl w:val="0"/>
-          <w:numId w:val="1041"/>
-        </w:numPr>
-        <w:pStyle w:val="Compact"/>
+    </w:p>
+    <w:p>
+      <w:pPr>
+        <w:pStyle w:val="Compact"/>
+        <w:numPr>
+          <w:ilvl w:val="0"/>
+          <w:numId w:val="1053"/>
+        </w:numPr>
       </w:pPr>
       <w:r>
         <w:t xml:space="preserve">Do we want to set up a staging environment (separate Vercel deployment + Supabase project) before launch? Recommended; cost is one extra Supabase Pro subscription (~$25/mo).</w:t>
@@ -7662,11 +7968,11 @@
     </w:p>
     <w:p>
       <w:pPr>
-        <w:numPr>
-          <w:ilvl w:val="0"/>
-          <w:numId w:val="1041"/>
-        </w:numPr>
-        <w:pStyle w:val="Compact"/>
+        <w:pStyle w:val="Compact"/>
+        <w:numPr>
+          <w:ilvl w:val="0"/>
+          <w:numId w:val="1053"/>
+        </w:numPr>
       </w:pPr>
       <w:r>
         <w:t xml:space="preserve">Push notifications via APNs/FCM — currently V1 is in-UI only, but the iOS/Android apps are perfect places to add push later. Defer to V1.1.</w:t>
@@ -7674,11 +7980,11 @@
     </w:p>
     <w:p>
       <w:pPr>
-        <w:numPr>
-          <w:ilvl w:val="0"/>
-          <w:numId w:val="1041"/>
-        </w:numPr>
-        <w:pStyle w:val="Compact"/>
+        <w:pStyle w:val="Compact"/>
+        <w:numPr>
+          <w:ilvl w:val="0"/>
+          <w:numId w:val="1053"/>
+        </w:numPr>
       </w:pPr>
       <w:r>
         <w:t xml:space="preserve">Backup strategy for Supabase Postgres — Supabase auto-backs-up daily but custom point-in-time-recovery requires a higher tier ($600/mo Enterprise). Defer until we have real production data to protect.</w:t>
@@ -7686,11 +7992,11 @@
     </w:p>
     <w:p>
       <w:pPr>
-        <w:numPr>
-          <w:ilvl w:val="0"/>
-          <w:numId w:val="1041"/>
-        </w:numPr>
-        <w:pStyle w:val="Compact"/>
+        <w:pStyle w:val="Compact"/>
+        <w:numPr>
+          <w:ilvl w:val="0"/>
+          <w:numId w:val="1053"/>
+        </w:numPr>
       </w:pPr>
       <w:r>
         <w:t xml:space="preserve">Whether to use Supabase Edge Functions or Vercel Edge Functions for backend logic. Both are TypeScript, both work. Recommend Supabase for things that need direct DB access; Vercel for things that integrate with the Next.js frontend.</w:t>
@@ -7703,23 +8009,23 @@
         </w:pict>
       </w:r>
     </w:p>
+    <w:bookmarkEnd w:id="60"/>
+    <w:bookmarkStart w:id="63" w:name="companion-specs-and-cross-references"/>
     <w:p>
       <w:pPr>
         <w:pStyle w:val="Heading2"/>
       </w:pPr>
-      <w:bookmarkStart w:id="72" w:name="companion-specs-and-cross-references"/>
       <w:r>
         <w:t xml:space="preserve">Companion specs and cross-references</w:t>
       </w:r>
-      <w:bookmarkEnd w:id="72"/>
-    </w:p>
-    <w:p>
-      <w:pPr>
-        <w:numPr>
-          <w:ilvl w:val="0"/>
-          <w:numId w:val="1042"/>
-        </w:numPr>
-        <w:pStyle w:val="Compact"/>
+    </w:p>
+    <w:p>
+      <w:pPr>
+        <w:pStyle w:val="Compact"/>
+        <w:numPr>
+          <w:ilvl w:val="0"/>
+          <w:numId w:val="1054"/>
+        </w:numPr>
       </w:pPr>
       <w:r>
         <w:rPr>
@@ -7736,11 +8042,11 @@
     </w:p>
     <w:p>
       <w:pPr>
-        <w:numPr>
-          <w:ilvl w:val="0"/>
-          <w:numId w:val="1042"/>
-        </w:numPr>
-        <w:pStyle w:val="Compact"/>
+        <w:pStyle w:val="Compact"/>
+        <w:numPr>
+          <w:ilvl w:val="0"/>
+          <w:numId w:val="1054"/>
+        </w:numPr>
       </w:pPr>
       <w:r>
         <w:rPr>
@@ -7757,11 +8063,11 @@
     </w:p>
     <w:p>
       <w:pPr>
-        <w:numPr>
-          <w:ilvl w:val="0"/>
-          <w:numId w:val="1042"/>
-        </w:numPr>
-        <w:pStyle w:val="Compact"/>
+        <w:pStyle w:val="Compact"/>
+        <w:numPr>
+          <w:ilvl w:val="0"/>
+          <w:numId w:val="1054"/>
+        </w:numPr>
       </w:pPr>
       <w:r>
         <w:rPr>
@@ -7778,11 +8084,11 @@
     </w:p>
     <w:p>
       <w:pPr>
-        <w:numPr>
-          <w:ilvl w:val="0"/>
-          <w:numId w:val="1042"/>
-        </w:numPr>
-        <w:pStyle w:val="Compact"/>
+        <w:pStyle w:val="Compact"/>
+        <w:numPr>
+          <w:ilvl w:val="0"/>
+          <w:numId w:val="1054"/>
+        </w:numPr>
       </w:pPr>
       <w:r>
         <w:rPr>
@@ -7823,7 +8129,7 @@
       <w:pPr>
         <w:pStyle w:val="FirstParagraph"/>
       </w:pPr>
-      <w:hyperlink r:id="rId73">
+      <w:hyperlink r:id="rId61">
         <w:r>
           <w:rPr>
             <w:rStyle w:val="Hyperlink"/>
@@ -7836,7 +8142,7 @@
       <w:pPr>
         <w:pStyle w:val="BodyText"/>
       </w:pPr>
-      <w:hyperlink r:id="rId74">
+      <w:hyperlink r:id="rId62">
         <w:r>
           <w:rPr>
             <w:rStyle w:val="Hyperlink"/>
@@ -7845,9 +8151,12 @@
         </w:r>
       </w:hyperlink>
     </w:p>
+    <w:bookmarkEnd w:id="63"/>
+    <w:bookmarkEnd w:id="64"/>
     <w:sectPr>
-      <w:headerReference w:type="default" r:id="rId9"/>
-      <w:footerReference w:type="default" r:id="rId10"/>
+      <w:footnotePr>
+        <w:numRestart w:val="eachSect"/>
+      </w:footnotePr>
     </w:sectPr>
   </w:body>
 </w:document>
@@ -7857,16 +8166,6 @@
 <w:comments xmlns:w="http://schemas.openxmlformats.org/wordprocessingml/2006/main" xmlns:m="http://schemas.openxmlformats.org/officeDocument/2006/math" xmlns:r="http://schemas.openxmlformats.org/officeDocument/2006/relationships" xmlns:o="urn:schemas-microsoft-com:office:office" xmlns:v="urn:schemas-microsoft-com:vml" xmlns:w10="urn:schemas-microsoft-com:office:word" xmlns:a="http://schemas.openxmlformats.org/drawingml/2006/main" xmlns:pic="http://schemas.openxmlformats.org/drawingml/2006/picture" xmlns:wp="http://schemas.openxmlformats.org/drawingml/2006/wordprocessingDrawing"/>
 </file>
 
-<file path=word/footer1.xml><?xml version="1.0" encoding="utf-8"?>
-<w:ftr xmlns:m="http://schemas.openxmlformats.org/officeDocument/2006/math" xmlns:mc="http://schemas.openxmlformats.org/markup-compatibility/2006" xmlns:mo="http://schemas.microsoft.com/office/mac/office/2008/main" xmlns:mv="urn:schemas-microsoft-com:mac:vml" xmlns:o="urn:schemas-microsoft-com:office:office" xmlns:r="http://schemas.openxmlformats.org/officeDocument/2006/relationships" xmlns:v="urn:schemas-microsoft-com:vml" xmlns:w10="urn:schemas-microsoft-com:office:word" xmlns:w14="http://schemas.microsoft.com/office/word/2010/wordml" xmlns:w="http://schemas.openxmlformats.org/wordprocessingml/2006/main" xmlns:wne="http://schemas.microsoft.com/office/word/2006/wordml" xmlns:wp14="http://schemas.microsoft.com/office/word/2010/wordprocessingDrawing" xmlns:wp="http://schemas.openxmlformats.org/drawingml/2006/wordprocessingDrawing" xmlns:wpc="http://schemas.microsoft.com/office/word/2010/wordprocessingCanvas" xmlns:wpg="http://schemas.microsoft.com/office/word/2010/wordprocessingGroup" xmlns:wpi="http://schemas.microsoft.com/office/word/2010/wordprocessingInk" xmlns:wps="http://schemas.microsoft.com/office/word/2010/wordprocessingShape" mc:Ignorable="w14 wp14">
-  <w:p>
-    <w:pPr>
-      <w:pStyle w:val="Footer"/>
-    </w:pPr>
-  </w:p>
-</w:ftr>
-</file>
-
 <file path=word/footnotes.xml><?xml version="1.0" encoding="utf-8"?>
 <w:footnotes xmlns:w="http://schemas.openxmlformats.org/wordprocessingml/2006/main" xmlns:m="http://schemas.openxmlformats.org/officeDocument/2006/math" xmlns:r="http://schemas.openxmlformats.org/officeDocument/2006/relationships" xmlns:o="urn:schemas-microsoft-com:office:office" xmlns:v="urn:schemas-microsoft-com:vml" xmlns:w10="urn:schemas-microsoft-com:office:word" xmlns:a="http://schemas.openxmlformats.org/drawingml/2006/main" xmlns:pic="http://schemas.openxmlformats.org/drawingml/2006/picture" xmlns:wp="http://schemas.openxmlformats.org/drawingml/2006/wordprocessingDrawing">
   <w:footnote w:type="continuationSeparator" w:id="0">
@@ -7884,32 +8183,19 @@
     </w:p>
   </w:footnote>
 </w:footnotes>
-</file>
-
-<file path=word/header1.xml><?xml version="1.0" encoding="utf-8"?>
-<w:hdr xmlns:m="http://schemas.openxmlformats.org/officeDocument/2006/math" xmlns:mc="http://schemas.openxmlformats.org/markup-compatibility/2006" xmlns:mo="http://schemas.microsoft.com/office/mac/office/2008/main" xmlns:mv="urn:schemas-microsoft-com:mac:vml" xmlns:o="urn:schemas-microsoft-com:office:office" xmlns:r="http://schemas.openxmlformats.org/officeDocument/2006/relationships" xmlns:v="urn:schemas-microsoft-com:vml" xmlns:w10="urn:schemas-microsoft-com:office:word" xmlns:w14="http://schemas.microsoft.com/office/word/2010/wordml" xmlns:w="http://schemas.openxmlformats.org/wordprocessingml/2006/main" xmlns:wne="http://schemas.microsoft.com/office/word/2006/wordml" xmlns:wp14="http://schemas.microsoft.com/office/word/2010/wordprocessingDrawing" xmlns:wp="http://schemas.openxmlformats.org/drawingml/2006/wordprocessingDrawing" xmlns:wpc="http://schemas.microsoft.com/office/word/2010/wordprocessingCanvas" xmlns:wpg="http://schemas.microsoft.com/office/word/2010/wordprocessingGroup" xmlns:wpi="http://schemas.microsoft.com/office/word/2010/wordprocessingInk" xmlns:wps="http://schemas.microsoft.com/office/word/2010/wordprocessingShape" mc:Ignorable="w14 wp14">
-  <w:p>
-    <w:pPr>
-      <w:pStyle w:val="Header"/>
-    </w:pPr>
-  </w:p>
-</w:hdr>
 </file>
 
 <file path=word/numbering.xml><?xml version="1.0" encoding="utf-8"?>
 <w:numbering xmlns:w="http://schemas.openxmlformats.org/wordprocessingml/2006/main">
   <w:abstractNum w:abstractNumId="990">
-    <w:nsid w:val="2c1ae401"/>
+    <w:nsid w:val="0000A990"/>
     <w:multiLevelType w:val="multilevel"/>
     <w:lvl w:ilvl="0">
       <w:numFmt w:val="bullet"/>
       <w:lvlText w:val=" "/>
       <w:lvlJc w:val="left"/>
       <w:pPr>
-        <w:tabs>
-          <w:tab w:val="num" w:pos="0"/>
-        </w:tabs>
-        <w:ind w:left="480" w:hanging="480"/>
+        <w:ind w:left="720" w:hanging="360"/>
       </w:pPr>
     </w:lvl>
     <w:lvl w:ilvl="1">
@@ -7917,10 +8203,7 @@
       <w:lvlText w:val=" "/>
       <w:lvlJc w:val="left"/>
       <w:pPr>
-        <w:tabs>
-          <w:tab w:val="num" w:pos="720"/>
-        </w:tabs>
-        <w:ind w:left="1200" w:hanging="480"/>
+        <w:ind w:left="1440" w:hanging="360"/>
       </w:pPr>
     </w:lvl>
     <w:lvl w:ilvl="2">
@@ -7928,10 +8211,7 @@
       <w:lvlText w:val=" "/>
       <w:lvlJc w:val="left"/>
       <w:pPr>
-        <w:tabs>
-          <w:tab w:val="num" w:pos="1440"/>
-        </w:tabs>
-        <w:ind w:left="1920" w:hanging="480"/>
+        <w:ind w:left="2160" w:hanging="360"/>
       </w:pPr>
     </w:lvl>
     <w:lvl w:ilvl="3">
@@ -7939,10 +8219,7 @@
       <w:lvlText w:val=" "/>
       <w:lvlJc w:val="left"/>
       <w:pPr>
-        <w:tabs>
-          <w:tab w:val="num" w:pos="2160"/>
-        </w:tabs>
-        <w:ind w:left="2640" w:hanging="480"/>
+        <w:ind w:left="2880" w:hanging="360"/>
       </w:pPr>
     </w:lvl>
     <w:lvl w:ilvl="4">
@@ -7950,10 +8227,7 @@
       <w:lvlText w:val=" "/>
       <w:lvlJc w:val="left"/>
       <w:pPr>
-        <w:tabs>
-          <w:tab w:val="num" w:pos="2880"/>
-        </w:tabs>
-        <w:ind w:left="3360" w:hanging="480"/>
+        <w:ind w:left="3600" w:hanging="360"/>
       </w:pPr>
     </w:lvl>
     <w:lvl w:ilvl="5">
@@ -7961,10 +8235,7 @@
       <w:lvlText w:val=" "/>
       <w:lvlJc w:val="left"/>
       <w:pPr>
-        <w:tabs>
-          <w:tab w:val="num" w:pos="3600"/>
-        </w:tabs>
-        <w:ind w:left="4080" w:hanging="480"/>
+        <w:ind w:left="4320" w:hanging="360"/>
       </w:pPr>
     </w:lvl>
     <w:lvl w:ilvl="6">
@@ -7972,10 +8243,7 @@
       <w:lvlText w:val=" "/>
       <w:lvlJc w:val="left"/>
       <w:pPr>
-        <w:tabs>
-          <w:tab w:val="num" w:pos="4320"/>
-        </w:tabs>
-        <w:ind w:left="4800" w:hanging="480"/>
+        <w:ind w:left="5040" w:hanging="360"/>
       </w:pPr>
     </w:lvl>
     <w:lvl w:ilvl="7">
@@ -7983,10 +8251,7 @@
       <w:lvlText w:val=" "/>
       <w:lvlJc w:val="left"/>
       <w:pPr>
-        <w:tabs>
-          <w:tab w:val="num" w:pos="5040"/>
-        </w:tabs>
-        <w:ind w:left="5520" w:hanging="480"/>
+        <w:ind w:left="5760" w:hanging="360"/>
       </w:pPr>
     </w:lvl>
     <w:lvl w:ilvl="8">
@@ -7994,15 +8259,12 @@
       <w:lvlText w:val=" "/>
       <w:lvlJc w:val="left"/>
       <w:pPr>
-        <w:tabs>
-          <w:tab w:val="num" w:pos="5760"/>
-        </w:tabs>
-        <w:ind w:left="6240" w:hanging="480"/>
+        <w:ind w:left="6480" w:hanging="360"/>
       </w:pPr>
     </w:lvl>
   </w:abstractNum>
   <w:abstractNum w:abstractNumId="99411">
-    <w:nsid w:val="ea454b4c"/>
+    <w:nsid w:val="00A99411"/>
     <w:multiLevelType w:val="multilevel"/>
     <w:lvl w:ilvl="0">
       <w:start w:val="1"/>
@@ -8010,10 +8272,7 @@
       <w:lvlText w:val="%1."/>
       <w:lvlJc w:val="left"/>
       <w:pPr>
-        <w:tabs>
-          <w:tab w:val="num" w:pos="0"/>
-        </w:tabs>
-        <w:ind w:left="480" w:hanging="480"/>
+        <w:ind w:left="720" w:hanging="360"/>
       </w:pPr>
     </w:lvl>
     <w:lvl w:ilvl="1">
@@ -8022,10 +8281,7 @@
       <w:lvlText w:val="%2."/>
       <w:lvlJc w:val="left"/>
       <w:pPr>
-        <w:tabs>
-          <w:tab w:val="num" w:pos="720"/>
-        </w:tabs>
-        <w:ind w:left="1200" w:hanging="480"/>
+        <w:ind w:left="1440" w:hanging="360"/>
       </w:pPr>
     </w:lvl>
     <w:lvl w:ilvl="2">
@@ -8034,10 +8290,7 @@
       <w:lvlText w:val="%3."/>
       <w:lvlJc w:val="left"/>
       <w:pPr>
-        <w:tabs>
-          <w:tab w:val="num" w:pos="1440"/>
-        </w:tabs>
-        <w:ind w:left="1920" w:hanging="480"/>
+        <w:ind w:left="2160" w:hanging="360"/>
       </w:pPr>
     </w:lvl>
     <w:lvl w:ilvl="3">
@@ -8046,10 +8299,7 @@
       <w:lvlText w:val="%4."/>
       <w:lvlJc w:val="left"/>
       <w:pPr>
-        <w:tabs>
-          <w:tab w:val="num" w:pos="2160"/>
-        </w:tabs>
-        <w:ind w:left="2640" w:hanging="480"/>
+        <w:ind w:left="2880" w:hanging="360"/>
       </w:pPr>
     </w:lvl>
     <w:lvl w:ilvl="4">
@@ -8058,10 +8308,7 @@
       <w:lvlText w:val="%5."/>
       <w:lvlJc w:val="left"/>
       <w:pPr>
-        <w:tabs>
-          <w:tab w:val="num" w:pos="2880"/>
-        </w:tabs>
-        <w:ind w:left="3360" w:hanging="480"/>
+        <w:ind w:left="3600" w:hanging="360"/>
       </w:pPr>
     </w:lvl>
     <w:lvl w:ilvl="5">
@@ -8070,10 +8317,7 @@
       <w:lvlText w:val="%6."/>
       <w:lvlJc w:val="left"/>
       <w:pPr>
-        <w:tabs>
-          <w:tab w:val="num" w:pos="3600"/>
-        </w:tabs>
-        <w:ind w:left="4080" w:hanging="480"/>
+        <w:ind w:left="4320" w:hanging="360"/>
       </w:pPr>
     </w:lvl>
     <w:lvl w:ilvl="6">
@@ -8082,10 +8326,7 @@
       <w:lvlText w:val="%7."/>
       <w:lvlJc w:val="left"/>
       <w:pPr>
-        <w:tabs>
-          <w:tab w:val="num" w:pos="4320"/>
-        </w:tabs>
-        <w:ind w:left="4800" w:hanging="480"/>
+        <w:ind w:left="5040" w:hanging="360"/>
       </w:pPr>
     </w:lvl>
     <w:lvl w:ilvl="7">
@@ -8094,10 +8335,7 @@
       <w:lvlText w:val="%8."/>
       <w:lvlJc w:val="left"/>
       <w:pPr>
-        <w:tabs>
-          <w:tab w:val="num" w:pos="5040"/>
-        </w:tabs>
-        <w:ind w:left="5520" w:hanging="480"/>
+        <w:ind w:left="5760" w:hanging="360"/>
       </w:pPr>
     </w:lvl>
     <w:lvl w:ilvl="8">
@@ -8106,113 +8344,186 @@
       <w:lvlText w:val="%9."/>
       <w:lvlJc w:val="left"/>
       <w:pPr>
-        <w:tabs>
-          <w:tab w:val="num" w:pos="5760"/>
-        </w:tabs>
-        <w:ind w:left="6240" w:hanging="480"/>
+        <w:ind w:left="6480" w:hanging="360"/>
       </w:pPr>
     </w:lvl>
   </w:abstractNum>
   <w:abstractNum w:abstractNumId="991">
-    <w:nsid w:val="71315dca"/>
+    <w:nsid w:val="0000A991"/>
     <w:multiLevelType w:val="multilevel"/>
     <w:lvl w:ilvl="0">
       <w:numFmt w:val="bullet"/>
-      <w:lvlText w:val="•"/>
+      <w:lvlText w:val=""/>
       <w:lvlJc w:val="left"/>
       <w:pPr>
-        <w:tabs>
-          <w:tab w:val="num" w:pos="0"/>
-        </w:tabs>
-        <w:ind w:left="480" w:hanging="480"/>
-      </w:pPr>
+        <w:ind w:left="720" w:hanging="360"/>
+      </w:pPr>
+      <w:rPr>
+        <w:rFonts w:ascii="Symbol" w:hAnsi="Symbol" w:cs="Symbol" w:hint="default"/>
+      </w:rPr>
     </w:lvl>
     <w:lvl w:ilvl="1">
       <w:numFmt w:val="bullet"/>
-      <w:lvlText w:val="–"/>
+      <w:lvlText w:val="o"/>
       <w:lvlJc w:val="left"/>
       <w:pPr>
-        <w:tabs>
-          <w:tab w:val="num" w:pos="720"/>
-        </w:tabs>
-        <w:ind w:left="1200" w:hanging="480"/>
-      </w:pPr>
+        <w:ind w:left="1440" w:hanging="360"/>
+      </w:pPr>
+      <w:rPr>
+        <w:rFonts w:ascii="Courier New" w:hAnsi="Courier New" w:cs="Courier New" w:hint="default"/>
+      </w:rPr>
     </w:lvl>
     <w:lvl w:ilvl="2">
       <w:numFmt w:val="bullet"/>
-      <w:lvlText w:val="•"/>
+      <w:lvlText w:val=""/>
       <w:lvlJc w:val="left"/>
       <w:pPr>
-        <w:tabs>
-          <w:tab w:val="num" w:pos="1440"/>
-        </w:tabs>
-        <w:ind w:left="1920" w:hanging="480"/>
-      </w:pPr>
+        <w:ind w:left="2160" w:hanging="360"/>
+      </w:pPr>
+      <w:rPr>
+        <w:rFonts w:ascii="Wingdings" w:hAnsi="Wingdings" w:cs="Wingdings" w:hint="default"/>
+      </w:rPr>
     </w:lvl>
     <w:lvl w:ilvl="3">
       <w:numFmt w:val="bullet"/>
-      <w:lvlText w:val="–"/>
+      <w:lvlText w:val=""/>
       <w:lvlJc w:val="left"/>
       <w:pPr>
-        <w:tabs>
-          <w:tab w:val="num" w:pos="2160"/>
-        </w:tabs>
-        <w:ind w:left="2640" w:hanging="480"/>
-      </w:pPr>
+        <w:ind w:left="2880" w:hanging="360"/>
+      </w:pPr>
+      <w:rPr>
+        <w:rFonts w:ascii="Symbol" w:hAnsi="Symbol" w:cs="Symbol" w:hint="default"/>
+      </w:rPr>
     </w:lvl>
     <w:lvl w:ilvl="4">
       <w:numFmt w:val="bullet"/>
-      <w:lvlText w:val="•"/>
+      <w:lvlText w:val="o"/>
       <w:lvlJc w:val="left"/>
       <w:pPr>
-        <w:tabs>
-          <w:tab w:val="num" w:pos="2880"/>
-        </w:tabs>
-        <w:ind w:left="3360" w:hanging="480"/>
-      </w:pPr>
+        <w:ind w:left="3600" w:hanging="360"/>
+      </w:pPr>
+      <w:rPr>
+        <w:rFonts w:ascii="Courier New" w:hAnsi="Courier New" w:cs="Courier New" w:hint="default"/>
+      </w:rPr>
     </w:lvl>
     <w:lvl w:ilvl="5">
       <w:numFmt w:val="bullet"/>
-      <w:lvlText w:val="–"/>
+      <w:lvlText w:val=""/>
       <w:lvlJc w:val="left"/>
       <w:pPr>
-        <w:tabs>
-          <w:tab w:val="num" w:pos="3600"/>
-        </w:tabs>
-        <w:ind w:left="4080" w:hanging="480"/>
-      </w:pPr>
+        <w:ind w:left="4320" w:hanging="360"/>
+      </w:pPr>
+      <w:rPr>
+        <w:rFonts w:ascii="Wingdings" w:hAnsi="Wingdings" w:cs="Wingdings" w:hint="default"/>
+      </w:rPr>
     </w:lvl>
     <w:lvl w:ilvl="6">
       <w:numFmt w:val="bullet"/>
-      <w:lvlText w:val="•"/>
+      <w:lvlText w:val=""/>
       <w:lvlJc w:val="left"/>
       <w:pPr>
-        <w:tabs>
-          <w:tab w:val="num" w:pos="4320"/>
-        </w:tabs>
-        <w:ind w:left="4800" w:hanging="480"/>
-      </w:pPr>
+        <w:ind w:left="5040" w:hanging="360"/>
+      </w:pPr>
+      <w:rPr>
+        <w:rFonts w:ascii="Symbol" w:hAnsi="Symbol" w:cs="Symbol" w:hint="default"/>
+      </w:rPr>
     </w:lvl>
     <w:lvl w:ilvl="7">
       <w:numFmt w:val="bullet"/>
-      <w:lvlText w:val="–"/>
+      <w:lvlText w:val="o"/>
       <w:lvlJc w:val="left"/>
       <w:pPr>
-        <w:tabs>
-          <w:tab w:val="num" w:pos="5040"/>
-        </w:tabs>
-        <w:ind w:left="5520" w:hanging="480"/>
-      </w:pPr>
+        <w:ind w:left="5760" w:hanging="360"/>
+      </w:pPr>
+      <w:rPr>
+        <w:rFonts w:ascii="Courier New" w:hAnsi="Courier New" w:cs="Courier New" w:hint="default"/>
+      </w:rPr>
     </w:lvl>
     <w:lvl w:ilvl="8">
       <w:numFmt w:val="bullet"/>
-      <w:lvlText w:val="•"/>
+      <w:lvlText w:val=""/>
       <w:lvlJc w:val="left"/>
       <w:pPr>
-        <w:tabs>
-          <w:tab w:val="num" w:pos="5760"/>
-        </w:tabs>
-        <w:ind w:left="6240" w:hanging="480"/>
+        <w:ind w:left="6480" w:hanging="360"/>
+      </w:pPr>
+      <w:rPr>
+        <w:rFonts w:ascii="Wingdings" w:hAnsi="Wingdings" w:cs="Wingdings" w:hint="default"/>
+      </w:rPr>
+    </w:lvl>
+  </w:abstractNum>
+  <w:abstractNum w:abstractNumId="992">
+    <w:nsid w:val="0000A992"/>
+    <w:multiLevelType w:val="multilevel"/>
+    <w:lvl w:ilvl="0">
+      <w:numFmt w:val="bullet"/>
+      <w:lvlText w:val="☐"/>
+      <w:lvlJc w:val="left"/>
+      <w:pPr>
+        <w:ind w:left="720" w:hanging="360"/>
+      </w:pPr>
+    </w:lvl>
+    <w:lvl w:ilvl="1">
+      <w:numFmt w:val="bullet"/>
+      <w:lvlText w:val="☐"/>
+      <w:lvlJc w:val="left"/>
+      <w:pPr>
+        <w:ind w:left="1440" w:hanging="360"/>
+      </w:pPr>
+    </w:lvl>
+    <w:lvl w:ilvl="2">
+      <w:numFmt w:val="bullet"/>
+      <w:lvlText w:val="☐"/>
+      <w:lvlJc w:val="left"/>
+      <w:pPr>
+        <w:ind w:left="2160" w:hanging="360"/>
+      </w:pPr>
+    </w:lvl>
+    <w:lvl w:ilvl="3">
+      <w:numFmt w:val="bullet"/>
+      <w:lvlText w:val="☐"/>
+      <w:lvlJc w:val="left"/>
+      <w:pPr>
+        <w:ind w:left="2880" w:hanging="360"/>
+      </w:pPr>
+    </w:lvl>
+    <w:lvl w:ilvl="4">
+      <w:numFmt w:val="bullet"/>
+      <w:lvlText w:val="☐"/>
+      <w:lvlJc w:val="left"/>
+      <w:pPr>
+        <w:ind w:left="3600" w:hanging="360"/>
+      </w:pPr>
+    </w:lvl>
+    <w:lvl w:ilvl="5">
+      <w:numFmt w:val="bullet"/>
+      <w:lvlText w:val="☐"/>
+      <w:lvlJc w:val="left"/>
+      <w:pPr>
+        <w:ind w:left="4320" w:hanging="360"/>
+      </w:pPr>
+    </w:lvl>
+    <w:lvl w:ilvl="6">
+      <w:numFmt w:val="bullet"/>
+      <w:lvlText w:val="☐"/>
+      <w:lvlJc w:val="left"/>
+      <w:pPr>
+        <w:ind w:left="5040" w:hanging="360"/>
+      </w:pPr>
+    </w:lvl>
+    <w:lvl w:ilvl="7">
+      <w:numFmt w:val="bullet"/>
+      <w:lvlText w:val="☐"/>
+      <w:lvlJc w:val="left"/>
+      <w:pPr>
+        <w:ind w:left="5760" w:hanging="360"/>
+      </w:pPr>
+    </w:lvl>
+    <w:lvl w:ilvl="8">
+      <w:numFmt w:val="bullet"/>
+      <w:lvlText w:val="☐"/>
+      <w:lvlJc w:val="left"/>
+      <w:pPr>
+        <w:ind w:left="6480" w:hanging="360"/>
       </w:pPr>
     </w:lvl>
   </w:abstractNum>
@@ -9120,12 +9431,48 @@
     </w:lvlOverride>
   </w:num>
   <w:num w:numId="1040">
+    <w:abstractNumId w:val="992"/>
+  </w:num>
+  <w:num w:numId="1041">
+    <w:abstractNumId w:val="992"/>
+  </w:num>
+  <w:num w:numId="1042">
+    <w:abstractNumId w:val="992"/>
+  </w:num>
+  <w:num w:numId="1043">
+    <w:abstractNumId w:val="992"/>
+  </w:num>
+  <w:num w:numId="1044">
+    <w:abstractNumId w:val="992"/>
+  </w:num>
+  <w:num w:numId="1045">
+    <w:abstractNumId w:val="992"/>
+  </w:num>
+  <w:num w:numId="1046">
+    <w:abstractNumId w:val="992"/>
+  </w:num>
+  <w:num w:numId="1047">
+    <w:abstractNumId w:val="992"/>
+  </w:num>
+  <w:num w:numId="1048">
+    <w:abstractNumId w:val="992"/>
+  </w:num>
+  <w:num w:numId="1049">
+    <w:abstractNumId w:val="992"/>
+  </w:num>
+  <w:num w:numId="1050">
+    <w:abstractNumId w:val="992"/>
+  </w:num>
+  <w:num w:numId="1051">
+    <w:abstractNumId w:val="992"/>
+  </w:num>
+  <w:num w:numId="1052">
+    <w:abstractNumId w:val="992"/>
+  </w:num>
+  <w:num w:numId="1053">
     <w:abstractNumId w:val="991"/>
   </w:num>
-  <w:num w:numId="1041">
-    <w:abstractNumId w:val="991"/>
-  </w:num>
-  <w:num w:numId="1042">
+  <w:num w:numId="1054">
     <w:abstractNumId w:val="991"/>
   </w:num>
 </w:numbering>
@@ -9136,10 +9483,10 @@
   <w:docDefaults>
     <w:rPrDefault>
       <w:rPr>
-        <w:rFonts w:asciiTheme="minorHAnsi" w:eastAsiaTheme="minorHAnsi" w:hAnsiTheme="minorHAnsi" w:cstheme="minorBidi"/>
+        <w:rFonts w:asciiTheme="minorHAnsi" w:cstheme="minorBidi" w:eastAsiaTheme="minorEastAsia" w:hAnsiTheme="minorHAnsi"/>
         <w:sz w:val="24"/>
         <w:szCs w:val="24"/>
-        <w:lang w:val="en-US" w:eastAsia="en-US" w:bidi="ar-SA"/>
+        <w:lang w:bidi="ar-SA" w:eastAsia="zh-CN" w:val="en-US"/>
       </w:rPr>
     </w:rPrDefault>
     <w:pPrDefault>
@@ -9148,91 +9495,145 @@
       </w:pPr>
     </w:pPrDefault>
   </w:docDefaults>
-  <w:latentStyles w:defLockedState="0" w:defUIPriority="0" w:defSemiHidden="0" w:defUnhideWhenUsed="0" w:defQFormat="0" w:count="276"/>
-  <w:style w:type="paragraph" w:default="1" w:styleId="Normal">
+  <w:latentStyles w:count="276" w:defLockedState="0" w:defQFormat="0" w:defSemiHidden="0" w:defUIPriority="0" w:defUnhideWhenUsed="0"/>
+  <w:style w:default="1" w:styleId="Normal" w:type="paragraph">
     <w:name w:val="Normal"/>
     <w:qFormat/>
   </w:style>
-  <w:style w:type="paragraph" w:styleId="BodyText">
+  <w:style w:styleId="BodyText" w:type="paragraph">
     <w:name w:val="Body Text"/>
     <w:basedOn w:val="Normal"/>
     <w:link w:val="BodyTextChar"/>
+    <w:qFormat/>
     <w:pPr>
-      <w:spacing w:before="180" w:after="180"/>
+      <w:spacing w:after="180" w:before="180"/>
     </w:pPr>
-    <w:qFormat/>
   </w:style>
-  <w:style w:type="paragraph" w:customStyle="1" w:styleId="FirstParagraph">
+  <w:style w:customStyle="1" w:styleId="FirstParagraph" w:type="paragraph">
     <w:name w:val="First Paragraph"/>
     <w:basedOn w:val="BodyText"/>
     <w:next w:val="BodyText"/>
     <w:qFormat/>
   </w:style>
-  <w:style w:type="paragraph" w:customStyle="1" w:styleId="Compact">
+  <w:style w:customStyle="1" w:styleId="Compact" w:type="paragraph">
     <w:name w:val="Compact"/>
     <w:basedOn w:val="BodyText"/>
     <w:qFormat/>
     <w:pPr>
-      <w:spacing w:before="36" w:after="36"/>
+      <w:spacing w:after="36" w:before="36"/>
     </w:pPr>
   </w:style>
-  <w:style w:type="paragraph" w:styleId="Title">
+  <w:style w:styleId="Title" w:type="paragraph">
     <w:name w:val="Title"/>
     <w:basedOn w:val="Normal"/>
     <w:next w:val="BodyText"/>
+    <w:link w:val="TitleChar"/>
+    <w:uiPriority w:val="10"/>
     <w:qFormat/>
+    <w:rsid w:val="00A10FD9"/>
     <w:pPr>
-      <w:keepNext/>
-      <w:keepLines/>
-      <w:spacing w:before="480" w:after="240"/>
+      <w:spacing w:after="80" w:line="240" w:lineRule="auto"/>
+      <w:contextualSpacing/>
       <w:jc w:val="center"/>
     </w:pPr>
     <w:rPr>
-      <w:rFonts w:asciiTheme="majorHAnsi" w:eastAsiaTheme="majorEastAsia" w:hAnsiTheme="majorHAnsi" w:cstheme="majorBidi"/>
-      <w:b/>
-      <w:bCs/>
-      <w:color w:val="345A8A" w:themeColor="accent1" w:themeShade="B5"/>
-      <w:sz w:val="36"/>
-      <w:szCs w:val="36"/>
+      <w:rFonts w:asciiTheme="majorHAnsi" w:cstheme="majorBidi" w:eastAsiaTheme="majorEastAsia" w:hAnsiTheme="majorHAnsi"/>
+      <w:sz w:val="56"/>
+      <w:szCs w:val="56"/>
     </w:rPr>
   </w:style>
-  <w:style w:type="paragraph" w:styleId="Subtitle">
+  <w:style w:customStyle="1" w:styleId="TitleChar" w:type="character">
+    <w:name w:val="Title Char"/>
+    <w:basedOn w:val="DefaultParagraphFont"/>
+    <w:link w:val="Title"/>
+    <w:uiPriority w:val="10"/>
+    <w:rsid w:val="00A10FD9"/>
+    <w:rPr>
+      <w:rFonts w:asciiTheme="majorHAnsi" w:cstheme="majorBidi" w:eastAsiaTheme="majorEastAsia" w:hAnsiTheme="majorHAnsi"/>
+      <w:sz w:val="56"/>
+      <w:szCs w:val="56"/>
+    </w:rPr>
+  </w:style>
+  <w:style w:styleId="Subtitle" w:type="paragraph">
     <w:name w:val="Subtitle"/>
+    <w:basedOn w:val="Title"/>
+    <w:next w:val="BodyText"/>
+    <w:link w:val="SubtitleChar"/>
+    <w:uiPriority w:val="11"/>
+    <w:qFormat/>
+    <w:rsid w:val="00A10FD9"/>
+    <w:pPr>
+      <w:numPr>
+        <w:ilvl w:val="1"/>
+      </w:numPr>
+    </w:pPr>
+    <w:rPr>
+      <w:rFonts w:cstheme="majorBidi" w:eastAsiaTheme="majorEastAsia"/>
+      <w:spacing w:val="15"/>
+      <w:sz w:val="28"/>
+      <w:szCs w:val="28"/>
+    </w:rPr>
+  </w:style>
+  <w:style w:customStyle="1" w:styleId="SubtitleChar" w:type="character">
+    <w:name w:val="Subtitle Char"/>
+    <w:basedOn w:val="DefaultParagraphFont"/>
+    <w:link w:val="Subtitle"/>
+    <w:uiPriority w:val="11"/>
+    <w:rsid w:val="00A10FD9"/>
+    <w:rPr>
+      <w:rFonts w:cstheme="majorBidi" w:eastAsiaTheme="majorEastAsia"/>
+      <w:color w:themeColor="text1" w:themeTint="A6" w:val="595959"/>
+      <w:spacing w:val="15"/>
+      <w:sz w:val="28"/>
+      <w:szCs w:val="28"/>
+    </w:rPr>
+  </w:style>
+  <w:style w:customStyle="1" w:styleId="Author" w:type="paragraph">
+    <w:name w:val="Author"/>
     <w:basedOn w:val="Title"/>
     <w:next w:val="BodyText"/>
     <w:qFormat/>
     <w:pPr>
       <w:keepNext/>
       <w:keepLines/>
-      <w:spacing w:before="240" w:after="240"/>
-      <w:jc w:val="center"/>
     </w:pPr>
     <w:rPr>
-      <w:sz w:val="30"/>
-      <w:szCs w:val="30"/>
+      <w:sz w:val="24"/>
+      <w:szCs w:val="24"/>
     </w:rPr>
   </w:style>
-  <w:style w:type="paragraph" w:customStyle="1" w:styleId="Author">
-    <w:name w:val="Author"/>
+  <w:style w:styleId="Date" w:type="paragraph">
+    <w:name w:val="Date"/>
+    <w:basedOn w:val="Title"/>
     <w:next w:val="BodyText"/>
     <w:qFormat/>
     <w:pPr>
       <w:keepNext/>
       <w:keepLines/>
-      <w:jc w:val="center"/>
     </w:pPr>
+    <w:rPr>
+      <w:sz w:val="24"/>
+      <w:szCs w:val="24"/>
+    </w:rPr>
   </w:style>
-  <w:style w:type="paragraph" w:styleId="Date">
-    <w:name w:val="Date"/>
-    <w:next w:val="BodyText"/>
+  <w:style w:customStyle="1" w:styleId="AbstractTitle" w:type="paragraph">
+    <w:name w:val="Abstract Title"/>
+    <w:basedOn w:val="Normal"/>
+    <w:next w:val="Abstract"/>
     <w:qFormat/>
     <w:pPr>
       <w:keepNext/>
       <w:keepLines/>
+      <w:spacing w:after="0" w:before="300"/>
       <w:jc w:val="center"/>
     </w:pPr>
+    <w:rPr>
+      <w:b/>
+      <w:sz w:val="20"/>
+      <w:szCs w:val="20"/>
+    </w:rPr>
   </w:style>
-  <w:style w:type="paragraph" w:customStyle="1" w:styleId="Abstract">
+  <w:style w:customStyle="1" w:styleId="Abstract" w:type="paragraph">
     <w:name w:val="Abstract"/>
     <w:basedOn w:val="Normal"/>
     <w:next w:val="BodyText"/>
@@ -9240,14 +9641,14 @@
     <w:pPr>
       <w:keepNext/>
       <w:keepLines/>
-      <w:spacing w:before="300" w:after="300"/>
+      <w:spacing w:after="300" w:before="100"/>
     </w:pPr>
     <w:rPr>
       <w:sz w:val="20"/>
       <w:szCs w:val="20"/>
     </w:rPr>
   </w:style>
-  <w:style w:type="paragraph" w:styleId="Bibliography">
+  <w:style w:styleId="Bibliography" w:type="paragraph">
     <w:name w:val="Bibliography"/>
     <w:basedOn w:val="Normal"/>
     <w:next w:val="Bibliography"/>
@@ -9255,195 +9656,325 @@
     <w:pPr/>
     <w:rPr/>
   </w:style>
-  <w:style w:type="paragraph" w:styleId="Heading1">
-    <w:name w:val="Heading 1"/>
+  <w:style w:styleId="Heading1" w:type="paragraph">
+    <w:name w:val="heading 1"/>
     <w:basedOn w:val="Normal"/>
     <w:next w:val="BodyText"/>
+    <w:link w:val="Heading1Char"/>
     <w:uiPriority w:val="9"/>
     <w:qFormat/>
+    <w:rsid w:val="00A10FD9"/>
     <w:pPr>
       <w:keepNext/>
       <w:keepLines/>
-      <w:spacing w:before="480" w:after="0"/>
+      <w:spacing w:after="80" w:before="360"/>
       <w:outlineLvl w:val="0"/>
     </w:pPr>
     <w:rPr>
-      <w:rFonts w:asciiTheme="majorHAnsi" w:eastAsiaTheme="majorEastAsia" w:hAnsiTheme="majorHAnsi" w:cstheme="majorBidi"/>
-      <w:b/>
-      <w:bCs/>
-      <w:color w:val="4F81BD" w:themeColor="accent1"/>
+      <w:rFonts w:asciiTheme="majorHAnsi" w:cstheme="majorBidi" w:eastAsiaTheme="majorEastAsia" w:hAnsiTheme="majorHAnsi"/>
+      <w:color w:themeColor="accent1" w:themeShade="BF" w:val="0F4761"/>
+      <w:sz w:val="40"/>
+      <w:szCs w:val="40"/>
+    </w:rPr>
+  </w:style>
+  <w:style w:styleId="Heading2" w:type="paragraph">
+    <w:name w:val="heading 2"/>
+    <w:basedOn w:val="Normal"/>
+    <w:next w:val="BodyText"/>
+    <w:link w:val="Heading2Char"/>
+    <w:uiPriority w:val="9"/>
+    <w:semiHidden/>
+    <w:unhideWhenUsed/>
+    <w:qFormat/>
+    <w:rsid w:val="00A10FD9"/>
+    <w:pPr>
+      <w:keepNext/>
+      <w:keepLines/>
+      <w:spacing w:after="80" w:before="160"/>
+      <w:outlineLvl w:val="1"/>
+    </w:pPr>
+    <w:rPr>
+      <w:rFonts w:asciiTheme="majorHAnsi" w:cstheme="majorBidi" w:eastAsiaTheme="majorEastAsia" w:hAnsiTheme="majorHAnsi"/>
+      <w:color w:themeColor="accent1" w:themeShade="BF" w:val="0F4761"/>
       <w:sz w:val="32"/>
       <w:szCs w:val="32"/>
     </w:rPr>
   </w:style>
-  <w:style w:type="paragraph" w:styleId="Heading2">
-    <w:name w:val="Heading 2"/>
+  <w:style w:styleId="Heading3" w:type="paragraph">
+    <w:name w:val="heading 3"/>
     <w:basedOn w:val="Normal"/>
     <w:next w:val="BodyText"/>
+    <w:link w:val="Heading3Char"/>
     <w:uiPriority w:val="9"/>
+    <w:semiHidden/>
     <w:unhideWhenUsed/>
     <w:qFormat/>
+    <w:rsid w:val="00A10FD9"/>
     <w:pPr>
       <w:keepNext/>
       <w:keepLines/>
-      <w:spacing w:before="200" w:after="0"/>
-      <w:outlineLvl w:val="1"/>
+      <w:spacing w:after="80" w:before="160"/>
+      <w:outlineLvl w:val="2"/>
     </w:pPr>
     <w:rPr>
-      <w:rFonts w:asciiTheme="majorHAnsi" w:eastAsiaTheme="majorEastAsia" w:hAnsiTheme="majorHAnsi" w:cstheme="majorBidi"/>
-      <w:b/>
-      <w:bCs/>
-      <w:color w:val="4F81BD" w:themeColor="accent1"/>
+      <w:rFonts w:cstheme="majorBidi" w:eastAsiaTheme="majorEastAsia"/>
+      <w:color w:themeColor="accent1" w:themeShade="BF" w:val="0F4761"/>
       <w:sz w:val="28"/>
       <w:szCs w:val="28"/>
     </w:rPr>
   </w:style>
-  <w:style w:type="paragraph" w:styleId="Heading3">
-    <w:name w:val="Heading 3"/>
+  <w:style w:styleId="Heading4" w:type="paragraph">
+    <w:name w:val="heading 4"/>
     <w:basedOn w:val="Normal"/>
     <w:next w:val="BodyText"/>
+    <w:link w:val="Heading4Char"/>
     <w:uiPriority w:val="9"/>
+    <w:semiHidden/>
     <w:unhideWhenUsed/>
     <w:qFormat/>
+    <w:rsid w:val="00A10FD9"/>
     <w:pPr>
       <w:keepNext/>
       <w:keepLines/>
-      <w:spacing w:before="200" w:after="0"/>
-      <w:outlineLvl w:val="2"/>
+      <w:spacing w:after="40" w:before="80"/>
+      <w:outlineLvl w:val="3"/>
     </w:pPr>
     <w:rPr>
-      <w:rFonts w:asciiTheme="majorHAnsi" w:eastAsiaTheme="majorEastAsia" w:hAnsiTheme="majorHAnsi" w:cstheme="majorBidi"/>
-      <w:b/>
-      <w:bCs/>
-      <w:color w:val="4F81BD" w:themeColor="accent1"/>
-      <w:sz w:val="24"/>
-      <w:szCs w:val="24"/>
+      <w:rFonts w:cstheme="majorBidi" w:eastAsiaTheme="majorEastAsia"/>
+      <w:i/>
+      <w:iCs/>
+      <w:color w:themeColor="accent1" w:themeShade="BF" w:val="0F4761"/>
     </w:rPr>
   </w:style>
-  <w:style w:type="paragraph" w:styleId="Heading4">
-    <w:name w:val="Heading 4"/>
+  <w:style w:styleId="Heading5" w:type="paragraph">
+    <w:name w:val="heading 5"/>
     <w:basedOn w:val="Normal"/>
     <w:next w:val="BodyText"/>
+    <w:link w:val="Heading5Char"/>
     <w:uiPriority w:val="9"/>
+    <w:semiHidden/>
     <w:unhideWhenUsed/>
     <w:qFormat/>
+    <w:rsid w:val="00A10FD9"/>
     <w:pPr>
       <w:keepNext/>
       <w:keepLines/>
-      <w:spacing w:before="200" w:after="0"/>
-      <w:outlineLvl w:val="3"/>
+      <w:spacing w:after="40" w:before="80"/>
+      <w:outlineLvl w:val="4"/>
     </w:pPr>
     <w:rPr>
-      <w:rFonts w:asciiTheme="majorHAnsi" w:eastAsiaTheme="majorEastAsia" w:hAnsiTheme="majorHAnsi" w:cstheme="majorBidi"/>
-      <w:i/>
-      <w:bCs/>
-      <w:color w:val="4F81BD" w:themeColor="accent1"/>
-      <w:sz w:val="24"/>
-      <w:szCs w:val="24"/>
+      <w:rFonts w:cstheme="majorBidi" w:eastAsiaTheme="majorEastAsia"/>
+      <w:color w:themeColor="accent1" w:themeShade="BF" w:val="0F4761"/>
     </w:rPr>
   </w:style>
-  <w:style w:type="paragraph" w:styleId="Heading5">
-    <w:name w:val="Heading 5"/>
+  <w:style w:styleId="Heading6" w:type="paragraph">
+    <w:name w:val="heading 6"/>
     <w:basedOn w:val="Normal"/>
     <w:next w:val="BodyText"/>
+    <w:link w:val="Heading6Char"/>
     <w:uiPriority w:val="9"/>
+    <w:semiHidden/>
     <w:unhideWhenUsed/>
     <w:qFormat/>
+    <w:rsid w:val="00A10FD9"/>
     <w:pPr>
       <w:keepNext/>
       <w:keepLines/>
-      <w:spacing w:before="200" w:after="0"/>
-      <w:outlineLvl w:val="4"/>
+      <w:spacing w:after="0" w:before="40"/>
+      <w:outlineLvl w:val="5"/>
     </w:pPr>
     <w:rPr>
-      <w:rFonts w:asciiTheme="majorHAnsi" w:eastAsiaTheme="majorEastAsia" w:hAnsiTheme="majorHAnsi" w:cstheme="majorBidi"/>
+      <w:rFonts w:cstheme="majorBidi" w:eastAsiaTheme="majorEastAsia"/>
+      <w:i/>
       <w:iCs/>
-      <w:color w:val="4F81BD" w:themeColor="accent1"/>
-      <w:sz w:val="24"/>
-      <w:szCs w:val="24"/>
+      <w:color w:themeColor="text1" w:themeTint="A6" w:val="595959"/>
     </w:rPr>
   </w:style>
-  <w:style w:type="paragraph" w:styleId="Heading6">
-    <w:name w:val="Heading 6"/>
+  <w:style w:styleId="Heading7" w:type="paragraph">
+    <w:name w:val="heading 7"/>
     <w:basedOn w:val="Normal"/>
     <w:next w:val="BodyText"/>
+    <w:link w:val="Heading7Char"/>
     <w:uiPriority w:val="9"/>
+    <w:semiHidden/>
     <w:unhideWhenUsed/>
     <w:qFormat/>
+    <w:rsid w:val="00A10FD9"/>
     <w:pPr>
       <w:keepNext/>
       <w:keepLines/>
-      <w:spacing w:before="200" w:after="0"/>
-      <w:outlineLvl w:val="5"/>
+      <w:spacing w:after="0" w:before="40"/>
+      <w:outlineLvl w:val="6"/>
     </w:pPr>
     <w:rPr>
-      <w:rFonts w:asciiTheme="majorHAnsi" w:eastAsiaTheme="majorEastAsia" w:hAnsiTheme="majorHAnsi" w:cstheme="majorBidi"/>
-      <w:color w:val="4F81BD" w:themeColor="accent1"/>
-      <w:sz w:val="24"/>
-      <w:szCs w:val="24"/>
+      <w:rFonts w:cstheme="majorBidi" w:eastAsiaTheme="majorEastAsia"/>
+      <w:color w:themeColor="text1" w:themeTint="A6" w:val="595959"/>
     </w:rPr>
   </w:style>
-  <w:style w:type="paragraph" w:styleId="Heading7">
-    <w:name w:val="Heading 7"/>
+  <w:style w:styleId="Heading8" w:type="paragraph">
+    <w:name w:val="heading 8"/>
     <w:basedOn w:val="Normal"/>
     <w:next w:val="BodyText"/>
+    <w:link w:val="Heading8Char"/>
     <w:uiPriority w:val="9"/>
+    <w:semiHidden/>
     <w:unhideWhenUsed/>
     <w:qFormat/>
+    <w:rsid w:val="00A10FD9"/>
     <w:pPr>
       <w:keepNext/>
       <w:keepLines/>
-      <w:spacing w:before="200" w:after="0"/>
-      <w:outlineLvl w:val="6"/>
+      <w:spacing w:after="0"/>
+      <w:outlineLvl w:val="7"/>
     </w:pPr>
     <w:rPr>
-      <w:rFonts w:asciiTheme="majorHAnsi" w:eastAsiaTheme="majorEastAsia" w:hAnsiTheme="majorHAnsi" w:cstheme="majorBidi"/>
-      <w:color w:val="4F81BD" w:themeColor="accent1"/>
-      <w:sz w:val="24"/>
-      <w:szCs w:val="24"/>
+      <w:rFonts w:cstheme="majorBidi" w:eastAsiaTheme="majorEastAsia"/>
+      <w:i/>
+      <w:iCs/>
+      <w:color w:themeColor="text1" w:themeTint="D8" w:val="272727"/>
     </w:rPr>
   </w:style>
-  <w:style w:type="paragraph" w:styleId="Heading8">
-    <w:name w:val="Heading 8"/>
+  <w:style w:styleId="Heading9" w:type="paragraph">
+    <w:name w:val="heading 9"/>
     <w:basedOn w:val="Normal"/>
     <w:next w:val="BodyText"/>
+    <w:link w:val="Heading9Char"/>
     <w:uiPriority w:val="9"/>
+    <w:semiHidden/>
     <w:unhideWhenUsed/>
     <w:qFormat/>
+    <w:rsid w:val="00A10FD9"/>
     <w:pPr>
       <w:keepNext/>
       <w:keepLines/>
-      <w:spacing w:before="200" w:after="0"/>
-      <w:outlineLvl w:val="7"/>
-    </w:pPr>
-    <w:rPr>
-      <w:rFonts w:asciiTheme="majorHAnsi" w:eastAsiaTheme="majorEastAsia" w:hAnsiTheme="majorHAnsi" w:cstheme="majorBidi"/>
-      <w:color w:val="4F81BD" w:themeColor="accent1"/>
-      <w:sz w:val="24"/>
-      <w:szCs w:val="24"/>
-    </w:rPr>
-  </w:style>
-  <w:style w:type="paragraph" w:styleId="Heading9">
-    <w:name w:val="Heading 9"/>
-    <w:basedOn w:val="Normal"/>
-    <w:next w:val="BodyText"/>
-    <w:uiPriority w:val="9"/>
-    <w:unhideWhenUsed/>
-    <w:qFormat/>
-    <w:pPr>
-      <w:keepNext/>
-      <w:keepLines/>
-      <w:spacing w:before="200" w:after="0"/>
+      <w:spacing w:after="0"/>
       <w:outlineLvl w:val="8"/>
     </w:pPr>
     <w:rPr>
-      <w:rFonts w:asciiTheme="majorHAnsi" w:eastAsiaTheme="majorEastAsia" w:hAnsiTheme="majorHAnsi" w:cstheme="majorBidi"/>
-      <w:color w:val="4F81BD" w:themeColor="accent1"/>
-      <w:sz w:val="24"/>
-      <w:szCs w:val="24"/>
+      <w:rFonts w:cstheme="majorBidi" w:eastAsiaTheme="majorEastAsia"/>
+      <w:color w:themeColor="text1" w:themeTint="D8" w:val="272727"/>
     </w:rPr>
   </w:style>
-  <w:style w:type="paragraph" w:styleId="BlockText">
+  <w:style w:customStyle="1" w:styleId="Heading1Char" w:type="character">
+    <w:name w:val="Heading 1 Char"/>
+    <w:basedOn w:val="DefaultParagraphFont"/>
+    <w:link w:val="Heading1"/>
+    <w:uiPriority w:val="9"/>
+    <w:rsid w:val="00A10FD9"/>
+    <w:rPr>
+      <w:rFonts w:asciiTheme="majorHAnsi" w:cstheme="majorBidi" w:eastAsiaTheme="majorEastAsia" w:hAnsiTheme="majorHAnsi"/>
+      <w:color w:themeColor="accent1" w:themeShade="BF" w:val="0F4761"/>
+      <w:sz w:val="40"/>
+      <w:szCs w:val="40"/>
+    </w:rPr>
+  </w:style>
+  <w:style w:customStyle="1" w:styleId="Heading2Char" w:type="character">
+    <w:name w:val="Heading 2 Char"/>
+    <w:basedOn w:val="DefaultParagraphFont"/>
+    <w:link w:val="Heading2"/>
+    <w:uiPriority w:val="9"/>
+    <w:semiHidden/>
+    <w:rsid w:val="00A10FD9"/>
+    <w:rPr>
+      <w:rFonts w:asciiTheme="majorHAnsi" w:cstheme="majorBidi" w:eastAsiaTheme="majorEastAsia" w:hAnsiTheme="majorHAnsi"/>
+      <w:color w:themeColor="accent1" w:themeShade="BF" w:val="0F4761"/>
+      <w:sz w:val="32"/>
+      <w:szCs w:val="32"/>
+    </w:rPr>
+  </w:style>
+  <w:style w:customStyle="1" w:styleId="Heading3Char" w:type="character">
+    <w:name w:val="Heading 3 Char"/>
+    <w:basedOn w:val="DefaultParagraphFont"/>
+    <w:link w:val="Heading3"/>
+    <w:uiPriority w:val="9"/>
+    <w:semiHidden/>
+    <w:rsid w:val="00A10FD9"/>
+    <w:rPr>
+      <w:rFonts w:cstheme="majorBidi" w:eastAsiaTheme="majorEastAsia"/>
+      <w:color w:themeColor="accent1" w:themeShade="BF" w:val="0F4761"/>
+      <w:sz w:val="28"/>
+      <w:szCs w:val="28"/>
+    </w:rPr>
+  </w:style>
+  <w:style w:customStyle="1" w:styleId="Heading4Char" w:type="character">
+    <w:name w:val="Heading 4 Char"/>
+    <w:basedOn w:val="DefaultParagraphFont"/>
+    <w:link w:val="Heading4"/>
+    <w:uiPriority w:val="9"/>
+    <w:semiHidden/>
+    <w:rsid w:val="00A10FD9"/>
+    <w:rPr>
+      <w:rFonts w:cstheme="majorBidi" w:eastAsiaTheme="majorEastAsia"/>
+      <w:i/>
+      <w:iCs/>
+      <w:color w:themeColor="accent1" w:themeShade="BF" w:val="0F4761"/>
+    </w:rPr>
+  </w:style>
+  <w:style w:customStyle="1" w:styleId="Heading5Char" w:type="character">
+    <w:name w:val="Heading 5 Char"/>
+    <w:basedOn w:val="DefaultParagraphFont"/>
+    <w:link w:val="Heading5"/>
+    <w:uiPriority w:val="9"/>
+    <w:semiHidden/>
+    <w:rsid w:val="00A10FD9"/>
+    <w:rPr>
+      <w:rFonts w:cstheme="majorBidi" w:eastAsiaTheme="majorEastAsia"/>
+      <w:color w:themeColor="accent1" w:themeShade="BF" w:val="0F4761"/>
+    </w:rPr>
+  </w:style>
+  <w:style w:customStyle="1" w:styleId="Heading6Char" w:type="character">
+    <w:name w:val="Heading 6 Char"/>
+    <w:basedOn w:val="DefaultParagraphFont"/>
+    <w:link w:val="Heading6"/>
+    <w:uiPriority w:val="9"/>
+    <w:semiHidden/>
+    <w:rsid w:val="00A10FD9"/>
+    <w:rPr>
+      <w:rFonts w:cstheme="majorBidi" w:eastAsiaTheme="majorEastAsia"/>
+      <w:i/>
+      <w:iCs/>
+      <w:color w:themeColor="text1" w:themeTint="A6" w:val="595959"/>
+    </w:rPr>
+  </w:style>
+  <w:style w:customStyle="1" w:styleId="Heading7Char" w:type="character">
+    <w:name w:val="Heading 7 Char"/>
+    <w:basedOn w:val="DefaultParagraphFont"/>
+    <w:link w:val="Heading7"/>
+    <w:uiPriority w:val="9"/>
+    <w:semiHidden/>
+    <w:rsid w:val="00A10FD9"/>
+    <w:rPr>
+      <w:rFonts w:cstheme="majorBidi" w:eastAsiaTheme="majorEastAsia"/>
+      <w:color w:themeColor="text1" w:themeTint="A6" w:val="595959"/>
+    </w:rPr>
+  </w:style>
+  <w:style w:customStyle="1" w:styleId="Heading8Char" w:type="character">
+    <w:name w:val="Heading 8 Char"/>
+    <w:basedOn w:val="DefaultParagraphFont"/>
+    <w:link w:val="Heading8"/>
+    <w:uiPriority w:val="9"/>
+    <w:semiHidden/>
+    <w:rsid w:val="00A10FD9"/>
+    <w:rPr>
+      <w:rFonts w:cstheme="majorBidi" w:eastAsiaTheme="majorEastAsia"/>
+      <w:i/>
+      <w:iCs/>
+      <w:color w:themeColor="text1" w:themeTint="D8" w:val="272727"/>
+    </w:rPr>
+  </w:style>
+  <w:style w:customStyle="1" w:styleId="Heading9Char" w:type="character">
+    <w:name w:val="Heading 9 Char"/>
+    <w:basedOn w:val="DefaultParagraphFont"/>
+    <w:link w:val="Heading9"/>
+    <w:uiPriority w:val="9"/>
+    <w:semiHidden/>
+    <w:rsid w:val="00A10FD9"/>
+    <w:rPr>
+      <w:rFonts w:cstheme="majorBidi" w:eastAsiaTheme="majorEastAsia"/>
+      <w:color w:themeColor="text1" w:themeTint="D8" w:val="272727"/>
+    </w:rPr>
+  </w:style>
+  <w:style w:styleId="BlockText" w:type="paragraph">
     <w:name w:val="Block Text"/>
     <w:basedOn w:val="BodyText"/>
     <w:next w:val="BodyText"/>
@@ -9451,11 +9982,11 @@
     <w:unhideWhenUsed/>
     <w:qFormat/>
     <w:pPr>
-      <w:spacing w:before="100" w:after="100"/>
+      <w:spacing w:after="100" w:before="100"/>
       <w:ind w:firstLine="0" w:left="480" w:right="480"/>
     </w:pPr>
   </w:style>
-  <w:style w:type="paragraph" w:styleId="FootnoteText">
+  <w:style w:styleId="FootnoteText" w:type="paragraph">
     <w:name w:val="Footnote Text"/>
     <w:basedOn w:val="Normal"/>
     <w:next w:val="FootnoteText"/>
@@ -9463,28 +9994,48 @@
     <w:unhideWhenUsed/>
     <w:qFormat/>
   </w:style>
-  <w:style w:type="character" w:default="1" w:styleId="DefaultParagraphFont">
+  <w:style w:styleId="FootnoteBlockText" w:type="paragraph">
+    <w:name w:val="Footnote Block Text"/>
+    <w:basedOn w:val="FootnoteText"/>
+    <w:next w:val="FootnoteText"/>
+    <w:uiPriority w:val="9"/>
+    <w:unhideWhenUsed/>
+    <w:qFormat/>
+    <w:pPr>
+      <w:spacing w:after="100" w:before="100"/>
+      <w:ind w:firstLine="0" w:left="480" w:right="480"/>
+    </w:pPr>
+  </w:style>
+  <w:style w:default="1" w:styleId="DefaultParagraphFont" w:type="character">
     <w:name w:val="Default Paragraph Font"/>
     <w:semiHidden/>
     <w:unhideWhenUsed/>
   </w:style>
-  <w:style w:type="table" w:default="1" w:styleId="Table">
+  <w:style w:default="1" w:styleId="Table" w:type="table">
     <w:name w:val="Table"/>
     <w:basedOn w:val="TableNormal"/>
     <w:semiHidden/>
     <w:unhideWhenUsed/>
     <w:qFormat/>
     <w:tblPr>
-      <w:tblInd w:w="0" w:type="dxa"/>
+      <w:tblInd w:type="dxa" w:w="0"/>
       <w:tblCellMar>
-        <w:top w:w="0" w:type="dxa"/>
-        <w:left w:w="108" w:type="dxa"/>
-        <w:bottom w:w="0" w:type="dxa"/>
-        <w:right w:w="108" w:type="dxa"/>
+        <w:top w:type="dxa" w:w="0"/>
+        <w:left w:type="dxa" w:w="108"/>
+        <w:bottom w:type="dxa" w:w="0"/>
+        <w:right w:type="dxa" w:w="108"/>
       </w:tblCellMar>
     </w:tblPr>
+    <w:tblStylePr w:type="firstRow">
+      <w:tcPr>
+        <w:tcBorders>
+          <w:bottom w:val="single"/>
+        </w:tcBorders>
+        <w:vAlign w:val="bottom"/>
+      </w:tcPr>
+    </w:tblStylePr>
   </w:style>
-  <w:style w:type="paragraph" w:customStyle="1" w:styleId="DefinitionTerm">
+  <w:style w:customStyle="1" w:styleId="DefinitionTerm" w:type="paragraph">
     <w:name w:val="Definition Term"/>
     <w:basedOn w:val="Normal"/>
     <w:next w:val="Definition"/>
@@ -9497,49 +10048,49 @@
       <w:b/>
     </w:rPr>
   </w:style>
-  <w:style w:type="paragraph" w:customStyle="1" w:styleId="Definition">
+  <w:style w:customStyle="1" w:styleId="Definition" w:type="paragraph">
     <w:name w:val="Definition"/>
     <w:basedOn w:val="Normal"/>
   </w:style>
-  <w:style w:type="paragraph" w:styleId="Caption">
+  <w:style w:styleId="Caption" w:type="paragraph">
     <w:name w:val="Caption"/>
     <w:basedOn w:val="Normal"/>
     <w:link w:val="BodyTextChar"/>
     <w:pPr>
-      <w:spacing w:before="0" w:after="120"/>
+      <w:spacing w:after="120" w:before="0"/>
     </w:pPr>
     <w:rPr>
       <w:i/>
     </w:rPr>
   </w:style>
-  <w:style w:type="paragraph" w:customStyle="1" w:styleId="TableCaption">
+  <w:style w:customStyle="1" w:styleId="TableCaption" w:type="paragraph">
     <w:name w:val="Table Caption"/>
     <w:basedOn w:val="Caption"/>
     <w:pPr>
       <w:keepNext/>
     </w:pPr>
   </w:style>
-  <w:style w:type="paragraph" w:customStyle="1" w:styleId="ImageCaption">
+  <w:style w:customStyle="1" w:styleId="ImageCaption" w:type="paragraph">
     <w:name w:val="Image Caption"/>
     <w:basedOn w:val="Caption"/>
   </w:style>
-  <w:style w:type="paragraph" w:customStyle="1" w:styleId="Figure">
+  <w:style w:customStyle="1" w:styleId="Figure" w:type="paragraph">
     <w:name w:val="Figure"/>
     <w:basedOn w:val="Normal"/>
   </w:style>
-  <w:style w:type="paragraph" w:customStyle="1" w:styleId="CaptionedFigure">
+  <w:style w:customStyle="1" w:styleId="CaptionedFigure" w:type="paragraph">
     <w:name w:val="Captioned Figure"/>
     <w:basedOn w:val="Figure"/>
     <w:pPr>
       <w:keepNext/>
     </w:pPr>
   </w:style>
-  <w:style w:type="character" w:customStyle="1" w:styleId="BodyTextChar">
+  <w:style w:customStyle="1" w:styleId="BodyTextChar" w:type="character">
     <w:name w:val="Body Text Char"/>
     <w:basedOn w:val="DefaultParagraphFont"/>
     <w:link w:val="BodyText"/>
   </w:style>
-  <w:style w:type="character" w:customStyle="1" w:styleId="VerbatimChar">
+  <w:style w:customStyle="1" w:styleId="VerbatimChar" w:type="character">
     <w:name w:val="Verbatim Char"/>
     <w:basedOn w:val="BodyTextChar"/>
     <w:rPr>
@@ -9547,21 +10098,25 @@
       <w:sz w:val="22"/>
     </w:rPr>
   </w:style>
-  <w:style w:type="character" w:styleId="FootnoteReference">
+  <w:style w:customStyle="1" w:styleId="SectionNumber" w:type="character">
+    <w:name w:val="Section Number"/>
+    <w:basedOn w:val="BodyTextChar"/>
+  </w:style>
+  <w:style w:styleId="FootnoteReference" w:type="character">
     <w:name w:val="Footnote Reference"/>
     <w:basedOn w:val="BodyTextChar"/>
     <w:rPr>
       <w:vertAlign w:val="superscript"/>
     </w:rPr>
   </w:style>
-  <w:style w:type="character" w:styleId="Hyperlink">
+  <w:style w:styleId="Hyperlink" w:type="character">
     <w:name w:val="Hyperlink"/>
     <w:basedOn w:val="BodyTextChar"/>
     <w:rPr>
-      <w:color w:val="4F81BD" w:themeColor="accent1"/>
+      <w:color w:themeColor="accent1" w:val="4F81BD"/>
     </w:rPr>
   </w:style>
-  <w:style w:type="paragraph" w:styleId="TOCHeading">
+  <w:style w:styleId="TOCHeading" w:type="paragraph">
     <w:name w:val="TOC Heading"/>
     <w:basedOn w:val="Heading1"/>
     <w:next w:val="BodyText"/>
@@ -9573,10 +10128,10 @@
       <w:outlineLvl w:val="9"/>
     </w:pPr>
     <w:rPr>
-      <w:rFonts w:asciiTheme="majorHAnsi" w:eastAsiaTheme="majorEastAsia" w:hAnsiTheme="majorHAnsi" w:cstheme="majorBidi"/>
+      <w:rFonts w:asciiTheme="majorHAnsi" w:cstheme="majorBidi" w:eastAsiaTheme="majorEastAsia" w:hAnsiTheme="majorHAnsi"/>
       <w:b w:val="0"/>
       <w:bCs w:val="0"/>
-      <w:color w:val="365F91" w:themeColor="accent1" w:themeShade="BF"/>
+      <w:color w:themeColor="accent1" w:themeShade="BF" w:val="365F91"/>
     </w:rPr>
   </w:style>
   <w:style w:type="paragraph" w:customStyle="1" w:styleId="SourceCode">
@@ -9591,8 +10146,8 @@
     <w:name w:val="KeywordTok"/>
     <w:basedOn w:val="VerbatimChar"/>
     <w:rPr>
+      <w:b/>
       <w:color w:val="007020"/>
-      <w:b/>
     </w:rPr>
   </w:style>
   <w:style w:type="character" w:customStyle="1" w:styleId="DataTypeTok">
@@ -9668,40 +10223,43 @@
   <w:style w:type="character" w:customStyle="1" w:styleId="ImportTok">
     <w:name w:val="ImportTok"/>
     <w:basedOn w:val="VerbatimChar"/>
-    <w:rPr/>
+    <w:rPr>
+      <w:b/>
+      <w:color w:val="008000"/>
+    </w:rPr>
   </w:style>
   <w:style w:type="character" w:customStyle="1" w:styleId="CommentTok">
     <w:name w:val="CommentTok"/>
     <w:basedOn w:val="VerbatimChar"/>
     <w:rPr>
+      <w:i/>
       <w:color w:val="60a0b0"/>
-      <w:i/>
     </w:rPr>
   </w:style>
   <w:style w:type="character" w:customStyle="1" w:styleId="DocumentationTok">
     <w:name w:val="DocumentationTok"/>
     <w:basedOn w:val="VerbatimChar"/>
     <w:rPr>
+      <w:i/>
       <w:color w:val="ba2121"/>
-      <w:i/>
     </w:rPr>
   </w:style>
   <w:style w:type="character" w:customStyle="1" w:styleId="AnnotationTok">
     <w:name w:val="AnnotationTok"/>
     <w:basedOn w:val="VerbatimChar"/>
     <w:rPr>
-      <w:color w:val="60a0b0"/>
       <w:b/>
       <w:i/>
+      <w:color w:val="60a0b0"/>
     </w:rPr>
   </w:style>
   <w:style w:type="character" w:customStyle="1" w:styleId="CommentVarTok">
     <w:name w:val="CommentVarTok"/>
     <w:basedOn w:val="VerbatimChar"/>
     <w:rPr>
-      <w:color w:val="60a0b0"/>
       <w:b/>
       <w:i/>
+      <w:color w:val="60a0b0"/>
     </w:rPr>
   </w:style>
   <w:style w:type="character" w:customStyle="1" w:styleId="OtherTok">
@@ -9729,8 +10287,8 @@
     <w:name w:val="ControlFlowTok"/>
     <w:basedOn w:val="VerbatimChar"/>
     <w:rPr>
+      <w:b/>
       <w:color w:val="007020"/>
-      <w:b/>
     </w:rPr>
   </w:style>
   <w:style w:type="character" w:customStyle="1" w:styleId="OperatorTok">
@@ -9743,7 +10301,9 @@
   <w:style w:type="character" w:customStyle="1" w:styleId="BuiltInTok">
     <w:name w:val="BuiltInTok"/>
     <w:basedOn w:val="VerbatimChar"/>
-    <w:rPr/>
+    <w:rPr>
+      <w:color w:val="008000"/>
+    </w:rPr>
   </w:style>
   <w:style w:type="character" w:customStyle="1" w:styleId="ExtensionTok">
     <w:name w:val="ExtensionTok"/>
@@ -9773,34 +10333,34 @@
     <w:name w:val="InformationTok"/>
     <w:basedOn w:val="VerbatimChar"/>
     <w:rPr>
-      <w:color w:val="60a0b0"/>
       <w:b/>
       <w:i/>
+      <w:color w:val="60a0b0"/>
     </w:rPr>
   </w:style>
   <w:style w:type="character" w:customStyle="1" w:styleId="WarningTok">
     <w:name w:val="WarningTok"/>
     <w:basedOn w:val="VerbatimChar"/>
     <w:rPr>
-      <w:color w:val="60a0b0"/>
       <w:b/>
       <w:i/>
+      <w:color w:val="60a0b0"/>
     </w:rPr>
   </w:style>
   <w:style w:type="character" w:customStyle="1" w:styleId="AlertTok">
     <w:name w:val="AlertTok"/>
     <w:basedOn w:val="VerbatimChar"/>
     <w:rPr>
+      <w:b/>
       <w:color w:val="ff0000"/>
-      <w:b/>
     </w:rPr>
   </w:style>
   <w:style w:type="character" w:customStyle="1" w:styleId="ErrorTok">
     <w:name w:val="ErrorTok"/>
     <w:basedOn w:val="VerbatimChar"/>
     <w:rPr>
+      <w:b/>
       <w:color w:val="ff0000"/>
-      <w:b/>
     </w:rPr>
   </w:style>
   <w:style w:type="character" w:customStyle="1" w:styleId="NormalTok">
@@ -9822,44 +10382,44 @@
         <a:sysClr val="window" lastClr="FFFFFF"/>
       </a:lt1>
       <a:dk2>
-        <a:srgbClr val="1F497D"/>
+        <a:srgbClr val="0E2841"/>
       </a:dk2>
       <a:lt2>
-        <a:srgbClr val="EEECE1"/>
+        <a:srgbClr val="E8E8E8"/>
       </a:lt2>
       <a:accent1>
-        <a:srgbClr val="4F81BD"/>
+        <a:srgbClr val="156082"/>
       </a:accent1>
       <a:accent2>
-        <a:srgbClr val="C0504D"/>
+        <a:srgbClr val="E97132"/>
       </a:accent2>
       <a:accent3>
-        <a:srgbClr val="9BBB59"/>
+        <a:srgbClr val="196B24"/>
       </a:accent3>
       <a:accent4>
-        <a:srgbClr val="8064A2"/>
+        <a:srgbClr val="0F9ED5"/>
       </a:accent4>
       <a:accent5>
-        <a:srgbClr val="4BACC6"/>
+        <a:srgbClr val="A02B93"/>
       </a:accent5>
       <a:accent6>
-        <a:srgbClr val="F79646"/>
+        <a:srgbClr val="4EA72E"/>
       </a:accent6>
       <a:hlink>
-        <a:srgbClr val="0000FF"/>
+        <a:srgbClr val="467886"/>
       </a:hlink>
       <a:folHlink>
-        <a:srgbClr val="800080"/>
+        <a:srgbClr val="96607D"/>
       </a:folHlink>
     </a:clrScheme>
     <a:fontScheme name="Office">
       <a:majorFont>
-        <a:latin typeface="Calibri"/>
+        <a:latin typeface="Aptos Display" panose="02110004020202020204"/>
         <a:ea typeface=""/>
         <a:cs typeface=""/>
-        <a:font script="Jpan" typeface="ＭＳ ゴシック"/>
+        <a:font script="Jpan" typeface="游ゴシック Light"/>
         <a:font script="Hang" typeface="맑은 고딕"/>
-        <a:font script="Hans" typeface="宋体"/>
+        <a:font script="Hans" typeface="等线 Light"/>
         <a:font script="Hant" typeface="新細明體"/>
         <a:font script="Arab" typeface="Times New Roman"/>
         <a:font script="Hebr" typeface="Times New Roman"/>
@@ -9886,14 +10446,32 @@
         <a:font script="Mong" typeface="Mongolian Baiti"/>
         <a:font script="Viet" typeface="Times New Roman"/>
         <a:font script="Uigh" typeface="Microsoft Uighur"/>
+        <a:font script="Geor" typeface="Sylfaen"/>
+        <a:font script="Armn" typeface="Arial"/>
+        <a:font script="Bugi" typeface="Leelawadee UI"/>
+        <a:font script="Bopo" typeface="Microsoft JhengHei"/>
+        <a:font script="Java" typeface="Javanese Text"/>
+        <a:font script="Lisu" typeface="Segoe UI"/>
+        <a:font script="Mymr" typeface="Myanmar Text"/>
+        <a:font script="Nkoo" typeface="Ebrima"/>
+        <a:font script="Olck" typeface="Nirmala UI"/>
+        <a:font script="Osma" typeface="Ebrima"/>
+        <a:font script="Phag" typeface="Phagspa"/>
+        <a:font script="Syrn" typeface="Estrangelo Edessa"/>
+        <a:font script="Syrj" typeface="Estrangelo Edessa"/>
+        <a:font script="Syre" typeface="Estrangelo Edessa"/>
+        <a:font script="Sora" typeface="Nirmala UI"/>
+        <a:font script="Tale" typeface="Microsoft Tai Le"/>
+        <a:font script="Talu" typeface="Microsoft New Tai Lue"/>
+        <a:font script="Tfng" typeface="Ebrima"/>
       </a:majorFont>
       <a:minorFont>
-        <a:latin typeface="Cambria"/>
+        <a:latin typeface="Aptos" panose="02110004020202020204"/>
         <a:ea typeface=""/>
         <a:cs typeface=""/>
-        <a:font script="Jpan" typeface="ＭＳ 明朝"/>
+        <a:font script="Jpan" typeface="游明朝"/>
         <a:font script="Hang" typeface="맑은 고딕"/>
-        <a:font script="Hans" typeface="宋体"/>
+        <a:font script="Hans" typeface="等线"/>
         <a:font script="Hant" typeface="新細明體"/>
         <a:font script="Arab" typeface="Arial"/>
         <a:font script="Hebr" typeface="Arial"/>
@@ -9920,6 +10498,24 @@
         <a:font script="Mong" typeface="Mongolian Baiti"/>
         <a:font script="Viet" typeface="Arial"/>
         <a:font script="Uigh" typeface="Microsoft Uighur"/>
+        <a:font script="Geor" typeface="Sylfaen"/>
+        <a:font script="Armn" typeface="Arial"/>
+        <a:font script="Bugi" typeface="Leelawadee UI"/>
+        <a:font script="Bopo" typeface="Microsoft JhengHei"/>
+        <a:font script="Java" typeface="Javanese Text"/>
+        <a:font script="Lisu" typeface="Segoe UI"/>
+        <a:font script="Mymr" typeface="Myanmar Text"/>
+        <a:font script="Nkoo" typeface="Ebrima"/>
+        <a:font script="Olck" typeface="Nirmala UI"/>
+        <a:font script="Osma" typeface="Ebrima"/>
+        <a:font script="Phag" typeface="Phagspa"/>
+        <a:font script="Syrn" typeface="Estrangelo Edessa"/>
+        <a:font script="Syrj" typeface="Estrangelo Edessa"/>
+        <a:font script="Syre" typeface="Estrangelo Edessa"/>
+        <a:font script="Sora" typeface="Nirmala UI"/>
+        <a:font script="Tale" typeface="Microsoft Tai Le"/>
+        <a:font script="Talu" typeface="Microsoft New Tai Lue"/>
+        <a:font script="Tfng" typeface="Ebrima"/>
       </a:minorFont>
     </a:fontScheme>
     <a:fmtScheme name="Office">
@@ -9931,200 +10527,141 @@
           <a:gsLst>
             <a:gs pos="0">
               <a:schemeClr val="phClr">
-                <a:tint val="50000"/>
-                <a:satMod val="300000"/>
+                <a:lumMod val="110000"/>
+                <a:satMod val="105000"/>
+                <a:tint val="67000"/>
               </a:schemeClr>
             </a:gs>
-            <a:gs pos="35000">
+            <a:gs pos="50000">
               <a:schemeClr val="phClr">
-                <a:tint val="37000"/>
-                <a:satMod val="300000"/>
+                <a:lumMod val="105000"/>
+                <a:satMod val="103000"/>
+                <a:tint val="73000"/>
               </a:schemeClr>
             </a:gs>
             <a:gs pos="100000">
               <a:schemeClr val="phClr">
-                <a:tint val="15000"/>
-                <a:satMod val="350000"/>
+                <a:lumMod val="105000"/>
+                <a:satMod val="109000"/>
+                <a:tint val="81000"/>
               </a:schemeClr>
             </a:gs>
           </a:gsLst>
-          <a:lin ang="16200000" scaled="1"/>
+          <a:lin ang="5400000" scaled="0"/>
         </a:gradFill>
         <a:gradFill rotWithShape="1">
           <a:gsLst>
             <a:gs pos="0">
               <a:schemeClr val="phClr">
-                <a:tint val="100000"/>
+                <a:satMod val="103000"/>
+                <a:lumMod val="102000"/>
+                <a:tint val="94000"/>
+              </a:schemeClr>
+            </a:gs>
+            <a:gs pos="50000">
+              <a:schemeClr val="phClr">
+                <a:satMod val="110000"/>
+                <a:lumMod val="100000"/>
                 <a:shade val="100000"/>
-                <a:satMod val="130000"/>
               </a:schemeClr>
             </a:gs>
             <a:gs pos="100000">
               <a:schemeClr val="phClr">
-                <a:tint val="50000"/>
-                <a:shade val="100000"/>
-                <a:satMod val="350000"/>
+                <a:lumMod val="99000"/>
+                <a:satMod val="120000"/>
+                <a:shade val="78000"/>
               </a:schemeClr>
             </a:gs>
           </a:gsLst>
-          <a:lin ang="16200000" scaled="0"/>
+          <a:lin ang="5400000" scaled="0"/>
         </a:gradFill>
       </a:fillStyleLst>
       <a:lnStyleLst>
-        <a:ln w="9525" cap="flat" cmpd="sng" algn="ctr">
-          <a:solidFill>
-            <a:schemeClr val="phClr">
-              <a:shade val="95000"/>
-              <a:satMod val="105000"/>
-            </a:schemeClr>
-          </a:solidFill>
-          <a:prstDash val="solid"/>
-        </a:ln>
-        <a:ln w="25400" cap="flat" cmpd="sng" algn="ctr">
+        <a:ln w="6350" cap="flat" cmpd="sng" algn="ctr">
           <a:solidFill>
             <a:schemeClr val="phClr"/>
           </a:solidFill>
           <a:prstDash val="solid"/>
+          <a:miter lim="800000"/>
         </a:ln>
-        <a:ln w="38100" cap="flat" cmpd="sng" algn="ctr">
+        <a:ln w="12700" cap="flat" cmpd="sng" algn="ctr">
           <a:solidFill>
             <a:schemeClr val="phClr"/>
           </a:solidFill>
           <a:prstDash val="solid"/>
+          <a:miter lim="800000"/>
+        </a:ln>
+        <a:ln w="19050" cap="flat" cmpd="sng" algn="ctr">
+          <a:solidFill>
+            <a:schemeClr val="phClr"/>
+          </a:solidFill>
+          <a:prstDash val="solid"/>
+          <a:miter lim="800000"/>
         </a:ln>
       </a:lnStyleLst>
       <a:effectStyleLst>
         <a:effectStyle>
+          <a:effectLst/>
+        </a:effectStyle>
+        <a:effectStyle>
+          <a:effectLst/>
+        </a:effectStyle>
+        <a:effectStyle>
           <a:effectLst>
-            <a:outerShdw blurRad="40000" dist="20000" dir="5400000" rotWithShape="0">
+            <a:outerShdw blurRad="57150" dist="19050" dir="5400000" algn="ctr" rotWithShape="0">
               <a:srgbClr val="000000">
-                <a:alpha val="38000"/>
+                <a:alpha val="63000"/>
               </a:srgbClr>
             </a:outerShdw>
           </a:effectLst>
-        </a:effectStyle>
-        <a:effectStyle>
-          <a:effectLst>
-            <a:outerShdw blurRad="40000" dist="23000" dir="5400000" rotWithShape="0">
-              <a:srgbClr val="000000">
-                <a:alpha val="35000"/>
-              </a:srgbClr>
-            </a:outerShdw>
-          </a:effectLst>
-        </a:effectStyle>
-        <a:effectStyle>
-          <a:effectLst>
-            <a:outerShdw blurRad="40000" dist="23000" dir="5400000" rotWithShape="0">
-              <a:srgbClr val="000000">
-                <a:alpha val="35000"/>
-              </a:srgbClr>
-            </a:outerShdw>
-          </a:effectLst>
-          <a:scene3d>
-            <a:camera prst="orthographicFront">
-              <a:rot lat="0" lon="0" rev="0"/>
-            </a:camera>
-            <a:lightRig rig="threePt" dir="t">
-              <a:rot lat="0" lon="0" rev="1200000"/>
-            </a:lightRig>
-          </a:scene3d>
-          <a:sp3d>
-            <a:bevelT w="63500" h="25400"/>
-          </a:sp3d>
         </a:effectStyle>
       </a:effectStyleLst>
       <a:bgFillStyleLst>
         <a:solidFill>
           <a:schemeClr val="phClr"/>
         </a:solidFill>
+        <a:solidFill>
+          <a:schemeClr val="phClr">
+            <a:tint val="95000"/>
+            <a:satMod val="170000"/>
+          </a:schemeClr>
+        </a:solidFill>
         <a:gradFill rotWithShape="1">
           <a:gsLst>
             <a:gs pos="0">
               <a:schemeClr val="phClr">
-                <a:tint val="40000"/>
-                <a:satMod val="350000"/>
+                <a:tint val="93000"/>
+                <a:satMod val="150000"/>
+                <a:shade val="98000"/>
+                <a:lumMod val="102000"/>
               </a:schemeClr>
             </a:gs>
-            <a:gs pos="40000">
+            <a:gs pos="50000">
               <a:schemeClr val="phClr">
-                <a:tint val="45000"/>
-                <a:shade val="99000"/>
-                <a:satMod val="350000"/>
+                <a:tint val="98000"/>
+                <a:satMod val="130000"/>
+                <a:shade val="90000"/>
+                <a:lumMod val="103000"/>
               </a:schemeClr>
             </a:gs>
             <a:gs pos="100000">
               <a:schemeClr val="phClr">
-                <a:shade val="20000"/>
-                <a:satMod val="255000"/>
+                <a:shade val="63000"/>
+                <a:satMod val="120000"/>
               </a:schemeClr>
             </a:gs>
           </a:gsLst>
-          <a:path path="circle">
-            <a:fillToRect l="50000" t="-80000" r="50000" b="180000"/>
-          </a:path>
-        </a:gradFill>
-        <a:gradFill rotWithShape="1">
-          <a:gsLst>
-            <a:gs pos="0">
-              <a:schemeClr val="phClr">
-                <a:tint val="80000"/>
-                <a:satMod val="300000"/>
-              </a:schemeClr>
-            </a:gs>
-            <a:gs pos="100000">
-              <a:schemeClr val="phClr">
-                <a:shade val="30000"/>
-                <a:satMod val="200000"/>
-              </a:schemeClr>
-            </a:gs>
-          </a:gsLst>
-          <a:path path="circle">
-            <a:fillToRect l="50000" t="50000" r="50000" b="50000"/>
-          </a:path>
+          <a:lin ang="5400000" scaled="0"/>
         </a:gradFill>
       </a:bgFillStyleLst>
     </a:fmtScheme>
   </a:themeElements>
-  <a:objectDefaults>
-    <a:spDef>
-      <a:spPr/>
-      <a:bodyPr/>
-      <a:lstStyle/>
-      <a:style>
-        <a:lnRef idx="1">
-          <a:schemeClr val="accent1"/>
-        </a:lnRef>
-        <a:fillRef idx="3">
-          <a:schemeClr val="accent1"/>
-        </a:fillRef>
-        <a:effectRef idx="2">
-          <a:schemeClr val="accent1"/>
-        </a:effectRef>
-        <a:fontRef idx="minor">
-          <a:schemeClr val="lt1"/>
-        </a:fontRef>
-      </a:style>
-    </a:spDef>
-    <a:lnDef>
-      <a:spPr/>
-      <a:bodyPr/>
-      <a:lstStyle/>
-      <a:style>
-        <a:lnRef idx="2">
-          <a:schemeClr val="accent1"/>
-        </a:lnRef>
-        <a:fillRef idx="0">
-          <a:schemeClr val="accent1"/>
-        </a:fillRef>
-        <a:effectRef idx="1">
-          <a:schemeClr val="accent1"/>
-        </a:effectRef>
-        <a:fontRef idx="minor">
-          <a:schemeClr val="tx1"/>
-        </a:fontRef>
-      </a:style>
-    </a:lnDef>
-  </a:objectDefaults>
+  <a:objectDefaults/>
   <a:extraClrSchemeLst/>
+  <a:extLst>
+    <a:ext uri="{05A4C25C-085E-4340-85A3-A5531E510DB2}">
+      <thm15:themeFamily xmlns:thm15="http://schemas.microsoft.com/office/thememl/2012/main" name="Office Theme" id="{2E142A2C-CD16-42D6-873A-C26D2A0506FA}" vid="{1BDDFF52-6CD6-40A5-AB3C-68EB2F1E4D0A}"/>
+    </a:ext>
+  </a:extLst>
 </a:theme>
 </file>